--- a/Plan de proyecto Nyuron.docx
+++ b/Plan de proyecto Nyuron.docx
@@ -1767,23 +1767,13 @@
                 <w:szCs w:val="24"/>
               </w:rPr>
             </w:pPr>
-            <w:proofErr w:type="spellStart"/>
             <w:r>
               <w:rPr>
                 <w:color w:val="000000"/>
                 <w:sz w:val="24"/>
                 <w:szCs w:val="24"/>
               </w:rPr>
-              <w:t>Creacion</w:t>
-            </w:r>
-            <w:proofErr w:type="spellEnd"/>
-            <w:r>
-              <w:rPr>
-                <w:color w:val="000000"/>
-                <w:sz w:val="24"/>
-                <w:szCs w:val="24"/>
-              </w:rPr>
-              <w:t xml:space="preserve"> de documento</w:t>
+              <w:t>Creacion de documento</w:t>
             </w:r>
           </w:p>
         </w:tc>
@@ -2340,17 +2330,8 @@
                 <w:b/>
                 <w:color w:val="000000"/>
               </w:rPr>
-              <w:t xml:space="preserve">Mauricio Carrillo </w:t>
-            </w:r>
-            <w:proofErr w:type="spellStart"/>
-            <w:r>
-              <w:rPr>
-                <w:b/>
-                <w:color w:val="000000"/>
-              </w:rPr>
-              <w:t>Benitez</w:t>
-            </w:r>
-            <w:proofErr w:type="spellEnd"/>
+              <w:t>Mauricio Carrillo Benitez</w:t>
+            </w:r>
           </w:p>
         </w:tc>
         <w:tc>
@@ -2678,21 +2659,7 @@
         <w:rPr>
           <w:lang w:val="es-ES"/>
         </w:rPr>
-        <w:t>El propósito del plan de proyecto es guiar y controlar el desarrollo de “</w:t>
-      </w:r>
-      <w:proofErr w:type="spellStart"/>
-      <w:r>
-        <w:rPr>
-          <w:lang w:val="es-ES"/>
-        </w:rPr>
-        <w:t>Nyuron</w:t>
-      </w:r>
-      <w:proofErr w:type="spellEnd"/>
-      <w:r>
-        <w:rPr>
-          <w:lang w:val="es-ES"/>
-        </w:rPr>
-        <w:t>” mediante un</w:t>
+        <w:t>El propósito del plan de proyecto es guiar y controlar el desarrollo de “Nyuron” mediante un</w:t>
       </w:r>
       <w:r>
         <w:rPr>
@@ -3000,21 +2967,7 @@
         <w:rPr>
           <w:lang w:val="es-ES"/>
         </w:rPr>
-        <w:t xml:space="preserve">Integración con plataformas externas o </w:t>
-      </w:r>
-      <w:proofErr w:type="spellStart"/>
-      <w:r>
-        <w:rPr>
-          <w:lang w:val="es-ES"/>
-        </w:rPr>
-        <w:t>microtransacciones</w:t>
-      </w:r>
-      <w:proofErr w:type="spellEnd"/>
-      <w:r>
-        <w:rPr>
-          <w:lang w:val="es-ES"/>
-        </w:rPr>
-        <w:t>.</w:t>
+        <w:t>Integración con plataformas externas o microtransacciones.</w:t>
       </w:r>
     </w:p>
     <w:p>
@@ -3059,15 +3012,7 @@
     </w:p>
     <w:p>
       <w:r>
-        <w:t xml:space="preserve">El proyecto se desarrolla con la metodología ágil Scrum, estructurado en </w:t>
-      </w:r>
-      <w:proofErr w:type="spellStart"/>
-      <w:r>
-        <w:t>sprints</w:t>
-      </w:r>
-      <w:proofErr w:type="spellEnd"/>
-      <w:r>
-        <w:t xml:space="preserve"> de dos semanas, con entregas incrementales del producto</w:t>
+        <w:t>El proyecto se desarrolla con la metodología ágil Scrum, estructurado en sprints de dos semanas, con entregas incrementales del producto</w:t>
       </w:r>
     </w:p>
     <w:p>
@@ -3093,23 +3038,13 @@
           <w:lang w:val="es-ES"/>
         </w:rPr>
       </w:pPr>
-      <w:proofErr w:type="spellStart"/>
       <w:r>
         <w:rPr>
           <w:b/>
           <w:bCs/>
           <w:lang w:val="es-ES"/>
         </w:rPr>
-        <w:t>Product</w:t>
-      </w:r>
-      <w:proofErr w:type="spellEnd"/>
-      <w:r>
-        <w:rPr>
-          <w:b/>
-          <w:bCs/>
-          <w:lang w:val="es-ES"/>
-        </w:rPr>
-        <w:t xml:space="preserve"> Backlog:</w:t>
+        <w:t>Product Backlog:</w:t>
       </w:r>
       <w:r>
         <w:rPr>
@@ -3134,25 +3069,7 @@
           <w:bCs/>
           <w:lang w:val="es-ES"/>
         </w:rPr>
-        <w:t xml:space="preserve">Sprint </w:t>
-      </w:r>
-      <w:proofErr w:type="spellStart"/>
-      <w:r>
-        <w:rPr>
-          <w:b/>
-          <w:bCs/>
-          <w:lang w:val="es-ES"/>
-        </w:rPr>
-        <w:t>Planning</w:t>
-      </w:r>
-      <w:proofErr w:type="spellEnd"/>
-      <w:r>
-        <w:rPr>
-          <w:b/>
-          <w:bCs/>
-          <w:lang w:val="es-ES"/>
-        </w:rPr>
-        <w:t>:</w:t>
+        <w:t>Sprint Planning:</w:t>
       </w:r>
       <w:r>
         <w:rPr>
@@ -3196,23 +3113,13 @@
           <w:lang w:val="es-ES"/>
         </w:rPr>
       </w:pPr>
-      <w:proofErr w:type="spellStart"/>
       <w:r>
         <w:rPr>
           <w:b/>
           <w:bCs/>
           <w:lang w:val="es-ES"/>
         </w:rPr>
-        <w:t>Daily</w:t>
-      </w:r>
-      <w:proofErr w:type="spellEnd"/>
-      <w:r>
-        <w:rPr>
-          <w:b/>
-          <w:bCs/>
-          <w:lang w:val="es-ES"/>
-        </w:rPr>
-        <w:t xml:space="preserve"> Scrum:</w:t>
+        <w:t>Daily Scrum:</w:t>
       </w:r>
       <w:r>
         <w:rPr>
@@ -3237,25 +3144,7 @@
           <w:bCs/>
           <w:lang w:val="es-ES"/>
         </w:rPr>
-        <w:t xml:space="preserve">Sprint </w:t>
-      </w:r>
-      <w:proofErr w:type="spellStart"/>
-      <w:r>
-        <w:rPr>
-          <w:b/>
-          <w:bCs/>
-          <w:lang w:val="es-ES"/>
-        </w:rPr>
-        <w:t>Review</w:t>
-      </w:r>
-      <w:proofErr w:type="spellEnd"/>
-      <w:r>
-        <w:rPr>
-          <w:b/>
-          <w:bCs/>
-          <w:lang w:val="es-ES"/>
-        </w:rPr>
-        <w:t>:</w:t>
+        <w:t>Sprint Review:</w:t>
       </w:r>
       <w:r>
         <w:rPr>
@@ -3429,33 +3318,11 @@
             <w:vAlign w:val="center"/>
           </w:tcPr>
           <w:p>
-            <w:proofErr w:type="spellStart"/>
             <w:r>
               <w:rPr>
                 <w:rStyle w:val="Textoennegrita"/>
               </w:rPr>
-              <w:t>Product</w:t>
-            </w:r>
-            <w:proofErr w:type="spellEnd"/>
-            <w:r>
-              <w:rPr>
-                <w:rStyle w:val="Textoennegrita"/>
-              </w:rPr>
-              <w:t xml:space="preserve"> </w:t>
-            </w:r>
-            <w:proofErr w:type="spellStart"/>
-            <w:r>
-              <w:rPr>
-                <w:rStyle w:val="Textoennegrita"/>
-              </w:rPr>
-              <w:t>Owner</w:t>
-            </w:r>
-            <w:proofErr w:type="spellEnd"/>
-            <w:r>
-              <w:rPr>
-                <w:rStyle w:val="Textoennegrita"/>
-              </w:rPr>
-              <w:t xml:space="preserve"> (PO)</w:t>
+              <w:t>Product Owner (PO)</w:t>
             </w:r>
           </w:p>
         </w:tc>
@@ -3496,21 +3363,7 @@
               <w:rPr>
                 <w:rStyle w:val="Textoennegrita"/>
               </w:rPr>
-              <w:t xml:space="preserve">Scrum </w:t>
-            </w:r>
-            <w:proofErr w:type="gramStart"/>
-            <w:r>
-              <w:rPr>
-                <w:rStyle w:val="Textoennegrita"/>
-              </w:rPr>
-              <w:t>Master</w:t>
-            </w:r>
-            <w:proofErr w:type="gramEnd"/>
-            <w:r>
-              <w:rPr>
-                <w:rStyle w:val="Textoennegrita"/>
-              </w:rPr>
-              <w:t xml:space="preserve"> (SM)</w:t>
+              <w:t>Scrum Master (SM)</w:t>
             </w:r>
           </w:p>
         </w:tc>
@@ -3551,21 +3404,7 @@
               <w:rPr>
                 <w:rStyle w:val="Textoennegrita"/>
               </w:rPr>
-              <w:t xml:space="preserve">Equipo de Desarrollo (Dev </w:t>
-            </w:r>
-            <w:proofErr w:type="spellStart"/>
-            <w:r>
-              <w:rPr>
-                <w:rStyle w:val="Textoennegrita"/>
-              </w:rPr>
-              <w:t>Team</w:t>
-            </w:r>
-            <w:proofErr w:type="spellEnd"/>
-            <w:r>
-              <w:rPr>
-                <w:rStyle w:val="Textoennegrita"/>
-              </w:rPr>
-              <w:t>)</w:t>
+              <w:t>Equipo de Desarrollo (Dev Team)</w:t>
             </w:r>
           </w:p>
         </w:tc>
@@ -3629,15 +3468,7 @@
           </w:tcPr>
           <w:p>
             <w:r>
-              <w:t xml:space="preserve">Implementar funcionalidades, programar minijuegos, integrar </w:t>
-            </w:r>
-            <w:proofErr w:type="spellStart"/>
-            <w:r>
-              <w:t>assets</w:t>
-            </w:r>
-            <w:proofErr w:type="spellEnd"/>
-            <w:r>
-              <w:t>, realizar pruebas unitarias y mantener la documentación técnica.</w:t>
+              <w:t>Implementar funcionalidades, programar minijuegos, integrar assets, realizar pruebas unitarias y mantener la documentación técnica.</w:t>
             </w:r>
           </w:p>
         </w:tc>
@@ -3717,15 +3548,7 @@
           </w:tcPr>
           <w:p>
             <w:r>
-              <w:t xml:space="preserve">Crear los recursos visuales </w:t>
-            </w:r>
-            <w:proofErr w:type="gramStart"/>
-            <w:r>
-              <w:t>pixel</w:t>
-            </w:r>
-            <w:proofErr w:type="gramEnd"/>
-            <w:r>
-              <w:t>-art, definir la paleta de colores y diseñar la interfaz visual coherente con la estética submarina.</w:t>
+              <w:t>Crear los recursos visuales pixel-art, definir la paleta de colores y diseñar la interfaz visual coherente con la estética submarina.</w:t>
             </w:r>
           </w:p>
         </w:tc>
@@ -3741,16 +3564,8 @@
               <w:rPr>
                 <w:rStyle w:val="Textoennegrita"/>
               </w:rPr>
-              <w:t xml:space="preserve">QA / </w:t>
-            </w:r>
-            <w:proofErr w:type="spellStart"/>
-            <w:r>
-              <w:rPr>
-                <w:rStyle w:val="Textoennegrita"/>
-              </w:rPr>
-              <w:t>Tester</w:t>
-            </w:r>
-            <w:proofErr w:type="spellEnd"/>
+              <w:t>QA / Tester</w:t>
+            </w:r>
           </w:p>
         </w:tc>
         <w:tc>
@@ -3961,23 +3776,13 @@
                 <w:lang w:val="es-ES"/>
               </w:rPr>
             </w:pPr>
-            <w:proofErr w:type="spellStart"/>
             <w:r>
               <w:rPr>
                 <w:b/>
                 <w:bCs/>
                 <w:lang w:val="es-ES"/>
               </w:rPr>
-              <w:t>N°</w:t>
-            </w:r>
-            <w:proofErr w:type="spellEnd"/>
-            <w:r>
-              <w:rPr>
-                <w:b/>
-                <w:bCs/>
-                <w:lang w:val="es-ES"/>
-              </w:rPr>
-              <w:t xml:space="preserve"> integrantes</w:t>
+              <w:t>N° integrantes</w:t>
             </w:r>
           </w:p>
         </w:tc>
@@ -4083,35 +3888,7 @@
               <w:rPr>
                 <w:lang w:val="es-ES"/>
               </w:rPr>
-              <w:t xml:space="preserve"> h/</w:t>
-            </w:r>
-            <w:proofErr w:type="spellStart"/>
-            <w:r>
-              <w:rPr>
-                <w:lang w:val="es-ES"/>
-              </w:rPr>
-              <w:t>sem</w:t>
-            </w:r>
-            <w:proofErr w:type="spellEnd"/>
-            <w:r>
-              <w:rPr>
-                <w:lang w:val="es-ES"/>
-              </w:rPr>
-              <w:t xml:space="preserve"> x 16 </w:t>
-            </w:r>
-            <w:proofErr w:type="spellStart"/>
-            <w:r>
-              <w:rPr>
-                <w:lang w:val="es-ES"/>
-              </w:rPr>
-              <w:t>sem</w:t>
-            </w:r>
-            <w:proofErr w:type="spellEnd"/>
-            <w:r>
-              <w:rPr>
-                <w:lang w:val="es-ES"/>
-              </w:rPr>
-              <w:t>)</w:t>
+              <w:t xml:space="preserve"> h/sem x 16 sem)</w:t>
             </w:r>
           </w:p>
         </w:tc>
@@ -4371,19 +4148,11 @@
                 <w:lang w:val="es-ES"/>
               </w:rPr>
             </w:pPr>
-            <w:proofErr w:type="spellStart"/>
-            <w:r>
-              <w:rPr>
-                <w:lang w:val="es-ES"/>
-              </w:rPr>
-              <w:t>Aseprite</w:t>
-            </w:r>
-            <w:proofErr w:type="spellEnd"/>
-            <w:r>
-              <w:rPr>
-                <w:lang w:val="es-ES"/>
-              </w:rPr>
-              <w:t xml:space="preserve"> (licencia única)</w:t>
+            <w:r>
+              <w:rPr>
+                <w:lang w:val="es-ES"/>
+              </w:rPr>
+              <w:t>Aseprite (licencia única)</w:t>
             </w:r>
           </w:p>
         </w:tc>
@@ -4403,35 +4172,7 @@
               <w:rPr>
                 <w:lang w:val="es-ES"/>
               </w:rPr>
-              <w:t xml:space="preserve">Creación de </w:t>
-            </w:r>
-            <w:proofErr w:type="spellStart"/>
-            <w:r>
-              <w:rPr>
-                <w:lang w:val="es-ES"/>
-              </w:rPr>
-              <w:t>sprites</w:t>
-            </w:r>
-            <w:proofErr w:type="spellEnd"/>
-            <w:r>
-              <w:rPr>
-                <w:lang w:val="es-ES"/>
-              </w:rPr>
-              <w:t xml:space="preserve"> y animaciones </w:t>
-            </w:r>
-            <w:proofErr w:type="gramStart"/>
-            <w:r>
-              <w:rPr>
-                <w:lang w:val="es-ES"/>
-              </w:rPr>
-              <w:t>pixel</w:t>
-            </w:r>
-            <w:proofErr w:type="gramEnd"/>
-            <w:r>
-              <w:rPr>
-                <w:lang w:val="es-ES"/>
-              </w:rPr>
-              <w:t xml:space="preserve"> art</w:t>
+              <w:t>Creación de sprites y animaciones pixel art</w:t>
             </w:r>
           </w:p>
         </w:tc>
@@ -4538,16 +4279,8 @@
               <w:rPr>
                 <w:lang w:val="es-ES"/>
               </w:rPr>
-              <w:t xml:space="preserve">Godot </w:t>
-            </w:r>
-            <w:proofErr w:type="spellStart"/>
-            <w:r>
-              <w:rPr>
-                <w:lang w:val="es-ES"/>
-              </w:rPr>
-              <w:t>Engine</w:t>
-            </w:r>
-            <w:proofErr w:type="spellEnd"/>
+              <w:t>Godot Engine</w:t>
+            </w:r>
           </w:p>
         </w:tc>
         <w:tc>
@@ -5469,21 +5202,7 @@
               <w:rPr>
                 <w:lang w:val="es-ES"/>
               </w:rPr>
-              <w:t xml:space="preserve">Falta de habilidades avanzadas en </w:t>
-            </w:r>
-            <w:proofErr w:type="gramStart"/>
-            <w:r>
-              <w:rPr>
-                <w:lang w:val="es-ES"/>
-              </w:rPr>
-              <w:t>pixel</w:t>
-            </w:r>
-            <w:proofErr w:type="gramEnd"/>
-            <w:r>
-              <w:rPr>
-                <w:lang w:val="es-ES"/>
-              </w:rPr>
-              <w:t xml:space="preserve"> art y diseño visual</w:t>
+              <w:t>Falta de habilidades avanzadas en pixel art y diseño visual</w:t>
             </w:r>
           </w:p>
         </w:tc>
@@ -6202,35 +5921,7 @@
               <w:rPr>
                 <w:lang w:val="es-ES"/>
               </w:rPr>
-              <w:t xml:space="preserve">Mantener control de versiones en backlog, validar los cambios con el </w:t>
-            </w:r>
-            <w:proofErr w:type="spellStart"/>
-            <w:r>
-              <w:rPr>
-                <w:lang w:val="es-ES"/>
-              </w:rPr>
-              <w:t>Product</w:t>
-            </w:r>
-            <w:proofErr w:type="spellEnd"/>
-            <w:r>
-              <w:rPr>
-                <w:lang w:val="es-ES"/>
-              </w:rPr>
-              <w:t xml:space="preserve"> </w:t>
-            </w:r>
-            <w:proofErr w:type="spellStart"/>
-            <w:r>
-              <w:rPr>
-                <w:lang w:val="es-ES"/>
-              </w:rPr>
-              <w:t>Owner</w:t>
-            </w:r>
-            <w:proofErr w:type="spellEnd"/>
-            <w:r>
-              <w:rPr>
-                <w:lang w:val="es-ES"/>
-              </w:rPr>
-              <w:t xml:space="preserve"> antes de ejecutarlos.</w:t>
+              <w:t>Mantener control de versiones en backlog, validar los cambios con el Product Owner antes de ejecutarlos.</w:t>
             </w:r>
           </w:p>
         </w:tc>
@@ -6382,21 +6073,7 @@
               <w:rPr>
                 <w:lang w:val="es-ES"/>
               </w:rPr>
-              <w:t xml:space="preserve">Realizar pruebas internas y con familiares, documentar </w:t>
-            </w:r>
-            <w:proofErr w:type="spellStart"/>
-            <w:r>
-              <w:rPr>
-                <w:lang w:val="es-ES"/>
-              </w:rPr>
-              <w:t>feedback</w:t>
-            </w:r>
-            <w:proofErr w:type="spellEnd"/>
-            <w:r>
-              <w:rPr>
-                <w:lang w:val="es-ES"/>
-              </w:rPr>
-              <w:t xml:space="preserve"> y ajustar la jugabilidad antes del cierre del proyecto.</w:t>
+              <w:t>Realizar pruebas internas y con familiares, documentar feedback y ajustar la jugabilidad antes del cierre del proyecto.</w:t>
             </w:r>
           </w:p>
         </w:tc>
@@ -6715,15 +6392,7 @@
           </w:tcPr>
           <w:p>
             <w:r>
-              <w:t xml:space="preserve">Crear menús, </w:t>
-            </w:r>
-            <w:proofErr w:type="spellStart"/>
-            <w:r>
-              <w:t>HUDs</w:t>
-            </w:r>
-            <w:proofErr w:type="spellEnd"/>
-            <w:r>
-              <w:t>, transiciones, y elementos de navegación amigables para los niños</w:t>
+              <w:t>Crear menús, HUDs, transiciones, y elementos de navegación amigables para los niños</w:t>
             </w:r>
           </w:p>
         </w:tc>
@@ -7366,39 +7035,7 @@
                 <w:sz w:val="17"/>
                 <w:szCs w:val="17"/>
               </w:rPr>
-              <w:t>Tocar rápidamente los gusanos correctos antes de que se escondan (minijuego “</w:t>
-            </w:r>
-            <w:proofErr w:type="spellStart"/>
-            <w:r>
-              <w:rPr>
-                <w:sz w:val="17"/>
-                <w:szCs w:val="17"/>
-              </w:rPr>
-              <w:t>Worm</w:t>
-            </w:r>
-            <w:proofErr w:type="spellEnd"/>
-            <w:r>
-              <w:rPr>
-                <w:sz w:val="17"/>
-                <w:szCs w:val="17"/>
-              </w:rPr>
-              <w:t xml:space="preserve"> </w:t>
-            </w:r>
-            <w:proofErr w:type="spellStart"/>
-            <w:r>
-              <w:rPr>
-                <w:sz w:val="17"/>
-                <w:szCs w:val="17"/>
-              </w:rPr>
-              <w:t>Bucket</w:t>
-            </w:r>
-            <w:proofErr w:type="spellEnd"/>
-            <w:r>
-              <w:rPr>
-                <w:sz w:val="17"/>
-                <w:szCs w:val="17"/>
-              </w:rPr>
-              <w:t>”)</w:t>
+              <w:t>Tocar rápidamente los gusanos correctos antes de que se escondan (minijuego “Worm Bucket”)</w:t>
             </w:r>
           </w:p>
         </w:tc>
@@ -7456,23 +7093,7 @@
                 <w:sz w:val="17"/>
                 <w:szCs w:val="17"/>
               </w:rPr>
-              <w:t>Esquivar obstáculos moviendo la tortuga entre carriles (minijuego “</w:t>
-            </w:r>
-            <w:proofErr w:type="spellStart"/>
-            <w:r>
-              <w:rPr>
-                <w:sz w:val="17"/>
-                <w:szCs w:val="17"/>
-              </w:rPr>
-              <w:t>Turtle</w:t>
-            </w:r>
-            <w:proofErr w:type="spellEnd"/>
-            <w:r>
-              <w:rPr>
-                <w:sz w:val="17"/>
-                <w:szCs w:val="17"/>
-              </w:rPr>
-              <w:t xml:space="preserve"> Run”)</w:t>
+              <w:t>Esquivar obstáculos moviendo la tortuga entre carriles (minijuego “Turtle Run”)</w:t>
             </w:r>
           </w:p>
         </w:tc>
@@ -7704,23 +7325,7 @@
                 <w:sz w:val="17"/>
                 <w:szCs w:val="17"/>
               </w:rPr>
-              <w:t xml:space="preserve">Mover al cangrejo para atrapar comida y evitar basura (minijuego “Catch </w:t>
-            </w:r>
-            <w:proofErr w:type="spellStart"/>
-            <w:r>
-              <w:rPr>
-                <w:sz w:val="17"/>
-                <w:szCs w:val="17"/>
-              </w:rPr>
-              <w:t>Game</w:t>
-            </w:r>
-            <w:proofErr w:type="spellEnd"/>
-            <w:r>
-              <w:rPr>
-                <w:sz w:val="17"/>
-                <w:szCs w:val="17"/>
-              </w:rPr>
-              <w:t>”)</w:t>
+              <w:t>Mover al cangrejo para atrapar comida y evitar basura (minijuego “Catch Game”)</w:t>
             </w:r>
           </w:p>
         </w:tc>
@@ -7778,17 +7383,8 @@
                 <w:sz w:val="17"/>
                 <w:szCs w:val="17"/>
               </w:rPr>
-              <w:t xml:space="preserve">Ver movimiento natural en objetos y </w:t>
-            </w:r>
-            <w:proofErr w:type="spellStart"/>
-            <w:r>
-              <w:rPr>
-                <w:sz w:val="17"/>
-                <w:szCs w:val="17"/>
-              </w:rPr>
-              <w:t>obstaculos</w:t>
-            </w:r>
-            <w:proofErr w:type="spellEnd"/>
+              <w:t>Ver movimiento natural en objetos y obstaculos</w:t>
+            </w:r>
           </w:p>
         </w:tc>
       </w:tr>
@@ -7903,23 +7499,7 @@
                 <w:sz w:val="17"/>
                 <w:szCs w:val="17"/>
               </w:rPr>
-              <w:t xml:space="preserve">Decorar la casa del cangrejo con </w:t>
-            </w:r>
-            <w:proofErr w:type="spellStart"/>
-            <w:r>
-              <w:rPr>
-                <w:sz w:val="17"/>
-                <w:szCs w:val="17"/>
-              </w:rPr>
-              <w:t>items</w:t>
-            </w:r>
-            <w:proofErr w:type="spellEnd"/>
-            <w:r>
-              <w:rPr>
-                <w:sz w:val="17"/>
-                <w:szCs w:val="17"/>
-              </w:rPr>
-              <w:t xml:space="preserve"> comprados o desbloqueados</w:t>
+              <w:t>Decorar la casa del cangrejo con items comprados o desbloqueados</w:t>
             </w:r>
           </w:p>
         </w:tc>
@@ -8178,13 +7758,8 @@
       </w:pPr>
       <w:bookmarkStart w:id="15" w:name="_heading=h.44sinio" w:colFirst="0" w:colLast="0"/>
       <w:bookmarkEnd w:id="15"/>
-      <w:proofErr w:type="spellStart"/>
       <w:r>
-        <w:t>Product</w:t>
-      </w:r>
-      <w:proofErr w:type="spellEnd"/>
-      <w:r>
-        <w:t xml:space="preserve"> Backlog del Proyecto  </w:t>
+        <w:t xml:space="preserve">Product Backlog del Proyecto  </w:t>
       </w:r>
     </w:p>
     <w:p>
@@ -8530,28 +8105,12 @@
             <w:r>
               <w:t>Implementar minijuego donde el jugador atrapa gusanos antes de que se escondan (</w:t>
             </w:r>
-            <w:proofErr w:type="spellStart"/>
             <w:r>
               <w:rPr>
                 <w:rStyle w:val="nfasis"/>
               </w:rPr>
-              <w:t>Worm</w:t>
-            </w:r>
-            <w:proofErr w:type="spellEnd"/>
-            <w:r>
-              <w:rPr>
-                <w:rStyle w:val="nfasis"/>
-              </w:rPr>
-              <w:t xml:space="preserve"> </w:t>
-            </w:r>
-            <w:proofErr w:type="spellStart"/>
-            <w:r>
-              <w:rPr>
-                <w:rStyle w:val="nfasis"/>
-              </w:rPr>
-              <w:t>Bucket</w:t>
-            </w:r>
-            <w:proofErr w:type="spellEnd"/>
+              <w:t>Worm Bucket</w:t>
+            </w:r>
             <w:r>
               <w:t>)</w:t>
             </w:r>
@@ -8642,19 +8201,11 @@
             <w:r>
               <w:t>Esquivar obstáculos moviendo la tortuga entre carriles (</w:t>
             </w:r>
-            <w:proofErr w:type="spellStart"/>
             <w:r>
               <w:rPr>
                 <w:rStyle w:val="nfasis"/>
               </w:rPr>
-              <w:t>Turtle</w:t>
-            </w:r>
-            <w:proofErr w:type="spellEnd"/>
-            <w:r>
-              <w:rPr>
-                <w:rStyle w:val="nfasis"/>
-              </w:rPr>
-              <w:t xml:space="preserve"> Run</w:t>
+              <w:t>Turtle Run</w:t>
             </w:r>
             <w:r>
               <w:t>)</w:t>
@@ -8942,16 +8493,8 @@
               <w:rPr>
                 <w:rStyle w:val="nfasis"/>
               </w:rPr>
-              <w:t xml:space="preserve">Catch </w:t>
-            </w:r>
-            <w:proofErr w:type="spellStart"/>
-            <w:r>
-              <w:rPr>
-                <w:rStyle w:val="nfasis"/>
-              </w:rPr>
-              <w:t>Game</w:t>
-            </w:r>
-            <w:proofErr w:type="spellEnd"/>
+              <w:t>Catch Game</w:t>
+            </w:r>
             <w:r>
               <w:t>)</w:t>
             </w:r>
@@ -9042,19 +8585,11 @@
             <w:r>
               <w:t>Desarrollar segundo minijuego de coordinación visomotora con movimiento natural (</w:t>
             </w:r>
-            <w:proofErr w:type="spellStart"/>
             <w:r>
               <w:rPr>
                 <w:rStyle w:val="nfasis"/>
               </w:rPr>
-              <w:t>TurtleRun</w:t>
-            </w:r>
-            <w:proofErr w:type="spellEnd"/>
-            <w:r>
-              <w:rPr>
-                <w:rStyle w:val="nfasis"/>
-              </w:rPr>
-              <w:t xml:space="preserve"> 2 / nuevo proyecto visomotor</w:t>
+              <w:t>TurtleRun 2 / nuevo proyecto visomotor</w:t>
             </w:r>
             <w:r>
               <w:t>)</w:t>
@@ -9647,31 +9182,13 @@
             <w:r>
               <w:t xml:space="preserve">Para la estimación del esfuerzo de cada historia de usuario, se utilizó la técnica </w:t>
             </w:r>
-            <w:proofErr w:type="spellStart"/>
             <w:r>
               <w:rPr>
                 <w:b/>
                 <w:bCs/>
               </w:rPr>
-              <w:t>Planning</w:t>
-            </w:r>
-            <w:proofErr w:type="spellEnd"/>
-            <w:r>
-              <w:rPr>
-                <w:b/>
-                <w:bCs/>
-              </w:rPr>
-              <w:t xml:space="preserve"> </w:t>
-            </w:r>
-            <w:proofErr w:type="spellStart"/>
-            <w:r>
-              <w:rPr>
-                <w:b/>
-                <w:bCs/>
-              </w:rPr>
-              <w:t>Poker</w:t>
-            </w:r>
-            <w:proofErr w:type="spellEnd"/>
+              <w:t>Planning Poker</w:t>
+            </w:r>
             <w:r>
               <w:t>, una dinámica colaborativa en la que cada integrante del equipo propone un puntaje basándose en la complejidad, esfuerzo y riesgo percibido.</w:t>
             </w:r>
@@ -9844,13 +9361,8 @@
       <w:bookmarkStart w:id="18" w:name="_heading=h.3j2qqm3" w:colFirst="0" w:colLast="0"/>
       <w:bookmarkEnd w:id="18"/>
       <w:r>
-        <w:t xml:space="preserve">Sprint </w:t>
+        <w:t>Sprint Planning</w:t>
       </w:r>
-      <w:proofErr w:type="spellStart"/>
-      <w:r>
-        <w:t>Planning</w:t>
-      </w:r>
-      <w:proofErr w:type="spellEnd"/>
     </w:p>
     <w:p/>
     <w:tbl>
@@ -10150,16 +9662,8 @@
               <w:rPr>
                 <w:rStyle w:val="nfasis"/>
               </w:rPr>
-              <w:t xml:space="preserve">Catch </w:t>
-            </w:r>
-            <w:proofErr w:type="spellStart"/>
-            <w:r>
-              <w:rPr>
-                <w:rStyle w:val="nfasis"/>
-              </w:rPr>
-              <w:t>Game</w:t>
-            </w:r>
-            <w:proofErr w:type="spellEnd"/>
+              <w:t>Catch Game</w:t>
+            </w:r>
             <w:r>
               <w:t>)</w:t>
             </w:r>
@@ -10223,28 +9727,12 @@
             <w:r>
               <w:t>Implementar minijuego donde el jugador atrapa gusanos antes de que se escondan (</w:t>
             </w:r>
-            <w:proofErr w:type="spellStart"/>
             <w:r>
               <w:rPr>
                 <w:rStyle w:val="nfasis"/>
               </w:rPr>
-              <w:t>Worm</w:t>
-            </w:r>
-            <w:proofErr w:type="spellEnd"/>
-            <w:r>
-              <w:rPr>
-                <w:rStyle w:val="nfasis"/>
-              </w:rPr>
-              <w:t xml:space="preserve"> </w:t>
-            </w:r>
-            <w:proofErr w:type="spellStart"/>
-            <w:r>
-              <w:rPr>
-                <w:rStyle w:val="nfasis"/>
-              </w:rPr>
-              <w:t>Bucket</w:t>
-            </w:r>
-            <w:proofErr w:type="spellEnd"/>
+              <w:t>Worm Bucket</w:t>
+            </w:r>
             <w:r>
               <w:t>)</w:t>
             </w:r>
@@ -10308,19 +9796,11 @@
             <w:r>
               <w:t>Esquivar obstáculos moviendo la tortuga entre carriles (</w:t>
             </w:r>
-            <w:proofErr w:type="spellStart"/>
             <w:r>
               <w:rPr>
                 <w:rStyle w:val="nfasis"/>
               </w:rPr>
-              <w:t>Turtle</w:t>
-            </w:r>
-            <w:proofErr w:type="spellEnd"/>
-            <w:r>
-              <w:rPr>
-                <w:rStyle w:val="nfasis"/>
-              </w:rPr>
-              <w:t xml:space="preserve"> Run</w:t>
+              <w:t>Turtle Run</w:t>
             </w:r>
             <w:r>
               <w:t>)</w:t>
@@ -11070,23 +10550,7 @@
           </w:tcPr>
           <w:p>
             <w:r>
-              <w:t>Diseñar referencias visuales (</w:t>
-            </w:r>
-            <w:proofErr w:type="spellStart"/>
-            <w:r>
-              <w:t>moodboard</w:t>
-            </w:r>
-            <w:proofErr w:type="spellEnd"/>
-            <w:r>
-              <w:t xml:space="preserve">) y definir estilo </w:t>
-            </w:r>
-            <w:proofErr w:type="gramStart"/>
-            <w:r>
-              <w:t>pixel</w:t>
-            </w:r>
-            <w:proofErr w:type="gramEnd"/>
-            <w:r>
-              <w:t>-art</w:t>
+              <w:t>Diseñar referencias visuales (moodboard) y definir estilo pixel-art</w:t>
             </w:r>
           </w:p>
         </w:tc>
@@ -11145,15 +10609,7 @@
           </w:tcPr>
           <w:p>
             <w:r>
-              <w:t xml:space="preserve">Crear </w:t>
-            </w:r>
-            <w:proofErr w:type="spellStart"/>
-            <w:r>
-              <w:t>sprites</w:t>
-            </w:r>
-            <w:proofErr w:type="spellEnd"/>
-            <w:r>
-              <w:t xml:space="preserve"> iniciales del personaje principal (cangrejo)</w:t>
+              <w:t>Crear sprites iniciales del personaje principal (cangrejo)</w:t>
             </w:r>
           </w:p>
         </w:tc>
@@ -11213,31 +10669,7 @@
           </w:tcPr>
           <w:p>
             <w:r>
-              <w:t>Documentar las decisiones de arte y estilo en el GDD (</w:t>
-            </w:r>
-            <w:proofErr w:type="spellStart"/>
-            <w:r>
-              <w:t>Game</w:t>
-            </w:r>
-            <w:proofErr w:type="spellEnd"/>
-            <w:r>
-              <w:t xml:space="preserve"> </w:t>
-            </w:r>
-            <w:proofErr w:type="spellStart"/>
-            <w:r>
-              <w:t>Design</w:t>
-            </w:r>
-            <w:proofErr w:type="spellEnd"/>
-            <w:r>
-              <w:t xml:space="preserve"> </w:t>
-            </w:r>
-            <w:proofErr w:type="spellStart"/>
-            <w:r>
-              <w:t>Document</w:t>
-            </w:r>
-            <w:proofErr w:type="spellEnd"/>
-            <w:r>
-              <w:t>)</w:t>
+              <w:t>Documentar las decisiones de arte y estilo en el GDD (Game Design Document)</w:t>
             </w:r>
           </w:p>
         </w:tc>
@@ -11591,21 +11023,7 @@
                     <w:rPr>
                       <w:lang w:val="es-ES"/>
                     </w:rPr>
-                    <w:t xml:space="preserve">Refinar el </w:t>
-                  </w:r>
-                  <w:proofErr w:type="spellStart"/>
-                  <w:r>
-                    <w:rPr>
-                      <w:lang w:val="es-ES"/>
-                    </w:rPr>
-                    <w:t>Product</w:t>
-                  </w:r>
-                  <w:proofErr w:type="spellEnd"/>
-                  <w:r>
-                    <w:rPr>
-                      <w:lang w:val="es-ES"/>
-                    </w:rPr>
-                    <w:t xml:space="preserve"> Backlog</w:t>
+                    <w:t>Refinar el Product Backlog</w:t>
                   </w:r>
                   <w:r>
                     <w:rPr>
@@ -11878,21 +11296,7 @@
               <w:rPr>
                 <w:lang w:val="es-ES"/>
               </w:rPr>
-              <w:t xml:space="preserve">Diseñar la mecánica del minijuego de atrapar objetos (ciclo de </w:t>
-            </w:r>
-            <w:proofErr w:type="spellStart"/>
-            <w:r>
-              <w:rPr>
-                <w:lang w:val="es-ES"/>
-              </w:rPr>
-              <w:t>spawn</w:t>
-            </w:r>
-            <w:proofErr w:type="spellEnd"/>
-            <w:r>
-              <w:rPr>
-                <w:lang w:val="es-ES"/>
-              </w:rPr>
-              <w:t xml:space="preserve"> y movimiento)</w:t>
+              <w:t>Diseñar la mecánica del minijuego de atrapar objetos (ciclo de spawn y movimiento)</w:t>
             </w:r>
           </w:p>
         </w:tc>
@@ -12184,16 +11588,8 @@
               <w:rPr>
                 <w:lang w:val="es-ES"/>
               </w:rPr>
-              <w:t xml:space="preserve">Pruebas internas del minijuego y ajuste de velocidad y frecuencia de </w:t>
-            </w:r>
-            <w:proofErr w:type="spellStart"/>
-            <w:r>
-              <w:rPr>
-                <w:lang w:val="es-ES"/>
-              </w:rPr>
-              <w:t>spawn</w:t>
-            </w:r>
-            <w:proofErr w:type="spellEnd"/>
+              <w:t>Pruebas internas del minijuego y ajuste de velocidad y frecuencia de spawn</w:t>
+            </w:r>
           </w:p>
         </w:tc>
         <w:tc>
@@ -12543,16 +11939,8 @@
               <w:rPr>
                 <w:rStyle w:val="nfasis"/>
               </w:rPr>
-              <w:t xml:space="preserve">Catch </w:t>
-            </w:r>
-            <w:proofErr w:type="spellStart"/>
-            <w:r>
-              <w:rPr>
-                <w:rStyle w:val="nfasis"/>
-              </w:rPr>
-              <w:t>Game</w:t>
-            </w:r>
-            <w:proofErr w:type="spellEnd"/>
+              <w:t>Catch Game</w:t>
+            </w:r>
             <w:r>
               <w:t>)</w:t>
             </w:r>
@@ -12651,17 +12039,8 @@
                 <w:i/>
                 <w:iCs/>
               </w:rPr>
-              <w:t xml:space="preserve">Catch </w:t>
-            </w:r>
-            <w:proofErr w:type="spellStart"/>
-            <w:r>
-              <w:rPr>
-                <w:i/>
-                <w:iCs/>
-              </w:rPr>
-              <w:t>Game</w:t>
-            </w:r>
-            <w:proofErr w:type="spellEnd"/>
+              <w:t>Catch Game</w:t>
+            </w:r>
             <w:r>
               <w:t xml:space="preserve">) quedó funcional y estable. </w:t>
             </w:r>
@@ -12699,23 +12078,7 @@
           </w:tcPr>
           <w:p>
             <w:r>
-              <w:t xml:space="preserve">- Se invirtió más tiempo del previsto en la creación de </w:t>
-            </w:r>
-            <w:proofErr w:type="spellStart"/>
-            <w:r>
-              <w:t>sprites</w:t>
-            </w:r>
-            <w:proofErr w:type="spellEnd"/>
-            <w:r>
-              <w:t xml:space="preserve"> </w:t>
-            </w:r>
-            <w:proofErr w:type="gramStart"/>
-            <w:r>
-              <w:t>pixel</w:t>
-            </w:r>
-            <w:proofErr w:type="gramEnd"/>
-            <w:r>
-              <w:t xml:space="preserve">-art por falta de experiencia. </w:t>
+              <w:t xml:space="preserve">- Se invirtió más tiempo del previsto en la creación de sprites pixel-art por falta de experiencia. </w:t>
             </w:r>
             <w:r>
               <w:br/>
@@ -12740,27 +12103,11 @@
           </w:tcPr>
           <w:p>
             <w:r>
-              <w:t xml:space="preserve">- Crear una biblioteca interna de </w:t>
-            </w:r>
-            <w:proofErr w:type="spellStart"/>
-            <w:r>
-              <w:t>sprites</w:t>
-            </w:r>
-            <w:proofErr w:type="spellEnd"/>
-            <w:r>
-              <w:t xml:space="preserve"> reutilizables. </w:t>
+              <w:t xml:space="preserve">- Crear una biblioteca interna de sprites reutilizables. </w:t>
             </w:r>
             <w:r>
               <w:br/>
-              <w:t xml:space="preserve">- Planificar sesiones cortas de práctica de </w:t>
-            </w:r>
-            <w:proofErr w:type="gramStart"/>
-            <w:r>
-              <w:t>pixel</w:t>
-            </w:r>
-            <w:proofErr w:type="gramEnd"/>
-            <w:r>
-              <w:t xml:space="preserve">-art. </w:t>
+              <w:t xml:space="preserve">- Planificar sesiones cortas de práctica de pixel-art. </w:t>
             </w:r>
           </w:p>
         </w:tc>
@@ -12921,28 +12268,12 @@
             <w:r>
               <w:t>Implementar minijuego donde el jugador atrapa gusanos antes de que se escondan (</w:t>
             </w:r>
-            <w:proofErr w:type="spellStart"/>
             <w:r>
               <w:rPr>
                 <w:rStyle w:val="nfasis"/>
               </w:rPr>
-              <w:t>Worm</w:t>
-            </w:r>
-            <w:proofErr w:type="spellEnd"/>
-            <w:r>
-              <w:rPr>
-                <w:rStyle w:val="nfasis"/>
-              </w:rPr>
-              <w:t xml:space="preserve"> </w:t>
-            </w:r>
-            <w:proofErr w:type="spellStart"/>
-            <w:r>
-              <w:rPr>
-                <w:rStyle w:val="nfasis"/>
-              </w:rPr>
-              <w:t>Bucket</w:t>
-            </w:r>
-            <w:proofErr w:type="spellEnd"/>
+              <w:t>Worm Bucket</w:t>
+            </w:r>
             <w:r>
               <w:t>)</w:t>
             </w:r>
@@ -13001,19 +12332,11 @@
             <w:r>
               <w:t>Esquivar obstáculos moviendo la tortuga entre carriles (</w:t>
             </w:r>
-            <w:proofErr w:type="spellStart"/>
             <w:r>
               <w:rPr>
                 <w:rStyle w:val="nfasis"/>
               </w:rPr>
-              <w:t>Turtle</w:t>
-            </w:r>
-            <w:proofErr w:type="spellEnd"/>
-            <w:r>
-              <w:rPr>
-                <w:rStyle w:val="nfasis"/>
-              </w:rPr>
-              <w:t xml:space="preserve"> Run</w:t>
+              <w:t>Turtle Run</w:t>
             </w:r>
             <w:r>
               <w:t>)</w:t>
@@ -13334,15 +12657,7 @@
               <w:t>siguiendo</w:t>
             </w:r>
             <w:r>
-              <w:t xml:space="preserve"> los </w:t>
-            </w:r>
-            <w:proofErr w:type="spellStart"/>
-            <w:r>
-              <w:t>assets</w:t>
-            </w:r>
-            <w:proofErr w:type="spellEnd"/>
-            <w:r>
-              <w:t xml:space="preserve"> de sonido.</w:t>
+              <w:t xml:space="preserve"> los assets de sonido.</w:t>
             </w:r>
           </w:p>
         </w:tc>
@@ -14192,15 +13507,7 @@
     </w:p>
     <w:p>
       <w:r>
-        <w:t xml:space="preserve">Indique los principales problemas detectados en los </w:t>
-      </w:r>
-      <w:proofErr w:type="spellStart"/>
-      <w:r>
-        <w:t>sprints</w:t>
-      </w:r>
-      <w:proofErr w:type="spellEnd"/>
-      <w:r>
-        <w:t xml:space="preserve"> y la solución adoptada</w:t>
+        <w:t>Indique los principales problemas detectados en los sprints y la solución adoptada</w:t>
       </w:r>
     </w:p>
     <w:tbl>
@@ -14227,7 +13534,737 @@
           <w:tcPr>
             <w:tcW w:w="8828" w:type="dxa"/>
           </w:tcPr>
+          <w:p>
+            <w:pPr>
+              <w:rPr>
+                <w:b/>
+                <w:bCs/>
+                <w:u w:val="single"/>
+              </w:rPr>
+            </w:pPr>
+            <w:r>
+              <w:rPr>
+                <w:b/>
+                <w:bCs/>
+                <w:u w:val="single"/>
+              </w:rPr>
+              <w:t>Retrospectiva del Sprint 1</w:t>
+            </w:r>
+          </w:p>
+          <w:p>
+            <w:pPr>
+              <w:rPr>
+                <w:b/>
+                <w:bCs/>
+              </w:rPr>
+            </w:pPr>
+            <w:r>
+              <w:rPr>
+                <w:b/>
+                <w:bCs/>
+              </w:rPr>
+              <w:lastRenderedPageBreak/>
+              <w:t>Problemas detectados:</w:t>
+            </w:r>
+          </w:p>
+          <w:p>
+            <w:pPr>
+              <w:numPr>
+                <w:ilvl w:val="0"/>
+                <w:numId w:val="17"/>
+              </w:numPr>
+            </w:pPr>
+            <w:r>
+              <w:rPr>
+                <w:b/>
+                <w:bCs/>
+              </w:rPr>
+              <w:t>Sobrecarga en el trabajo de arte pixel-art:</w:t>
+            </w:r>
+            <w:r>
+              <w:t xml:space="preserve"> el equipo no tenía experiencia avanzada en creación de sprites, lo que extendió los tiempos estimados.</w:t>
+            </w:r>
+          </w:p>
+          <w:p>
+            <w:pPr>
+              <w:numPr>
+                <w:ilvl w:val="0"/>
+                <w:numId w:val="17"/>
+              </w:numPr>
+            </w:pPr>
+            <w:r>
+              <w:rPr>
+                <w:b/>
+                <w:bCs/>
+              </w:rPr>
+              <w:t>Dificultad para definir un estilo visual unificado:</w:t>
+            </w:r>
+            <w:r>
+              <w:t xml:space="preserve"> algunas propuestas de arte no encajaban en el concepto principal.</w:t>
+            </w:r>
+          </w:p>
+          <w:p>
+            <w:pPr>
+              <w:numPr>
+                <w:ilvl w:val="0"/>
+                <w:numId w:val="17"/>
+              </w:numPr>
+            </w:pPr>
+            <w:r>
+              <w:rPr>
+                <w:b/>
+                <w:bCs/>
+              </w:rPr>
+              <w:t>Primer contacto con Godot y su flujo de trabajo</w:t>
+            </w:r>
+            <w:r>
+              <w:t>, lo que generó pequeñas dudas sobre escenas, nodos y señales.</w:t>
+            </w:r>
+          </w:p>
+          <w:p>
+            <w:pPr>
+              <w:rPr>
+                <w:b/>
+                <w:bCs/>
+              </w:rPr>
+            </w:pPr>
+            <w:r>
+              <w:rPr>
+                <w:b/>
+                <w:bCs/>
+              </w:rPr>
+              <w:t>Soluciones adoptadas:</w:t>
+            </w:r>
+          </w:p>
+          <w:p>
+            <w:pPr>
+              <w:numPr>
+                <w:ilvl w:val="0"/>
+                <w:numId w:val="18"/>
+              </w:numPr>
+            </w:pPr>
+            <w:r>
+              <w:t xml:space="preserve">Se definió una </w:t>
+            </w:r>
+            <w:r>
+              <w:rPr>
+                <w:b/>
+                <w:bCs/>
+              </w:rPr>
+              <w:t>paleta de colores final</w:t>
+            </w:r>
+            <w:r>
+              <w:t xml:space="preserve"> y un estilo pixel-art simple, cálido y coherente.</w:t>
+            </w:r>
+          </w:p>
+          <w:p>
+            <w:pPr>
+              <w:numPr>
+                <w:ilvl w:val="0"/>
+                <w:numId w:val="18"/>
+              </w:numPr>
+            </w:pPr>
+            <w:r>
+              <w:t xml:space="preserve">Se inició una </w:t>
+            </w:r>
+            <w:r>
+              <w:rPr>
+                <w:b/>
+                <w:bCs/>
+              </w:rPr>
+              <w:t>biblioteca interna de sprites reutilizables</w:t>
+            </w:r>
+            <w:r>
+              <w:t>, reduciendo el tiempo de creación en tareas futuras.</w:t>
+            </w:r>
+          </w:p>
+          <w:p>
+            <w:pPr>
+              <w:numPr>
+                <w:ilvl w:val="0"/>
+                <w:numId w:val="18"/>
+              </w:numPr>
+            </w:pPr>
+            <w:r>
+              <w:t xml:space="preserve">Se formalizó un </w:t>
+            </w:r>
+            <w:r>
+              <w:rPr>
+                <w:b/>
+                <w:bCs/>
+              </w:rPr>
+              <w:t>flujo de trabajo base en Godot</w:t>
+            </w:r>
+            <w:r>
+              <w:t xml:space="preserve"> para crear minijuegos con menos incertidumbre.</w:t>
+            </w:r>
+          </w:p>
           <w:p/>
+          <w:p>
+            <w:pPr>
+              <w:rPr>
+                <w:b/>
+                <w:bCs/>
+                <w:u w:val="single"/>
+              </w:rPr>
+            </w:pPr>
+            <w:r>
+              <w:rPr>
+                <w:b/>
+                <w:bCs/>
+                <w:u w:val="single"/>
+              </w:rPr>
+              <w:t>Retrospectiva del Sprint 2</w:t>
+            </w:r>
+          </w:p>
+          <w:p>
+            <w:pPr>
+              <w:rPr>
+                <w:b/>
+                <w:bCs/>
+              </w:rPr>
+            </w:pPr>
+            <w:r>
+              <w:rPr>
+                <w:b/>
+                <w:bCs/>
+              </w:rPr>
+              <w:t>Problemas detectados:</w:t>
+            </w:r>
+          </w:p>
+          <w:p>
+            <w:pPr>
+              <w:numPr>
+                <w:ilvl w:val="0"/>
+                <w:numId w:val="19"/>
+              </w:numPr>
+              <w:rPr>
+                <w:b/>
+                <w:bCs/>
+              </w:rPr>
+            </w:pPr>
+            <w:r>
+              <w:rPr>
+                <w:b/>
+                <w:bCs/>
+              </w:rPr>
+              <w:t>Retrasos en la obtención y edición de sonidos, generando bloqueos en la implementación de la retroalimentación audiovisual.</w:t>
+            </w:r>
+          </w:p>
+          <w:p>
+            <w:pPr>
+              <w:numPr>
+                <w:ilvl w:val="0"/>
+                <w:numId w:val="19"/>
+              </w:numPr>
+              <w:rPr>
+                <w:b/>
+                <w:bCs/>
+              </w:rPr>
+            </w:pPr>
+            <w:r>
+              <w:rPr>
+                <w:b/>
+                <w:bCs/>
+              </w:rPr>
+              <w:t>Inicio de problemas de organización de recursos, debido al mayor volumen de sprites, escenas y audios.</w:t>
+            </w:r>
+          </w:p>
+          <w:p>
+            <w:pPr>
+              <w:rPr>
+                <w:b/>
+                <w:bCs/>
+              </w:rPr>
+            </w:pPr>
+            <w:r>
+              <w:rPr>
+                <w:b/>
+                <w:bCs/>
+              </w:rPr>
+              <w:t>Soluciones adoptadas:</w:t>
+            </w:r>
+          </w:p>
+          <w:p>
+            <w:pPr>
+              <w:numPr>
+                <w:ilvl w:val="0"/>
+                <w:numId w:val="20"/>
+              </w:numPr>
+              <w:rPr>
+                <w:b/>
+                <w:bCs/>
+              </w:rPr>
+            </w:pPr>
+            <w:r>
+              <w:rPr>
+                <w:b/>
+                <w:bCs/>
+              </w:rPr>
+              <w:t>Se centralizaron todos los sonidos en una carpeta única de recursos audiovisuales, mejorando el orden.</w:t>
+            </w:r>
+          </w:p>
+          <w:p>
+            <w:pPr>
+              <w:numPr>
+                <w:ilvl w:val="0"/>
+                <w:numId w:val="20"/>
+              </w:numPr>
+              <w:rPr>
+                <w:b/>
+                <w:bCs/>
+              </w:rPr>
+            </w:pPr>
+            <w:r>
+              <w:rPr>
+                <w:b/>
+                <w:bCs/>
+              </w:rPr>
+              <w:t>Se realizaron pruebas internas repetidas, ajustando mecánicas como velocidad, colisiones y tiempos de aparición.</w:t>
+            </w:r>
+          </w:p>
+          <w:p>
+            <w:pPr>
+              <w:numPr>
+                <w:ilvl w:val="0"/>
+                <w:numId w:val="20"/>
+              </w:numPr>
+              <w:rPr>
+                <w:b/>
+                <w:bCs/>
+              </w:rPr>
+            </w:pPr>
+            <w:r>
+              <w:rPr>
+                <w:b/>
+                <w:bCs/>
+              </w:rPr>
+              <w:t>Se estableció una convención preliminar de nombres para evitar confusiones posteriores.</w:t>
+            </w:r>
+          </w:p>
+          <w:p>
+            <w:pPr>
+              <w:rPr>
+                <w:b/>
+                <w:bCs/>
+              </w:rPr>
+            </w:pPr>
+          </w:p>
+          <w:p>
+            <w:pPr>
+              <w:rPr>
+                <w:b/>
+                <w:bCs/>
+                <w:u w:val="single"/>
+              </w:rPr>
+            </w:pPr>
+            <w:r>
+              <w:rPr>
+                <w:b/>
+                <w:bCs/>
+                <w:u w:val="single"/>
+              </w:rPr>
+              <w:t>Retrospectiva del Sprint 3</w:t>
+            </w:r>
+          </w:p>
+          <w:p>
+            <w:pPr>
+              <w:rPr>
+                <w:b/>
+                <w:bCs/>
+              </w:rPr>
+            </w:pPr>
+            <w:r>
+              <w:rPr>
+                <w:b/>
+                <w:bCs/>
+              </w:rPr>
+              <w:t>Problemas detectados:</w:t>
+            </w:r>
+          </w:p>
+          <w:p>
+            <w:pPr>
+              <w:numPr>
+                <w:ilvl w:val="0"/>
+                <w:numId w:val="21"/>
+              </w:numPr>
+              <w:rPr>
+                <w:b/>
+                <w:bCs/>
+              </w:rPr>
+            </w:pPr>
+            <w:r>
+              <w:rPr>
+                <w:b/>
+                <w:bCs/>
+              </w:rPr>
+              <w:t>Complejidad en el segundo minijuego visomotor, especialmente en físicas, colisiones y movimiento natural.</w:t>
+            </w:r>
+          </w:p>
+          <w:p>
+            <w:pPr>
+              <w:numPr>
+                <w:ilvl w:val="0"/>
+                <w:numId w:val="21"/>
+              </w:numPr>
+              <w:rPr>
+                <w:b/>
+                <w:bCs/>
+              </w:rPr>
+            </w:pPr>
+            <w:r>
+              <w:rPr>
+                <w:b/>
+                <w:bCs/>
+              </w:rPr>
+              <w:t>Dificultades para implementar la tienda y el sistema de monedas, debido a decisiones de persistencia y estructura de datos.</w:t>
+            </w:r>
+          </w:p>
+          <w:p>
+            <w:pPr>
+              <w:numPr>
+                <w:ilvl w:val="0"/>
+                <w:numId w:val="21"/>
+              </w:numPr>
+              <w:rPr>
+                <w:b/>
+                <w:bCs/>
+              </w:rPr>
+            </w:pPr>
+            <w:r>
+              <w:rPr>
+                <w:b/>
+                <w:bCs/>
+              </w:rPr>
+              <w:t>Primeros problemas de integración entre minijuegos, como diferencias entre nodos, HUDs y scripts.</w:t>
+            </w:r>
+          </w:p>
+          <w:p>
+            <w:pPr>
+              <w:numPr>
+                <w:ilvl w:val="0"/>
+                <w:numId w:val="21"/>
+              </w:numPr>
+              <w:rPr>
+                <w:b/>
+                <w:bCs/>
+              </w:rPr>
+            </w:pPr>
+            <w:r>
+              <w:rPr>
+                <w:b/>
+                <w:bCs/>
+              </w:rPr>
+              <w:t>Inconsistencias en resoluciones y escalado, visibles al empezar a probar en móvil.</w:t>
+            </w:r>
+          </w:p>
+          <w:p>
+            <w:pPr>
+              <w:rPr>
+                <w:b/>
+                <w:bCs/>
+              </w:rPr>
+            </w:pPr>
+            <w:r>
+              <w:rPr>
+                <w:b/>
+                <w:bCs/>
+              </w:rPr>
+              <w:t>Soluciones adoptadas:</w:t>
+            </w:r>
+          </w:p>
+          <w:p>
+            <w:pPr>
+              <w:numPr>
+                <w:ilvl w:val="0"/>
+                <w:numId w:val="22"/>
+              </w:numPr>
+              <w:rPr>
+                <w:b/>
+                <w:bCs/>
+              </w:rPr>
+            </w:pPr>
+            <w:r>
+              <w:rPr>
+                <w:b/>
+                <w:bCs/>
+              </w:rPr>
+              <w:t>Se reestructuró la lógica del minijuego visomotor y se ajustaron colisiones y límites.</w:t>
+            </w:r>
+          </w:p>
+          <w:p>
+            <w:pPr>
+              <w:numPr>
+                <w:ilvl w:val="0"/>
+                <w:numId w:val="22"/>
+              </w:numPr>
+              <w:rPr>
+                <w:b/>
+                <w:bCs/>
+              </w:rPr>
+            </w:pPr>
+            <w:r>
+              <w:rPr>
+                <w:b/>
+                <w:bCs/>
+              </w:rPr>
+              <w:t>Se inició la unificación de escenas mediante una plantilla común de minijuegos, normalizando nodos y HUD.</w:t>
+            </w:r>
+          </w:p>
+          <w:p>
+            <w:pPr>
+              <w:numPr>
+                <w:ilvl w:val="0"/>
+                <w:numId w:val="22"/>
+              </w:numPr>
+              <w:rPr>
+                <w:b/>
+                <w:bCs/>
+              </w:rPr>
+            </w:pPr>
+            <w:r>
+              <w:rPr>
+                <w:b/>
+                <w:bCs/>
+              </w:rPr>
+              <w:t>Se comenzó a probar en Android para detectar errores reales de escalado e input.</w:t>
+            </w:r>
+          </w:p>
+          <w:p>
+            <w:pPr>
+              <w:rPr>
+                <w:b/>
+                <w:bCs/>
+              </w:rPr>
+            </w:pPr>
+          </w:p>
+          <w:p>
+            <w:pPr>
+              <w:rPr>
+                <w:b/>
+                <w:bCs/>
+                <w:u w:val="single"/>
+              </w:rPr>
+            </w:pPr>
+            <w:r>
+              <w:rPr>
+                <w:b/>
+                <w:bCs/>
+                <w:u w:val="single"/>
+              </w:rPr>
+              <w:t>Retrospectiva del Sprint 4</w:t>
+            </w:r>
+          </w:p>
+          <w:p>
+            <w:pPr>
+              <w:rPr>
+                <w:b/>
+                <w:bCs/>
+                <w:u w:val="single"/>
+              </w:rPr>
+            </w:pPr>
+            <w:r>
+              <w:rPr>
+                <w:b/>
+                <w:bCs/>
+              </w:rPr>
+              <w:t>Problemas detectados:</w:t>
+            </w:r>
+          </w:p>
+          <w:p>
+            <w:pPr>
+              <w:numPr>
+                <w:ilvl w:val="0"/>
+                <w:numId w:val="23"/>
+              </w:numPr>
+              <w:rPr>
+                <w:b/>
+                <w:bCs/>
+              </w:rPr>
+            </w:pPr>
+            <w:r>
+              <w:rPr>
+                <w:b/>
+                <w:bCs/>
+              </w:rPr>
+              <w:t>Errores al integrar todos los minijuegos en un menú principal (host): nodos nulos, escenas que no cargaban, HUD que a veces no aparecía.</w:t>
+            </w:r>
+          </w:p>
+          <w:p>
+            <w:pPr>
+              <w:numPr>
+                <w:ilvl w:val="0"/>
+                <w:numId w:val="23"/>
+              </w:numPr>
+              <w:rPr>
+                <w:b/>
+                <w:bCs/>
+              </w:rPr>
+            </w:pPr>
+            <w:r>
+              <w:rPr>
+                <w:b/>
+                <w:bCs/>
+              </w:rPr>
+              <w:lastRenderedPageBreak/>
+              <w:t>Problemas de orientación y rotación en Android, especialmente con juegos horizontales.</w:t>
+            </w:r>
+          </w:p>
+          <w:p>
+            <w:pPr>
+              <w:numPr>
+                <w:ilvl w:val="0"/>
+                <w:numId w:val="23"/>
+              </w:numPr>
+              <w:rPr>
+                <w:b/>
+                <w:bCs/>
+              </w:rPr>
+            </w:pPr>
+            <w:r>
+              <w:rPr>
+                <w:b/>
+                <w:bCs/>
+              </w:rPr>
+              <w:t>Fallos al exportar a APK, como plantillas faltantes, SDK incompleto y permisos no habilitados.</w:t>
+            </w:r>
+          </w:p>
+          <w:p>
+            <w:pPr>
+              <w:numPr>
+                <w:ilvl w:val="0"/>
+                <w:numId w:val="23"/>
+              </w:numPr>
+              <w:rPr>
+                <w:b/>
+                <w:bCs/>
+              </w:rPr>
+            </w:pPr>
+            <w:r>
+              <w:rPr>
+                <w:b/>
+                <w:bCs/>
+              </w:rPr>
+              <w:t>Superposición de hitboxes en la tienda, que provocaba clics en objetos ocultos.</w:t>
+            </w:r>
+          </w:p>
+          <w:p>
+            <w:pPr>
+              <w:rPr>
+                <w:b/>
+                <w:bCs/>
+              </w:rPr>
+            </w:pPr>
+            <w:r>
+              <w:rPr>
+                <w:b/>
+                <w:bCs/>
+              </w:rPr>
+              <w:t>Soluciones adoptadas:</w:t>
+            </w:r>
+          </w:p>
+          <w:p>
+            <w:pPr>
+              <w:numPr>
+                <w:ilvl w:val="0"/>
+                <w:numId w:val="24"/>
+              </w:numPr>
+              <w:rPr>
+                <w:b/>
+                <w:bCs/>
+              </w:rPr>
+            </w:pPr>
+            <w:r>
+              <w:rPr>
+                <w:b/>
+                <w:bCs/>
+              </w:rPr>
+              <w:t>Se estableció un host unificado con control absoluto de estados y visibilidad de UI.</w:t>
+            </w:r>
+          </w:p>
+          <w:p>
+            <w:pPr>
+              <w:numPr>
+                <w:ilvl w:val="0"/>
+                <w:numId w:val="24"/>
+              </w:numPr>
+              <w:rPr>
+                <w:b/>
+                <w:bCs/>
+              </w:rPr>
+            </w:pPr>
+            <w:r>
+              <w:rPr>
+                <w:b/>
+                <w:bCs/>
+              </w:rPr>
+              <w:t>Se configuró correctamente la orientación por sensores y se adaptaron los Viewports.</w:t>
+            </w:r>
+          </w:p>
+          <w:p>
+            <w:pPr>
+              <w:numPr>
+                <w:ilvl w:val="0"/>
+                <w:numId w:val="24"/>
+              </w:numPr>
+              <w:rPr>
+                <w:b/>
+                <w:bCs/>
+              </w:rPr>
+            </w:pPr>
+            <w:r>
+              <w:rPr>
+                <w:b/>
+                <w:bCs/>
+              </w:rPr>
+              <w:t>Se reinstaló y configuró completamente el entorno Android (SDK, JDK, Templates, Keystore).</w:t>
+            </w:r>
+          </w:p>
+          <w:p>
+            <w:pPr>
+              <w:numPr>
+                <w:ilvl w:val="0"/>
+                <w:numId w:val="24"/>
+              </w:numPr>
+              <w:rPr>
+                <w:b/>
+                <w:bCs/>
+              </w:rPr>
+            </w:pPr>
+            <w:r>
+              <w:rPr>
+                <w:b/>
+                <w:bCs/>
+              </w:rPr>
+              <w:t>Se reorganizó el Z-index y mouse_filter de la tienda para evitar interferencias.</w:t>
+            </w:r>
+          </w:p>
+          <w:p>
+            <w:pPr>
+              <w:numPr>
+                <w:ilvl w:val="0"/>
+                <w:numId w:val="24"/>
+              </w:numPr>
+              <w:rPr>
+                <w:b/>
+                <w:bCs/>
+              </w:rPr>
+            </w:pPr>
+            <w:r>
+              <w:rPr>
+                <w:b/>
+                <w:bCs/>
+              </w:rPr>
+              <w:t>Se consolidó el último ciclo de pruebas funcionales con ajustes finales de rendimiento, UI y control táctil.</w:t>
+            </w:r>
+          </w:p>
+          <w:p>
+            <w:pPr>
+              <w:rPr>
+                <w:u w:val="single"/>
+              </w:rPr>
+            </w:pPr>
+          </w:p>
         </w:tc>
       </w:tr>
     </w:tbl>
@@ -14302,23 +14339,7 @@
               <w:t>N</w:t>
             </w:r>
             <w:r>
-              <w:t>odos nulos (</w:t>
-            </w:r>
-            <w:proofErr w:type="spellStart"/>
-            <w:r>
-              <w:t>null</w:t>
-            </w:r>
-            <w:proofErr w:type="spellEnd"/>
-            <w:r>
-              <w:t xml:space="preserve"> </w:t>
-            </w:r>
-            <w:proofErr w:type="spellStart"/>
-            <w:r>
-              <w:t>instance</w:t>
-            </w:r>
-            <w:proofErr w:type="spellEnd"/>
-            <w:r>
-              <w:t>)</w:t>
+              <w:t>odos nulos (null instance)</w:t>
             </w:r>
           </w:p>
           <w:p>
@@ -14359,15 +14380,7 @@
               <w:t>Mejora:</w:t>
             </w:r>
             <w:r>
-              <w:t xml:space="preserve"> Definir desde el inicio un “</w:t>
-            </w:r>
-            <w:proofErr w:type="spellStart"/>
-            <w:r>
-              <w:t>template</w:t>
-            </w:r>
-            <w:proofErr w:type="spellEnd"/>
-            <w:r>
-              <w:t xml:space="preserve"> base” para minijuegos (nodos, capas, HUD, señales, convenciones de nombres).</w:t>
+              <w:t xml:space="preserve"> Definir desde el inicio un “template base” para minijuegos (nodos, capas, HUD, señales, convenciones de nombres).</w:t>
             </w:r>
           </w:p>
           <w:p/>
@@ -14513,16 +14526,11 @@
                 <w:numId w:val="12"/>
               </w:numPr>
             </w:pPr>
-            <w:proofErr w:type="spellStart"/>
             <w:r>
               <w:t>H</w:t>
             </w:r>
             <w:r>
-              <w:t>itboxes</w:t>
-            </w:r>
-            <w:proofErr w:type="spellEnd"/>
-            <w:r>
-              <w:t xml:space="preserve"> superpuestas </w:t>
+              <w:t xml:space="preserve">itboxes superpuestas </w:t>
             </w:r>
           </w:p>
           <w:p>
@@ -14556,23 +14564,7 @@
               <w:t>:</w:t>
             </w:r>
             <w:r>
-              <w:t xml:space="preserve"> Crear una guía clara de capas de colisión, máscaras y Z-</w:t>
-            </w:r>
-            <w:proofErr w:type="spellStart"/>
-            <w:r>
-              <w:t>index</w:t>
-            </w:r>
-            <w:proofErr w:type="spellEnd"/>
-            <w:r>
-              <w:t xml:space="preserve"> por tipo de elemento (UI / </w:t>
-            </w:r>
-            <w:proofErr w:type="spellStart"/>
-            <w:r>
-              <w:t>gameplay</w:t>
-            </w:r>
-            <w:proofErr w:type="spellEnd"/>
-            <w:r>
-              <w:t xml:space="preserve"> / decorativo).</w:t>
+              <w:t xml:space="preserve"> Crear una guía clara de capas de colisión, máscaras y Z-index por tipo de elemento (UI / gameplay / decorativo).</w:t>
             </w:r>
           </w:p>
           <w:p/>
@@ -14600,15 +14592,8 @@
           </w:p>
           <w:p>
             <w:r>
-              <w:t xml:space="preserve">Durante el proceso de exportación del proyecto </w:t>
-            </w:r>
-            <w:proofErr w:type="spellStart"/>
-            <w:r>
-              <w:t>Nyuron</w:t>
-            </w:r>
-            <w:proofErr w:type="spellEnd"/>
-            <w:r>
-              <w:t xml:space="preserve"> a dispositivos Android se presentaron varias dificultades que afectaron el despliegue correcto de la aplicación y su funcionamiento</w:t>
+              <w:lastRenderedPageBreak/>
+              <w:t>Durante el proceso de exportación del proyecto Nyuron a dispositivos Android se presentaron varias dificultades que afectaron el despliegue correcto de la aplicación y su funcionamiento</w:t>
             </w:r>
             <w:r>
               <w:t>.</w:t>
@@ -14628,15 +14613,7 @@
                 <w:bCs/>
                 <w:u w:val="single"/>
               </w:rPr>
-              <w:t>Configuración de permisos del dispositivo</w:t>
-            </w:r>
-            <w:r>
-              <w:rPr>
-                <w:b/>
-                <w:bCs/>
-                <w:u w:val="single"/>
-              </w:rPr>
-              <w:t xml:space="preserve"> </w:t>
+              <w:t xml:space="preserve">Configuración de permisos del dispositivo </w:t>
             </w:r>
           </w:p>
           <w:p>
@@ -14755,25 +14732,7 @@
                 <w:sz w:val="22"/>
                 <w:szCs w:val="22"/>
               </w:rPr>
-              <w:t xml:space="preserve">a configuración de “sensor </w:t>
-            </w:r>
-            <w:proofErr w:type="spellStart"/>
-            <w:r>
-              <w:rPr>
-                <w:rFonts w:asciiTheme="minorHAnsi" w:hAnsiTheme="minorHAnsi" w:cstheme="minorHAnsi"/>
-                <w:sz w:val="22"/>
-                <w:szCs w:val="22"/>
-              </w:rPr>
-              <w:t>landscape</w:t>
-            </w:r>
-            <w:proofErr w:type="spellEnd"/>
-            <w:r>
-              <w:rPr>
-                <w:rFonts w:asciiTheme="minorHAnsi" w:hAnsiTheme="minorHAnsi" w:cstheme="minorHAnsi"/>
-                <w:sz w:val="22"/>
-                <w:szCs w:val="22"/>
-              </w:rPr>
-              <w:t>” no se encontraba habilitada o no coincidía con la rotación manual usada en el código.</w:t>
+              <w:t>a configuración de “sensor landscape” no se encontraba habilitada o no coincidía con la rotación manual usada en el código.</w:t>
             </w:r>
           </w:p>
           <w:p>
@@ -14845,43 +14804,7 @@
                 <w:sz w:val="22"/>
                 <w:szCs w:val="22"/>
               </w:rPr>
-              <w:t>alta de plantillas (“</w:t>
-            </w:r>
-            <w:proofErr w:type="spellStart"/>
-            <w:r>
-              <w:rPr>
-                <w:rFonts w:asciiTheme="minorHAnsi" w:hAnsiTheme="minorHAnsi" w:cstheme="minorHAnsi"/>
-                <w:sz w:val="22"/>
-                <w:szCs w:val="22"/>
-              </w:rPr>
-              <w:t>export</w:t>
-            </w:r>
-            <w:proofErr w:type="spellEnd"/>
-            <w:r>
-              <w:rPr>
-                <w:rFonts w:asciiTheme="minorHAnsi" w:hAnsiTheme="minorHAnsi" w:cstheme="minorHAnsi"/>
-                <w:sz w:val="22"/>
-                <w:szCs w:val="22"/>
-              </w:rPr>
-              <w:t xml:space="preserve"> </w:t>
-            </w:r>
-            <w:proofErr w:type="spellStart"/>
-            <w:r>
-              <w:rPr>
-                <w:rFonts w:asciiTheme="minorHAnsi" w:hAnsiTheme="minorHAnsi" w:cstheme="minorHAnsi"/>
-                <w:sz w:val="22"/>
-                <w:szCs w:val="22"/>
-              </w:rPr>
-              <w:t>templates</w:t>
-            </w:r>
-            <w:proofErr w:type="spellEnd"/>
-            <w:r>
-              <w:rPr>
-                <w:rFonts w:asciiTheme="minorHAnsi" w:hAnsiTheme="minorHAnsi" w:cstheme="minorHAnsi"/>
-                <w:sz w:val="22"/>
-                <w:szCs w:val="22"/>
-              </w:rPr>
-              <w:t>”);</w:t>
+              <w:t>alta de plantillas (“export templates”);</w:t>
             </w:r>
           </w:p>
           <w:p>
@@ -14925,7 +14848,6 @@
                 <w:sz w:val="22"/>
                 <w:szCs w:val="22"/>
               </w:rPr>
-              <w:lastRenderedPageBreak/>
               <w:t>I</w:t>
             </w:r>
             <w:r>
@@ -14966,41 +14888,7 @@
                 <w:sz w:val="22"/>
                 <w:szCs w:val="22"/>
               </w:rPr>
-              <w:t>:</w:t>
-            </w:r>
-            <w:r>
-              <w:rPr>
-                <w:rFonts w:asciiTheme="minorHAnsi" w:hAnsiTheme="minorHAnsi" w:cstheme="minorHAnsi"/>
-                <w:sz w:val="22"/>
-                <w:szCs w:val="22"/>
-              </w:rPr>
-              <w:t xml:space="preserve"> </w:t>
-            </w:r>
-            <w:r>
-              <w:rPr>
-                <w:rFonts w:asciiTheme="minorHAnsi" w:hAnsiTheme="minorHAnsi" w:cstheme="minorHAnsi"/>
-                <w:sz w:val="22"/>
-                <w:szCs w:val="22"/>
-              </w:rPr>
-              <w:t xml:space="preserve">Configurar correctamente todo el entorno de exportación desde etapas tempranas del proyecto (SDK, JDK, plantillas de exportación, </w:t>
-            </w:r>
-            <w:proofErr w:type="spellStart"/>
-            <w:r>
-              <w:rPr>
-                <w:rFonts w:asciiTheme="minorHAnsi" w:hAnsiTheme="minorHAnsi" w:cstheme="minorHAnsi"/>
-                <w:sz w:val="22"/>
-                <w:szCs w:val="22"/>
-              </w:rPr>
-              <w:t>keystore</w:t>
-            </w:r>
-            <w:proofErr w:type="spellEnd"/>
-            <w:r>
-              <w:rPr>
-                <w:rFonts w:asciiTheme="minorHAnsi" w:hAnsiTheme="minorHAnsi" w:cstheme="minorHAnsi"/>
-                <w:sz w:val="22"/>
-                <w:szCs w:val="22"/>
-              </w:rPr>
-              <w:t>) y verificar que las versiones sean compatibles. Además, documentar el proceso para evitar retrabajo futuro.</w:t>
+              <w:t>: Configurar correctamente todo el entorno de exportación desde etapas tempranas del proyecto (SDK, JDK, plantillas de exportación, keystore) y verificar que las versiones sean compatibles. Además, documentar el proceso para evitar retrabajo futuro.</w:t>
             </w:r>
           </w:p>
         </w:tc>
@@ -15013,7 +14901,6 @@
       <w:bookmarkStart w:id="36" w:name="_heading=h.3o7alnk" w:colFirst="0" w:colLast="0"/>
       <w:bookmarkEnd w:id="36"/>
       <w:r>
-        <w:lastRenderedPageBreak/>
         <w:t>Lecciones aprendidas.</w:t>
       </w:r>
     </w:p>
@@ -15078,7 +14965,6 @@
             <w:r>
               <w:t xml:space="preserve">Durante el desarrollo de los distintos minijuegos se evidenció una falta de estandarización en el uso de nombres y formatos. Algunas variables estaban escritas en </w:t>
             </w:r>
-            <w:proofErr w:type="spellStart"/>
             <w:r>
               <w:rPr>
                 <w:i/>
@@ -15086,11 +14972,9 @@
               </w:rPr>
               <w:t>camelCase</w:t>
             </w:r>
-            <w:proofErr w:type="spellEnd"/>
             <w:r>
               <w:t xml:space="preserve"> y otras en </w:t>
             </w:r>
-            <w:proofErr w:type="spellStart"/>
             <w:r>
               <w:rPr>
                 <w:i/>
@@ -15098,17 +14982,8 @@
               </w:rPr>
               <w:t>snake_case</w:t>
             </w:r>
-            <w:proofErr w:type="spellEnd"/>
-            <w:r>
-              <w:t xml:space="preserve">. Del mismo modo, varios recursos —como </w:t>
-            </w:r>
-            <w:proofErr w:type="spellStart"/>
-            <w:r>
-              <w:t>sprites</w:t>
-            </w:r>
-            <w:proofErr w:type="spellEnd"/>
-            <w:r>
-              <w:t>, escenas y scripts— tenían nombres en inglés, mientras que otros estaban en español.</w:t>
+            <w:r>
+              <w:t>. Del mismo modo, varios recursos —como sprites, escenas y scripts— tenían nombres en inglés, mientras que otros estaban en español.</w:t>
             </w:r>
             <w:r>
               <w:t xml:space="preserve"> </w:t>
@@ -15203,15 +15078,7 @@
           </w:p>
           <w:p>
             <w:r>
-              <w:t xml:space="preserve">Muchos cambios en nodos, rutas, señales y scripts no quedaron documentados, lo que generó confusión semanas después al retomar funcionalidades viejas o corregir bugs en escenas antiguas. Esto provocó retrabajo, sobre todo al integrar </w:t>
-            </w:r>
-            <w:proofErr w:type="spellStart"/>
-            <w:r>
-              <w:t>HUDs</w:t>
-            </w:r>
-            <w:proofErr w:type="spellEnd"/>
-            <w:r>
-              <w:t>, botones y lógica de menú.</w:t>
+              <w:t>Muchos cambios en nodos, rutas, señales y scripts no quedaron documentados, lo que generó confusión semanas después al retomar funcionalidades viejas o corregir bugs en escenas antiguas. Esto provocó retrabajo, sobre todo al integrar HUDs, botones y lógica de menú.</w:t>
             </w:r>
           </w:p>
           <w:p/>
@@ -15258,23 +15125,7 @@
           </w:p>
           <w:p>
             <w:r>
-              <w:t xml:space="preserve">Se comprobó que varios elementos funcionaban perfectamente en </w:t>
-            </w:r>
-            <w:proofErr w:type="gramStart"/>
-            <w:r>
-              <w:t>PC</w:t>
-            </w:r>
-            <w:proofErr w:type="gramEnd"/>
-            <w:r>
-              <w:t xml:space="preserve"> pero fallaban en Android, como botones que no detectaban </w:t>
-            </w:r>
-            <w:proofErr w:type="spellStart"/>
-            <w:r>
-              <w:t>touch</w:t>
-            </w:r>
-            <w:proofErr w:type="spellEnd"/>
-            <w:r>
-              <w:t>, escalado incorrecto, inputs no registrados, UI movida y problemas de rendimiento en móviles de menor gama.</w:t>
+              <w:t>Se comprobó que varios elementos funcionaban perfectamente en PC pero fallaban en Android, como botones que no detectaban touch, escalado incorrecto, inputs no registrados, UI movida y problemas de rendimiento en móviles de menor gama.</w:t>
             </w:r>
           </w:p>
           <w:p/>
@@ -15316,19 +15167,13 @@
       <w:bookmarkStart w:id="37" w:name="_heading=h.23ckvvd" w:colFirst="0" w:colLast="0"/>
       <w:bookmarkEnd w:id="37"/>
       <w:r>
-        <w:lastRenderedPageBreak/>
         <w:t>Mockups</w:t>
       </w:r>
     </w:p>
     <w:p>
       <w:r>
-        <w:t xml:space="preserve">Inserte las imágenes del producto de software desarrollado en los diferentes </w:t>
+        <w:t>Inserte las imágenes del producto de software desarrollado en los diferentes sprints</w:t>
       </w:r>
-      <w:proofErr w:type="spellStart"/>
-      <w:r>
-        <w:t>sprints</w:t>
-      </w:r>
-      <w:proofErr w:type="spellEnd"/>
     </w:p>
     <w:p/>
     <w:p>
@@ -15440,36 +15285,8 @@
         <w:sz w:val="20"/>
         <w:szCs w:val="20"/>
       </w:rPr>
-      <w:t xml:space="preserve">Plan de Proyecto, </w:t>
+      <w:t>Plan de Proyecto, Capstone – DuocUC</w:t>
     </w:r>
-    <w:proofErr w:type="spellStart"/>
-    <w:r>
-      <w:rPr>
-        <w:color w:val="000000"/>
-        <w:sz w:val="20"/>
-        <w:szCs w:val="20"/>
-      </w:rPr>
-      <w:t>Capstone</w:t>
-    </w:r>
-    <w:proofErr w:type="spellEnd"/>
-    <w:r>
-      <w:rPr>
-        <w:color w:val="000000"/>
-        <w:sz w:val="20"/>
-        <w:szCs w:val="20"/>
-      </w:rPr>
-      <w:t xml:space="preserve"> – </w:t>
-    </w:r>
-    <w:proofErr w:type="spellStart"/>
-    <w:r>
-      <w:rPr>
-        <w:color w:val="000000"/>
-        <w:sz w:val="20"/>
-        <w:szCs w:val="20"/>
-      </w:rPr>
-      <w:t>DuocUC</w:t>
-    </w:r>
-    <w:proofErr w:type="spellEnd"/>
   </w:p>
   <w:p>
     <w:pPr>
@@ -15828,6 +15645,304 @@
     </w:lvl>
   </w:abstractNum>
   <w:abstractNum w:abstractNumId="2" w15:restartNumberingAfterBreak="0">
+    <w:nsid w:val="13CF0EA1"/>
+    <w:multiLevelType w:val="multilevel"/>
+    <w:tmpl w:val="E9B090E6"/>
+    <w:lvl w:ilvl="0">
+      <w:start w:val="1"/>
+      <w:numFmt w:val="bullet"/>
+      <w:lvlText w:val=""/>
+      <w:lvlJc w:val="left"/>
+      <w:pPr>
+        <w:tabs>
+          <w:tab w:val="num" w:pos="720"/>
+        </w:tabs>
+        <w:ind w:left="720" w:hanging="360"/>
+      </w:pPr>
+      <w:rPr>
+        <w:rFonts w:ascii="Symbol" w:hAnsi="Symbol" w:hint="default"/>
+        <w:sz w:val="20"/>
+      </w:rPr>
+    </w:lvl>
+    <w:lvl w:ilvl="1">
+      <w:start w:val="1"/>
+      <w:numFmt w:val="bullet"/>
+      <w:lvlText w:val="o"/>
+      <w:lvlJc w:val="left"/>
+      <w:pPr>
+        <w:tabs>
+          <w:tab w:val="num" w:pos="1440"/>
+        </w:tabs>
+        <w:ind w:left="1440" w:hanging="360"/>
+      </w:pPr>
+      <w:rPr>
+        <w:rFonts w:ascii="Courier New" w:hAnsi="Courier New" w:cs="Times New Roman" w:hint="default"/>
+        <w:sz w:val="20"/>
+      </w:rPr>
+    </w:lvl>
+    <w:lvl w:ilvl="2">
+      <w:start w:val="1"/>
+      <w:numFmt w:val="bullet"/>
+      <w:lvlText w:val=""/>
+      <w:lvlJc w:val="left"/>
+      <w:pPr>
+        <w:tabs>
+          <w:tab w:val="num" w:pos="2160"/>
+        </w:tabs>
+        <w:ind w:left="2160" w:hanging="360"/>
+      </w:pPr>
+      <w:rPr>
+        <w:rFonts w:ascii="Wingdings" w:hAnsi="Wingdings" w:hint="default"/>
+        <w:sz w:val="20"/>
+      </w:rPr>
+    </w:lvl>
+    <w:lvl w:ilvl="3">
+      <w:start w:val="1"/>
+      <w:numFmt w:val="bullet"/>
+      <w:lvlText w:val=""/>
+      <w:lvlJc w:val="left"/>
+      <w:pPr>
+        <w:tabs>
+          <w:tab w:val="num" w:pos="2880"/>
+        </w:tabs>
+        <w:ind w:left="2880" w:hanging="360"/>
+      </w:pPr>
+      <w:rPr>
+        <w:rFonts w:ascii="Wingdings" w:hAnsi="Wingdings" w:hint="default"/>
+        <w:sz w:val="20"/>
+      </w:rPr>
+    </w:lvl>
+    <w:lvl w:ilvl="4">
+      <w:start w:val="1"/>
+      <w:numFmt w:val="bullet"/>
+      <w:lvlText w:val=""/>
+      <w:lvlJc w:val="left"/>
+      <w:pPr>
+        <w:tabs>
+          <w:tab w:val="num" w:pos="3600"/>
+        </w:tabs>
+        <w:ind w:left="3600" w:hanging="360"/>
+      </w:pPr>
+      <w:rPr>
+        <w:rFonts w:ascii="Wingdings" w:hAnsi="Wingdings" w:hint="default"/>
+        <w:sz w:val="20"/>
+      </w:rPr>
+    </w:lvl>
+    <w:lvl w:ilvl="5">
+      <w:start w:val="1"/>
+      <w:numFmt w:val="bullet"/>
+      <w:lvlText w:val=""/>
+      <w:lvlJc w:val="left"/>
+      <w:pPr>
+        <w:tabs>
+          <w:tab w:val="num" w:pos="4320"/>
+        </w:tabs>
+        <w:ind w:left="4320" w:hanging="360"/>
+      </w:pPr>
+      <w:rPr>
+        <w:rFonts w:ascii="Wingdings" w:hAnsi="Wingdings" w:hint="default"/>
+        <w:sz w:val="20"/>
+      </w:rPr>
+    </w:lvl>
+    <w:lvl w:ilvl="6">
+      <w:start w:val="1"/>
+      <w:numFmt w:val="bullet"/>
+      <w:lvlText w:val=""/>
+      <w:lvlJc w:val="left"/>
+      <w:pPr>
+        <w:tabs>
+          <w:tab w:val="num" w:pos="5040"/>
+        </w:tabs>
+        <w:ind w:left="5040" w:hanging="360"/>
+      </w:pPr>
+      <w:rPr>
+        <w:rFonts w:ascii="Wingdings" w:hAnsi="Wingdings" w:hint="default"/>
+        <w:sz w:val="20"/>
+      </w:rPr>
+    </w:lvl>
+    <w:lvl w:ilvl="7">
+      <w:start w:val="1"/>
+      <w:numFmt w:val="bullet"/>
+      <w:lvlText w:val=""/>
+      <w:lvlJc w:val="left"/>
+      <w:pPr>
+        <w:tabs>
+          <w:tab w:val="num" w:pos="5760"/>
+        </w:tabs>
+        <w:ind w:left="5760" w:hanging="360"/>
+      </w:pPr>
+      <w:rPr>
+        <w:rFonts w:ascii="Wingdings" w:hAnsi="Wingdings" w:hint="default"/>
+        <w:sz w:val="20"/>
+      </w:rPr>
+    </w:lvl>
+    <w:lvl w:ilvl="8">
+      <w:start w:val="1"/>
+      <w:numFmt w:val="bullet"/>
+      <w:lvlText w:val=""/>
+      <w:lvlJc w:val="left"/>
+      <w:pPr>
+        <w:tabs>
+          <w:tab w:val="num" w:pos="6480"/>
+        </w:tabs>
+        <w:ind w:left="6480" w:hanging="360"/>
+      </w:pPr>
+      <w:rPr>
+        <w:rFonts w:ascii="Wingdings" w:hAnsi="Wingdings" w:hint="default"/>
+        <w:sz w:val="20"/>
+      </w:rPr>
+    </w:lvl>
+  </w:abstractNum>
+  <w:abstractNum w:abstractNumId="3" w15:restartNumberingAfterBreak="0">
+    <w:nsid w:val="16C83CB6"/>
+    <w:multiLevelType w:val="multilevel"/>
+    <w:tmpl w:val="C4E8882E"/>
+    <w:lvl w:ilvl="0">
+      <w:start w:val="1"/>
+      <w:numFmt w:val="bullet"/>
+      <w:lvlText w:val=""/>
+      <w:lvlJc w:val="left"/>
+      <w:pPr>
+        <w:tabs>
+          <w:tab w:val="num" w:pos="720"/>
+        </w:tabs>
+        <w:ind w:left="720" w:hanging="360"/>
+      </w:pPr>
+      <w:rPr>
+        <w:rFonts w:ascii="Symbol" w:hAnsi="Symbol" w:hint="default"/>
+        <w:sz w:val="20"/>
+      </w:rPr>
+    </w:lvl>
+    <w:lvl w:ilvl="1">
+      <w:start w:val="1"/>
+      <w:numFmt w:val="bullet"/>
+      <w:lvlText w:val="o"/>
+      <w:lvlJc w:val="left"/>
+      <w:pPr>
+        <w:tabs>
+          <w:tab w:val="num" w:pos="1440"/>
+        </w:tabs>
+        <w:ind w:left="1440" w:hanging="360"/>
+      </w:pPr>
+      <w:rPr>
+        <w:rFonts w:ascii="Courier New" w:hAnsi="Courier New" w:cs="Times New Roman" w:hint="default"/>
+        <w:sz w:val="20"/>
+      </w:rPr>
+    </w:lvl>
+    <w:lvl w:ilvl="2">
+      <w:start w:val="1"/>
+      <w:numFmt w:val="bullet"/>
+      <w:lvlText w:val=""/>
+      <w:lvlJc w:val="left"/>
+      <w:pPr>
+        <w:tabs>
+          <w:tab w:val="num" w:pos="2160"/>
+        </w:tabs>
+        <w:ind w:left="2160" w:hanging="360"/>
+      </w:pPr>
+      <w:rPr>
+        <w:rFonts w:ascii="Wingdings" w:hAnsi="Wingdings" w:hint="default"/>
+        <w:sz w:val="20"/>
+      </w:rPr>
+    </w:lvl>
+    <w:lvl w:ilvl="3">
+      <w:start w:val="1"/>
+      <w:numFmt w:val="bullet"/>
+      <w:lvlText w:val=""/>
+      <w:lvlJc w:val="left"/>
+      <w:pPr>
+        <w:tabs>
+          <w:tab w:val="num" w:pos="2880"/>
+        </w:tabs>
+        <w:ind w:left="2880" w:hanging="360"/>
+      </w:pPr>
+      <w:rPr>
+        <w:rFonts w:ascii="Wingdings" w:hAnsi="Wingdings" w:hint="default"/>
+        <w:sz w:val="20"/>
+      </w:rPr>
+    </w:lvl>
+    <w:lvl w:ilvl="4">
+      <w:start w:val="1"/>
+      <w:numFmt w:val="bullet"/>
+      <w:lvlText w:val=""/>
+      <w:lvlJc w:val="left"/>
+      <w:pPr>
+        <w:tabs>
+          <w:tab w:val="num" w:pos="3600"/>
+        </w:tabs>
+        <w:ind w:left="3600" w:hanging="360"/>
+      </w:pPr>
+      <w:rPr>
+        <w:rFonts w:ascii="Wingdings" w:hAnsi="Wingdings" w:hint="default"/>
+        <w:sz w:val="20"/>
+      </w:rPr>
+    </w:lvl>
+    <w:lvl w:ilvl="5">
+      <w:start w:val="1"/>
+      <w:numFmt w:val="bullet"/>
+      <w:lvlText w:val=""/>
+      <w:lvlJc w:val="left"/>
+      <w:pPr>
+        <w:tabs>
+          <w:tab w:val="num" w:pos="4320"/>
+        </w:tabs>
+        <w:ind w:left="4320" w:hanging="360"/>
+      </w:pPr>
+      <w:rPr>
+        <w:rFonts w:ascii="Wingdings" w:hAnsi="Wingdings" w:hint="default"/>
+        <w:sz w:val="20"/>
+      </w:rPr>
+    </w:lvl>
+    <w:lvl w:ilvl="6">
+      <w:start w:val="1"/>
+      <w:numFmt w:val="bullet"/>
+      <w:lvlText w:val=""/>
+      <w:lvlJc w:val="left"/>
+      <w:pPr>
+        <w:tabs>
+          <w:tab w:val="num" w:pos="5040"/>
+        </w:tabs>
+        <w:ind w:left="5040" w:hanging="360"/>
+      </w:pPr>
+      <w:rPr>
+        <w:rFonts w:ascii="Wingdings" w:hAnsi="Wingdings" w:hint="default"/>
+        <w:sz w:val="20"/>
+      </w:rPr>
+    </w:lvl>
+    <w:lvl w:ilvl="7">
+      <w:start w:val="1"/>
+      <w:numFmt w:val="bullet"/>
+      <w:lvlText w:val=""/>
+      <w:lvlJc w:val="left"/>
+      <w:pPr>
+        <w:tabs>
+          <w:tab w:val="num" w:pos="5760"/>
+        </w:tabs>
+        <w:ind w:left="5760" w:hanging="360"/>
+      </w:pPr>
+      <w:rPr>
+        <w:rFonts w:ascii="Wingdings" w:hAnsi="Wingdings" w:hint="default"/>
+        <w:sz w:val="20"/>
+      </w:rPr>
+    </w:lvl>
+    <w:lvl w:ilvl="8">
+      <w:start w:val="1"/>
+      <w:numFmt w:val="bullet"/>
+      <w:lvlText w:val=""/>
+      <w:lvlJc w:val="left"/>
+      <w:pPr>
+        <w:tabs>
+          <w:tab w:val="num" w:pos="6480"/>
+        </w:tabs>
+        <w:ind w:left="6480" w:hanging="360"/>
+      </w:pPr>
+      <w:rPr>
+        <w:rFonts w:ascii="Wingdings" w:hAnsi="Wingdings" w:hint="default"/>
+        <w:sz w:val="20"/>
+      </w:rPr>
+    </w:lvl>
+  </w:abstractNum>
+  <w:abstractNum w:abstractNumId="4" w15:restartNumberingAfterBreak="0">
     <w:nsid w:val="19091413"/>
     <w:multiLevelType w:val="multilevel"/>
     <w:tmpl w:val="20967E48"/>
@@ -15972,7 +16087,7 @@
       </w:rPr>
     </w:lvl>
   </w:abstractNum>
-  <w:abstractNum w:abstractNumId="3" w15:restartNumberingAfterBreak="0">
+  <w:abstractNum w:abstractNumId="5" w15:restartNumberingAfterBreak="0">
     <w:nsid w:val="1B3338FC"/>
     <w:multiLevelType w:val="multilevel"/>
     <w:tmpl w:val="93546B38"/>
@@ -16121,7 +16236,156 @@
       </w:rPr>
     </w:lvl>
   </w:abstractNum>
-  <w:abstractNum w:abstractNumId="4" w15:restartNumberingAfterBreak="0">
+  <w:abstractNum w:abstractNumId="6" w15:restartNumberingAfterBreak="0">
+    <w:nsid w:val="1CE66293"/>
+    <w:multiLevelType w:val="multilevel"/>
+    <w:tmpl w:val="D9ECEC70"/>
+    <w:lvl w:ilvl="0">
+      <w:start w:val="1"/>
+      <w:numFmt w:val="bullet"/>
+      <w:lvlText w:val=""/>
+      <w:lvlJc w:val="left"/>
+      <w:pPr>
+        <w:tabs>
+          <w:tab w:val="num" w:pos="720"/>
+        </w:tabs>
+        <w:ind w:left="720" w:hanging="360"/>
+      </w:pPr>
+      <w:rPr>
+        <w:rFonts w:ascii="Symbol" w:hAnsi="Symbol" w:hint="default"/>
+        <w:sz w:val="20"/>
+      </w:rPr>
+    </w:lvl>
+    <w:lvl w:ilvl="1">
+      <w:start w:val="1"/>
+      <w:numFmt w:val="bullet"/>
+      <w:lvlText w:val="o"/>
+      <w:lvlJc w:val="left"/>
+      <w:pPr>
+        <w:tabs>
+          <w:tab w:val="num" w:pos="1440"/>
+        </w:tabs>
+        <w:ind w:left="1440" w:hanging="360"/>
+      </w:pPr>
+      <w:rPr>
+        <w:rFonts w:ascii="Courier New" w:hAnsi="Courier New" w:cs="Times New Roman" w:hint="default"/>
+        <w:sz w:val="20"/>
+      </w:rPr>
+    </w:lvl>
+    <w:lvl w:ilvl="2">
+      <w:start w:val="1"/>
+      <w:numFmt w:val="bullet"/>
+      <w:lvlText w:val=""/>
+      <w:lvlJc w:val="left"/>
+      <w:pPr>
+        <w:tabs>
+          <w:tab w:val="num" w:pos="2160"/>
+        </w:tabs>
+        <w:ind w:left="2160" w:hanging="360"/>
+      </w:pPr>
+      <w:rPr>
+        <w:rFonts w:ascii="Wingdings" w:hAnsi="Wingdings" w:hint="default"/>
+        <w:sz w:val="20"/>
+      </w:rPr>
+    </w:lvl>
+    <w:lvl w:ilvl="3">
+      <w:start w:val="1"/>
+      <w:numFmt w:val="bullet"/>
+      <w:lvlText w:val=""/>
+      <w:lvlJc w:val="left"/>
+      <w:pPr>
+        <w:tabs>
+          <w:tab w:val="num" w:pos="2880"/>
+        </w:tabs>
+        <w:ind w:left="2880" w:hanging="360"/>
+      </w:pPr>
+      <w:rPr>
+        <w:rFonts w:ascii="Wingdings" w:hAnsi="Wingdings" w:hint="default"/>
+        <w:sz w:val="20"/>
+      </w:rPr>
+    </w:lvl>
+    <w:lvl w:ilvl="4">
+      <w:start w:val="1"/>
+      <w:numFmt w:val="bullet"/>
+      <w:lvlText w:val=""/>
+      <w:lvlJc w:val="left"/>
+      <w:pPr>
+        <w:tabs>
+          <w:tab w:val="num" w:pos="3600"/>
+        </w:tabs>
+        <w:ind w:left="3600" w:hanging="360"/>
+      </w:pPr>
+      <w:rPr>
+        <w:rFonts w:ascii="Wingdings" w:hAnsi="Wingdings" w:hint="default"/>
+        <w:sz w:val="20"/>
+      </w:rPr>
+    </w:lvl>
+    <w:lvl w:ilvl="5">
+      <w:start w:val="1"/>
+      <w:numFmt w:val="bullet"/>
+      <w:lvlText w:val=""/>
+      <w:lvlJc w:val="left"/>
+      <w:pPr>
+        <w:tabs>
+          <w:tab w:val="num" w:pos="4320"/>
+        </w:tabs>
+        <w:ind w:left="4320" w:hanging="360"/>
+      </w:pPr>
+      <w:rPr>
+        <w:rFonts w:ascii="Wingdings" w:hAnsi="Wingdings" w:hint="default"/>
+        <w:sz w:val="20"/>
+      </w:rPr>
+    </w:lvl>
+    <w:lvl w:ilvl="6">
+      <w:start w:val="1"/>
+      <w:numFmt w:val="bullet"/>
+      <w:lvlText w:val=""/>
+      <w:lvlJc w:val="left"/>
+      <w:pPr>
+        <w:tabs>
+          <w:tab w:val="num" w:pos="5040"/>
+        </w:tabs>
+        <w:ind w:left="5040" w:hanging="360"/>
+      </w:pPr>
+      <w:rPr>
+        <w:rFonts w:ascii="Wingdings" w:hAnsi="Wingdings" w:hint="default"/>
+        <w:sz w:val="20"/>
+      </w:rPr>
+    </w:lvl>
+    <w:lvl w:ilvl="7">
+      <w:start w:val="1"/>
+      <w:numFmt w:val="bullet"/>
+      <w:lvlText w:val=""/>
+      <w:lvlJc w:val="left"/>
+      <w:pPr>
+        <w:tabs>
+          <w:tab w:val="num" w:pos="5760"/>
+        </w:tabs>
+        <w:ind w:left="5760" w:hanging="360"/>
+      </w:pPr>
+      <w:rPr>
+        <w:rFonts w:ascii="Wingdings" w:hAnsi="Wingdings" w:hint="default"/>
+        <w:sz w:val="20"/>
+      </w:rPr>
+    </w:lvl>
+    <w:lvl w:ilvl="8">
+      <w:start w:val="1"/>
+      <w:numFmt w:val="bullet"/>
+      <w:lvlText w:val=""/>
+      <w:lvlJc w:val="left"/>
+      <w:pPr>
+        <w:tabs>
+          <w:tab w:val="num" w:pos="6480"/>
+        </w:tabs>
+        <w:ind w:left="6480" w:hanging="360"/>
+      </w:pPr>
+      <w:rPr>
+        <w:rFonts w:ascii="Wingdings" w:hAnsi="Wingdings" w:hint="default"/>
+        <w:sz w:val="20"/>
+      </w:rPr>
+    </w:lvl>
+  </w:abstractNum>
+  <w:abstractNum w:abstractNumId="7" w15:restartNumberingAfterBreak="0">
     <w:nsid w:val="276A394C"/>
     <w:multiLevelType w:val="hybridMultilevel"/>
     <w:tmpl w:val="95F6AAC8"/>
@@ -16234,7 +16498,7 @@
       </w:rPr>
     </w:lvl>
   </w:abstractNum>
-  <w:abstractNum w:abstractNumId="5" w15:restartNumberingAfterBreak="0">
+  <w:abstractNum w:abstractNumId="8" w15:restartNumberingAfterBreak="0">
     <w:nsid w:val="27E833F8"/>
     <w:multiLevelType w:val="hybridMultilevel"/>
     <w:tmpl w:val="F0C6676E"/>
@@ -16347,7 +16611,305 @@
       </w:rPr>
     </w:lvl>
   </w:abstractNum>
-  <w:abstractNum w:abstractNumId="6" w15:restartNumberingAfterBreak="0">
+  <w:abstractNum w:abstractNumId="9" w15:restartNumberingAfterBreak="0">
+    <w:nsid w:val="29572591"/>
+    <w:multiLevelType w:val="multilevel"/>
+    <w:tmpl w:val="D97C165C"/>
+    <w:lvl w:ilvl="0">
+      <w:start w:val="1"/>
+      <w:numFmt w:val="bullet"/>
+      <w:lvlText w:val=""/>
+      <w:lvlJc w:val="left"/>
+      <w:pPr>
+        <w:tabs>
+          <w:tab w:val="num" w:pos="720"/>
+        </w:tabs>
+        <w:ind w:left="720" w:hanging="360"/>
+      </w:pPr>
+      <w:rPr>
+        <w:rFonts w:ascii="Symbol" w:hAnsi="Symbol" w:hint="default"/>
+        <w:sz w:val="20"/>
+      </w:rPr>
+    </w:lvl>
+    <w:lvl w:ilvl="1">
+      <w:start w:val="1"/>
+      <w:numFmt w:val="bullet"/>
+      <w:lvlText w:val="o"/>
+      <w:lvlJc w:val="left"/>
+      <w:pPr>
+        <w:tabs>
+          <w:tab w:val="num" w:pos="1440"/>
+        </w:tabs>
+        <w:ind w:left="1440" w:hanging="360"/>
+      </w:pPr>
+      <w:rPr>
+        <w:rFonts w:ascii="Courier New" w:hAnsi="Courier New" w:cs="Times New Roman" w:hint="default"/>
+        <w:sz w:val="20"/>
+      </w:rPr>
+    </w:lvl>
+    <w:lvl w:ilvl="2">
+      <w:start w:val="1"/>
+      <w:numFmt w:val="bullet"/>
+      <w:lvlText w:val=""/>
+      <w:lvlJc w:val="left"/>
+      <w:pPr>
+        <w:tabs>
+          <w:tab w:val="num" w:pos="2160"/>
+        </w:tabs>
+        <w:ind w:left="2160" w:hanging="360"/>
+      </w:pPr>
+      <w:rPr>
+        <w:rFonts w:ascii="Wingdings" w:hAnsi="Wingdings" w:hint="default"/>
+        <w:sz w:val="20"/>
+      </w:rPr>
+    </w:lvl>
+    <w:lvl w:ilvl="3">
+      <w:start w:val="1"/>
+      <w:numFmt w:val="bullet"/>
+      <w:lvlText w:val=""/>
+      <w:lvlJc w:val="left"/>
+      <w:pPr>
+        <w:tabs>
+          <w:tab w:val="num" w:pos="2880"/>
+        </w:tabs>
+        <w:ind w:left="2880" w:hanging="360"/>
+      </w:pPr>
+      <w:rPr>
+        <w:rFonts w:ascii="Wingdings" w:hAnsi="Wingdings" w:hint="default"/>
+        <w:sz w:val="20"/>
+      </w:rPr>
+    </w:lvl>
+    <w:lvl w:ilvl="4">
+      <w:start w:val="1"/>
+      <w:numFmt w:val="bullet"/>
+      <w:lvlText w:val=""/>
+      <w:lvlJc w:val="left"/>
+      <w:pPr>
+        <w:tabs>
+          <w:tab w:val="num" w:pos="3600"/>
+        </w:tabs>
+        <w:ind w:left="3600" w:hanging="360"/>
+      </w:pPr>
+      <w:rPr>
+        <w:rFonts w:ascii="Wingdings" w:hAnsi="Wingdings" w:hint="default"/>
+        <w:sz w:val="20"/>
+      </w:rPr>
+    </w:lvl>
+    <w:lvl w:ilvl="5">
+      <w:start w:val="1"/>
+      <w:numFmt w:val="bullet"/>
+      <w:lvlText w:val=""/>
+      <w:lvlJc w:val="left"/>
+      <w:pPr>
+        <w:tabs>
+          <w:tab w:val="num" w:pos="4320"/>
+        </w:tabs>
+        <w:ind w:left="4320" w:hanging="360"/>
+      </w:pPr>
+      <w:rPr>
+        <w:rFonts w:ascii="Wingdings" w:hAnsi="Wingdings" w:hint="default"/>
+        <w:sz w:val="20"/>
+      </w:rPr>
+    </w:lvl>
+    <w:lvl w:ilvl="6">
+      <w:start w:val="1"/>
+      <w:numFmt w:val="bullet"/>
+      <w:lvlText w:val=""/>
+      <w:lvlJc w:val="left"/>
+      <w:pPr>
+        <w:tabs>
+          <w:tab w:val="num" w:pos="5040"/>
+        </w:tabs>
+        <w:ind w:left="5040" w:hanging="360"/>
+      </w:pPr>
+      <w:rPr>
+        <w:rFonts w:ascii="Wingdings" w:hAnsi="Wingdings" w:hint="default"/>
+        <w:sz w:val="20"/>
+      </w:rPr>
+    </w:lvl>
+    <w:lvl w:ilvl="7">
+      <w:start w:val="1"/>
+      <w:numFmt w:val="bullet"/>
+      <w:lvlText w:val=""/>
+      <w:lvlJc w:val="left"/>
+      <w:pPr>
+        <w:tabs>
+          <w:tab w:val="num" w:pos="5760"/>
+        </w:tabs>
+        <w:ind w:left="5760" w:hanging="360"/>
+      </w:pPr>
+      <w:rPr>
+        <w:rFonts w:ascii="Wingdings" w:hAnsi="Wingdings" w:hint="default"/>
+        <w:sz w:val="20"/>
+      </w:rPr>
+    </w:lvl>
+    <w:lvl w:ilvl="8">
+      <w:start w:val="1"/>
+      <w:numFmt w:val="bullet"/>
+      <w:lvlText w:val=""/>
+      <w:lvlJc w:val="left"/>
+      <w:pPr>
+        <w:tabs>
+          <w:tab w:val="num" w:pos="6480"/>
+        </w:tabs>
+        <w:ind w:left="6480" w:hanging="360"/>
+      </w:pPr>
+      <w:rPr>
+        <w:rFonts w:ascii="Wingdings" w:hAnsi="Wingdings" w:hint="default"/>
+        <w:sz w:val="20"/>
+      </w:rPr>
+    </w:lvl>
+  </w:abstractNum>
+  <w:abstractNum w:abstractNumId="10" w15:restartNumberingAfterBreak="0">
+    <w:nsid w:val="2B8F5563"/>
+    <w:multiLevelType w:val="multilevel"/>
+    <w:tmpl w:val="00540F20"/>
+    <w:lvl w:ilvl="0">
+      <w:start w:val="1"/>
+      <w:numFmt w:val="bullet"/>
+      <w:lvlText w:val=""/>
+      <w:lvlJc w:val="left"/>
+      <w:pPr>
+        <w:tabs>
+          <w:tab w:val="num" w:pos="720"/>
+        </w:tabs>
+        <w:ind w:left="720" w:hanging="360"/>
+      </w:pPr>
+      <w:rPr>
+        <w:rFonts w:ascii="Symbol" w:hAnsi="Symbol" w:hint="default"/>
+        <w:sz w:val="20"/>
+      </w:rPr>
+    </w:lvl>
+    <w:lvl w:ilvl="1">
+      <w:start w:val="1"/>
+      <w:numFmt w:val="bullet"/>
+      <w:lvlText w:val="o"/>
+      <w:lvlJc w:val="left"/>
+      <w:pPr>
+        <w:tabs>
+          <w:tab w:val="num" w:pos="1440"/>
+        </w:tabs>
+        <w:ind w:left="1440" w:hanging="360"/>
+      </w:pPr>
+      <w:rPr>
+        <w:rFonts w:ascii="Courier New" w:hAnsi="Courier New" w:cs="Times New Roman" w:hint="default"/>
+        <w:sz w:val="20"/>
+      </w:rPr>
+    </w:lvl>
+    <w:lvl w:ilvl="2">
+      <w:start w:val="1"/>
+      <w:numFmt w:val="bullet"/>
+      <w:lvlText w:val=""/>
+      <w:lvlJc w:val="left"/>
+      <w:pPr>
+        <w:tabs>
+          <w:tab w:val="num" w:pos="2160"/>
+        </w:tabs>
+        <w:ind w:left="2160" w:hanging="360"/>
+      </w:pPr>
+      <w:rPr>
+        <w:rFonts w:ascii="Wingdings" w:hAnsi="Wingdings" w:hint="default"/>
+        <w:sz w:val="20"/>
+      </w:rPr>
+    </w:lvl>
+    <w:lvl w:ilvl="3">
+      <w:start w:val="1"/>
+      <w:numFmt w:val="bullet"/>
+      <w:lvlText w:val=""/>
+      <w:lvlJc w:val="left"/>
+      <w:pPr>
+        <w:tabs>
+          <w:tab w:val="num" w:pos="2880"/>
+        </w:tabs>
+        <w:ind w:left="2880" w:hanging="360"/>
+      </w:pPr>
+      <w:rPr>
+        <w:rFonts w:ascii="Wingdings" w:hAnsi="Wingdings" w:hint="default"/>
+        <w:sz w:val="20"/>
+      </w:rPr>
+    </w:lvl>
+    <w:lvl w:ilvl="4">
+      <w:start w:val="1"/>
+      <w:numFmt w:val="bullet"/>
+      <w:lvlText w:val=""/>
+      <w:lvlJc w:val="left"/>
+      <w:pPr>
+        <w:tabs>
+          <w:tab w:val="num" w:pos="3600"/>
+        </w:tabs>
+        <w:ind w:left="3600" w:hanging="360"/>
+      </w:pPr>
+      <w:rPr>
+        <w:rFonts w:ascii="Wingdings" w:hAnsi="Wingdings" w:hint="default"/>
+        <w:sz w:val="20"/>
+      </w:rPr>
+    </w:lvl>
+    <w:lvl w:ilvl="5">
+      <w:start w:val="1"/>
+      <w:numFmt w:val="bullet"/>
+      <w:lvlText w:val=""/>
+      <w:lvlJc w:val="left"/>
+      <w:pPr>
+        <w:tabs>
+          <w:tab w:val="num" w:pos="4320"/>
+        </w:tabs>
+        <w:ind w:left="4320" w:hanging="360"/>
+      </w:pPr>
+      <w:rPr>
+        <w:rFonts w:ascii="Wingdings" w:hAnsi="Wingdings" w:hint="default"/>
+        <w:sz w:val="20"/>
+      </w:rPr>
+    </w:lvl>
+    <w:lvl w:ilvl="6">
+      <w:start w:val="1"/>
+      <w:numFmt w:val="bullet"/>
+      <w:lvlText w:val=""/>
+      <w:lvlJc w:val="left"/>
+      <w:pPr>
+        <w:tabs>
+          <w:tab w:val="num" w:pos="5040"/>
+        </w:tabs>
+        <w:ind w:left="5040" w:hanging="360"/>
+      </w:pPr>
+      <w:rPr>
+        <w:rFonts w:ascii="Wingdings" w:hAnsi="Wingdings" w:hint="default"/>
+        <w:sz w:val="20"/>
+      </w:rPr>
+    </w:lvl>
+    <w:lvl w:ilvl="7">
+      <w:start w:val="1"/>
+      <w:numFmt w:val="bullet"/>
+      <w:lvlText w:val=""/>
+      <w:lvlJc w:val="left"/>
+      <w:pPr>
+        <w:tabs>
+          <w:tab w:val="num" w:pos="5760"/>
+        </w:tabs>
+        <w:ind w:left="5760" w:hanging="360"/>
+      </w:pPr>
+      <w:rPr>
+        <w:rFonts w:ascii="Wingdings" w:hAnsi="Wingdings" w:hint="default"/>
+        <w:sz w:val="20"/>
+      </w:rPr>
+    </w:lvl>
+    <w:lvl w:ilvl="8">
+      <w:start w:val="1"/>
+      <w:numFmt w:val="bullet"/>
+      <w:lvlText w:val=""/>
+      <w:lvlJc w:val="left"/>
+      <w:pPr>
+        <w:tabs>
+          <w:tab w:val="num" w:pos="6480"/>
+        </w:tabs>
+        <w:ind w:left="6480" w:hanging="360"/>
+      </w:pPr>
+      <w:rPr>
+        <w:rFonts w:ascii="Wingdings" w:hAnsi="Wingdings" w:hint="default"/>
+        <w:sz w:val="20"/>
+      </w:rPr>
+    </w:lvl>
+  </w:abstractNum>
+  <w:abstractNum w:abstractNumId="11" w15:restartNumberingAfterBreak="0">
     <w:nsid w:val="38EB4A4B"/>
     <w:multiLevelType w:val="hybridMultilevel"/>
     <w:tmpl w:val="FA72A47C"/>
@@ -16436,7 +16998,7 @@
       </w:pPr>
     </w:lvl>
   </w:abstractNum>
-  <w:abstractNum w:abstractNumId="7" w15:restartNumberingAfterBreak="0">
+  <w:abstractNum w:abstractNumId="12" w15:restartNumberingAfterBreak="0">
     <w:nsid w:val="3B7E0547"/>
     <w:multiLevelType w:val="hybridMultilevel"/>
     <w:tmpl w:val="605047BE"/>
@@ -16525,7 +17087,7 @@
       </w:pPr>
     </w:lvl>
   </w:abstractNum>
-  <w:abstractNum w:abstractNumId="8" w15:restartNumberingAfterBreak="0">
+  <w:abstractNum w:abstractNumId="13" w15:restartNumberingAfterBreak="0">
     <w:nsid w:val="3D19197C"/>
     <w:multiLevelType w:val="multilevel"/>
     <w:tmpl w:val="DB32C17E"/>
@@ -16638,7 +17200,7 @@
       </w:pPr>
     </w:lvl>
   </w:abstractNum>
-  <w:abstractNum w:abstractNumId="9" w15:restartNumberingAfterBreak="0">
+  <w:abstractNum w:abstractNumId="14" w15:restartNumberingAfterBreak="0">
     <w:nsid w:val="4D713D1A"/>
     <w:multiLevelType w:val="multilevel"/>
     <w:tmpl w:val="9B00B814"/>
@@ -16787,7 +17349,7 @@
       </w:rPr>
     </w:lvl>
   </w:abstractNum>
-  <w:abstractNum w:abstractNumId="10" w15:restartNumberingAfterBreak="0">
+  <w:abstractNum w:abstractNumId="15" w15:restartNumberingAfterBreak="0">
     <w:nsid w:val="4EA25591"/>
     <w:multiLevelType w:val="multilevel"/>
     <w:tmpl w:val="E3388E80"/>
@@ -16936,7 +17498,7 @@
       </w:rPr>
     </w:lvl>
   </w:abstractNum>
-  <w:abstractNum w:abstractNumId="11" w15:restartNumberingAfterBreak="0">
+  <w:abstractNum w:abstractNumId="16" w15:restartNumberingAfterBreak="0">
     <w:nsid w:val="55B6726E"/>
     <w:multiLevelType w:val="multilevel"/>
     <w:tmpl w:val="8E109E7E"/>
@@ -17085,7 +17647,305 @@
       </w:rPr>
     </w:lvl>
   </w:abstractNum>
-  <w:abstractNum w:abstractNumId="12" w15:restartNumberingAfterBreak="0">
+  <w:abstractNum w:abstractNumId="17" w15:restartNumberingAfterBreak="0">
+    <w:nsid w:val="5720203D"/>
+    <w:multiLevelType w:val="multilevel"/>
+    <w:tmpl w:val="E53A98DC"/>
+    <w:lvl w:ilvl="0">
+      <w:start w:val="1"/>
+      <w:numFmt w:val="bullet"/>
+      <w:lvlText w:val=""/>
+      <w:lvlJc w:val="left"/>
+      <w:pPr>
+        <w:tabs>
+          <w:tab w:val="num" w:pos="720"/>
+        </w:tabs>
+        <w:ind w:left="720" w:hanging="360"/>
+      </w:pPr>
+      <w:rPr>
+        <w:rFonts w:ascii="Symbol" w:hAnsi="Symbol" w:hint="default"/>
+        <w:sz w:val="20"/>
+      </w:rPr>
+    </w:lvl>
+    <w:lvl w:ilvl="1">
+      <w:start w:val="1"/>
+      <w:numFmt w:val="bullet"/>
+      <w:lvlText w:val="o"/>
+      <w:lvlJc w:val="left"/>
+      <w:pPr>
+        <w:tabs>
+          <w:tab w:val="num" w:pos="1440"/>
+        </w:tabs>
+        <w:ind w:left="1440" w:hanging="360"/>
+      </w:pPr>
+      <w:rPr>
+        <w:rFonts w:ascii="Courier New" w:hAnsi="Courier New" w:cs="Times New Roman" w:hint="default"/>
+        <w:sz w:val="20"/>
+      </w:rPr>
+    </w:lvl>
+    <w:lvl w:ilvl="2">
+      <w:start w:val="1"/>
+      <w:numFmt w:val="bullet"/>
+      <w:lvlText w:val=""/>
+      <w:lvlJc w:val="left"/>
+      <w:pPr>
+        <w:tabs>
+          <w:tab w:val="num" w:pos="2160"/>
+        </w:tabs>
+        <w:ind w:left="2160" w:hanging="360"/>
+      </w:pPr>
+      <w:rPr>
+        <w:rFonts w:ascii="Wingdings" w:hAnsi="Wingdings" w:hint="default"/>
+        <w:sz w:val="20"/>
+      </w:rPr>
+    </w:lvl>
+    <w:lvl w:ilvl="3">
+      <w:start w:val="1"/>
+      <w:numFmt w:val="bullet"/>
+      <w:lvlText w:val=""/>
+      <w:lvlJc w:val="left"/>
+      <w:pPr>
+        <w:tabs>
+          <w:tab w:val="num" w:pos="2880"/>
+        </w:tabs>
+        <w:ind w:left="2880" w:hanging="360"/>
+      </w:pPr>
+      <w:rPr>
+        <w:rFonts w:ascii="Wingdings" w:hAnsi="Wingdings" w:hint="default"/>
+        <w:sz w:val="20"/>
+      </w:rPr>
+    </w:lvl>
+    <w:lvl w:ilvl="4">
+      <w:start w:val="1"/>
+      <w:numFmt w:val="bullet"/>
+      <w:lvlText w:val=""/>
+      <w:lvlJc w:val="left"/>
+      <w:pPr>
+        <w:tabs>
+          <w:tab w:val="num" w:pos="3600"/>
+        </w:tabs>
+        <w:ind w:left="3600" w:hanging="360"/>
+      </w:pPr>
+      <w:rPr>
+        <w:rFonts w:ascii="Wingdings" w:hAnsi="Wingdings" w:hint="default"/>
+        <w:sz w:val="20"/>
+      </w:rPr>
+    </w:lvl>
+    <w:lvl w:ilvl="5">
+      <w:start w:val="1"/>
+      <w:numFmt w:val="bullet"/>
+      <w:lvlText w:val=""/>
+      <w:lvlJc w:val="left"/>
+      <w:pPr>
+        <w:tabs>
+          <w:tab w:val="num" w:pos="4320"/>
+        </w:tabs>
+        <w:ind w:left="4320" w:hanging="360"/>
+      </w:pPr>
+      <w:rPr>
+        <w:rFonts w:ascii="Wingdings" w:hAnsi="Wingdings" w:hint="default"/>
+        <w:sz w:val="20"/>
+      </w:rPr>
+    </w:lvl>
+    <w:lvl w:ilvl="6">
+      <w:start w:val="1"/>
+      <w:numFmt w:val="bullet"/>
+      <w:lvlText w:val=""/>
+      <w:lvlJc w:val="left"/>
+      <w:pPr>
+        <w:tabs>
+          <w:tab w:val="num" w:pos="5040"/>
+        </w:tabs>
+        <w:ind w:left="5040" w:hanging="360"/>
+      </w:pPr>
+      <w:rPr>
+        <w:rFonts w:ascii="Wingdings" w:hAnsi="Wingdings" w:hint="default"/>
+        <w:sz w:val="20"/>
+      </w:rPr>
+    </w:lvl>
+    <w:lvl w:ilvl="7">
+      <w:start w:val="1"/>
+      <w:numFmt w:val="bullet"/>
+      <w:lvlText w:val=""/>
+      <w:lvlJc w:val="left"/>
+      <w:pPr>
+        <w:tabs>
+          <w:tab w:val="num" w:pos="5760"/>
+        </w:tabs>
+        <w:ind w:left="5760" w:hanging="360"/>
+      </w:pPr>
+      <w:rPr>
+        <w:rFonts w:ascii="Wingdings" w:hAnsi="Wingdings" w:hint="default"/>
+        <w:sz w:val="20"/>
+      </w:rPr>
+    </w:lvl>
+    <w:lvl w:ilvl="8">
+      <w:start w:val="1"/>
+      <w:numFmt w:val="bullet"/>
+      <w:lvlText w:val=""/>
+      <w:lvlJc w:val="left"/>
+      <w:pPr>
+        <w:tabs>
+          <w:tab w:val="num" w:pos="6480"/>
+        </w:tabs>
+        <w:ind w:left="6480" w:hanging="360"/>
+      </w:pPr>
+      <w:rPr>
+        <w:rFonts w:ascii="Wingdings" w:hAnsi="Wingdings" w:hint="default"/>
+        <w:sz w:val="20"/>
+      </w:rPr>
+    </w:lvl>
+  </w:abstractNum>
+  <w:abstractNum w:abstractNumId="18" w15:restartNumberingAfterBreak="0">
+    <w:nsid w:val="5B1A304C"/>
+    <w:multiLevelType w:val="multilevel"/>
+    <w:tmpl w:val="11D6853C"/>
+    <w:lvl w:ilvl="0">
+      <w:start w:val="1"/>
+      <w:numFmt w:val="bullet"/>
+      <w:lvlText w:val=""/>
+      <w:lvlJc w:val="left"/>
+      <w:pPr>
+        <w:tabs>
+          <w:tab w:val="num" w:pos="720"/>
+        </w:tabs>
+        <w:ind w:left="720" w:hanging="360"/>
+      </w:pPr>
+      <w:rPr>
+        <w:rFonts w:ascii="Symbol" w:hAnsi="Symbol" w:hint="default"/>
+        <w:sz w:val="20"/>
+      </w:rPr>
+    </w:lvl>
+    <w:lvl w:ilvl="1">
+      <w:start w:val="1"/>
+      <w:numFmt w:val="bullet"/>
+      <w:lvlText w:val="o"/>
+      <w:lvlJc w:val="left"/>
+      <w:pPr>
+        <w:tabs>
+          <w:tab w:val="num" w:pos="1440"/>
+        </w:tabs>
+        <w:ind w:left="1440" w:hanging="360"/>
+      </w:pPr>
+      <w:rPr>
+        <w:rFonts w:ascii="Courier New" w:hAnsi="Courier New" w:cs="Times New Roman" w:hint="default"/>
+        <w:sz w:val="20"/>
+      </w:rPr>
+    </w:lvl>
+    <w:lvl w:ilvl="2">
+      <w:start w:val="1"/>
+      <w:numFmt w:val="bullet"/>
+      <w:lvlText w:val=""/>
+      <w:lvlJc w:val="left"/>
+      <w:pPr>
+        <w:tabs>
+          <w:tab w:val="num" w:pos="2160"/>
+        </w:tabs>
+        <w:ind w:left="2160" w:hanging="360"/>
+      </w:pPr>
+      <w:rPr>
+        <w:rFonts w:ascii="Wingdings" w:hAnsi="Wingdings" w:hint="default"/>
+        <w:sz w:val="20"/>
+      </w:rPr>
+    </w:lvl>
+    <w:lvl w:ilvl="3">
+      <w:start w:val="1"/>
+      <w:numFmt w:val="bullet"/>
+      <w:lvlText w:val=""/>
+      <w:lvlJc w:val="left"/>
+      <w:pPr>
+        <w:tabs>
+          <w:tab w:val="num" w:pos="2880"/>
+        </w:tabs>
+        <w:ind w:left="2880" w:hanging="360"/>
+      </w:pPr>
+      <w:rPr>
+        <w:rFonts w:ascii="Wingdings" w:hAnsi="Wingdings" w:hint="default"/>
+        <w:sz w:val="20"/>
+      </w:rPr>
+    </w:lvl>
+    <w:lvl w:ilvl="4">
+      <w:start w:val="1"/>
+      <w:numFmt w:val="bullet"/>
+      <w:lvlText w:val=""/>
+      <w:lvlJc w:val="left"/>
+      <w:pPr>
+        <w:tabs>
+          <w:tab w:val="num" w:pos="3600"/>
+        </w:tabs>
+        <w:ind w:left="3600" w:hanging="360"/>
+      </w:pPr>
+      <w:rPr>
+        <w:rFonts w:ascii="Wingdings" w:hAnsi="Wingdings" w:hint="default"/>
+        <w:sz w:val="20"/>
+      </w:rPr>
+    </w:lvl>
+    <w:lvl w:ilvl="5">
+      <w:start w:val="1"/>
+      <w:numFmt w:val="bullet"/>
+      <w:lvlText w:val=""/>
+      <w:lvlJc w:val="left"/>
+      <w:pPr>
+        <w:tabs>
+          <w:tab w:val="num" w:pos="4320"/>
+        </w:tabs>
+        <w:ind w:left="4320" w:hanging="360"/>
+      </w:pPr>
+      <w:rPr>
+        <w:rFonts w:ascii="Wingdings" w:hAnsi="Wingdings" w:hint="default"/>
+        <w:sz w:val="20"/>
+      </w:rPr>
+    </w:lvl>
+    <w:lvl w:ilvl="6">
+      <w:start w:val="1"/>
+      <w:numFmt w:val="bullet"/>
+      <w:lvlText w:val=""/>
+      <w:lvlJc w:val="left"/>
+      <w:pPr>
+        <w:tabs>
+          <w:tab w:val="num" w:pos="5040"/>
+        </w:tabs>
+        <w:ind w:left="5040" w:hanging="360"/>
+      </w:pPr>
+      <w:rPr>
+        <w:rFonts w:ascii="Wingdings" w:hAnsi="Wingdings" w:hint="default"/>
+        <w:sz w:val="20"/>
+      </w:rPr>
+    </w:lvl>
+    <w:lvl w:ilvl="7">
+      <w:start w:val="1"/>
+      <w:numFmt w:val="bullet"/>
+      <w:lvlText w:val=""/>
+      <w:lvlJc w:val="left"/>
+      <w:pPr>
+        <w:tabs>
+          <w:tab w:val="num" w:pos="5760"/>
+        </w:tabs>
+        <w:ind w:left="5760" w:hanging="360"/>
+      </w:pPr>
+      <w:rPr>
+        <w:rFonts w:ascii="Wingdings" w:hAnsi="Wingdings" w:hint="default"/>
+        <w:sz w:val="20"/>
+      </w:rPr>
+    </w:lvl>
+    <w:lvl w:ilvl="8">
+      <w:start w:val="1"/>
+      <w:numFmt w:val="bullet"/>
+      <w:lvlText w:val=""/>
+      <w:lvlJc w:val="left"/>
+      <w:pPr>
+        <w:tabs>
+          <w:tab w:val="num" w:pos="6480"/>
+        </w:tabs>
+        <w:ind w:left="6480" w:hanging="360"/>
+      </w:pPr>
+      <w:rPr>
+        <w:rFonts w:ascii="Wingdings" w:hAnsi="Wingdings" w:hint="default"/>
+        <w:sz w:val="20"/>
+      </w:rPr>
+    </w:lvl>
+  </w:abstractNum>
+  <w:abstractNum w:abstractNumId="19" w15:restartNumberingAfterBreak="0">
     <w:nsid w:val="5B4F2FB9"/>
     <w:multiLevelType w:val="hybridMultilevel"/>
     <w:tmpl w:val="0F7E97B2"/>
@@ -17198,7 +18058,156 @@
       </w:rPr>
     </w:lvl>
   </w:abstractNum>
-  <w:abstractNum w:abstractNumId="13" w15:restartNumberingAfterBreak="0">
+  <w:abstractNum w:abstractNumId="20" w15:restartNumberingAfterBreak="0">
+    <w:nsid w:val="60D4672F"/>
+    <w:multiLevelType w:val="multilevel"/>
+    <w:tmpl w:val="A8706E84"/>
+    <w:lvl w:ilvl="0">
+      <w:start w:val="1"/>
+      <w:numFmt w:val="bullet"/>
+      <w:lvlText w:val=""/>
+      <w:lvlJc w:val="left"/>
+      <w:pPr>
+        <w:tabs>
+          <w:tab w:val="num" w:pos="720"/>
+        </w:tabs>
+        <w:ind w:left="720" w:hanging="360"/>
+      </w:pPr>
+      <w:rPr>
+        <w:rFonts w:ascii="Symbol" w:hAnsi="Symbol" w:hint="default"/>
+        <w:sz w:val="20"/>
+      </w:rPr>
+    </w:lvl>
+    <w:lvl w:ilvl="1">
+      <w:start w:val="1"/>
+      <w:numFmt w:val="bullet"/>
+      <w:lvlText w:val="o"/>
+      <w:lvlJc w:val="left"/>
+      <w:pPr>
+        <w:tabs>
+          <w:tab w:val="num" w:pos="1440"/>
+        </w:tabs>
+        <w:ind w:left="1440" w:hanging="360"/>
+      </w:pPr>
+      <w:rPr>
+        <w:rFonts w:ascii="Courier New" w:hAnsi="Courier New" w:cs="Times New Roman" w:hint="default"/>
+        <w:sz w:val="20"/>
+      </w:rPr>
+    </w:lvl>
+    <w:lvl w:ilvl="2">
+      <w:start w:val="1"/>
+      <w:numFmt w:val="bullet"/>
+      <w:lvlText w:val=""/>
+      <w:lvlJc w:val="left"/>
+      <w:pPr>
+        <w:tabs>
+          <w:tab w:val="num" w:pos="2160"/>
+        </w:tabs>
+        <w:ind w:left="2160" w:hanging="360"/>
+      </w:pPr>
+      <w:rPr>
+        <w:rFonts w:ascii="Wingdings" w:hAnsi="Wingdings" w:hint="default"/>
+        <w:sz w:val="20"/>
+      </w:rPr>
+    </w:lvl>
+    <w:lvl w:ilvl="3">
+      <w:start w:val="1"/>
+      <w:numFmt w:val="bullet"/>
+      <w:lvlText w:val=""/>
+      <w:lvlJc w:val="left"/>
+      <w:pPr>
+        <w:tabs>
+          <w:tab w:val="num" w:pos="2880"/>
+        </w:tabs>
+        <w:ind w:left="2880" w:hanging="360"/>
+      </w:pPr>
+      <w:rPr>
+        <w:rFonts w:ascii="Wingdings" w:hAnsi="Wingdings" w:hint="default"/>
+        <w:sz w:val="20"/>
+      </w:rPr>
+    </w:lvl>
+    <w:lvl w:ilvl="4">
+      <w:start w:val="1"/>
+      <w:numFmt w:val="bullet"/>
+      <w:lvlText w:val=""/>
+      <w:lvlJc w:val="left"/>
+      <w:pPr>
+        <w:tabs>
+          <w:tab w:val="num" w:pos="3600"/>
+        </w:tabs>
+        <w:ind w:left="3600" w:hanging="360"/>
+      </w:pPr>
+      <w:rPr>
+        <w:rFonts w:ascii="Wingdings" w:hAnsi="Wingdings" w:hint="default"/>
+        <w:sz w:val="20"/>
+      </w:rPr>
+    </w:lvl>
+    <w:lvl w:ilvl="5">
+      <w:start w:val="1"/>
+      <w:numFmt w:val="bullet"/>
+      <w:lvlText w:val=""/>
+      <w:lvlJc w:val="left"/>
+      <w:pPr>
+        <w:tabs>
+          <w:tab w:val="num" w:pos="4320"/>
+        </w:tabs>
+        <w:ind w:left="4320" w:hanging="360"/>
+      </w:pPr>
+      <w:rPr>
+        <w:rFonts w:ascii="Wingdings" w:hAnsi="Wingdings" w:hint="default"/>
+        <w:sz w:val="20"/>
+      </w:rPr>
+    </w:lvl>
+    <w:lvl w:ilvl="6">
+      <w:start w:val="1"/>
+      <w:numFmt w:val="bullet"/>
+      <w:lvlText w:val=""/>
+      <w:lvlJc w:val="left"/>
+      <w:pPr>
+        <w:tabs>
+          <w:tab w:val="num" w:pos="5040"/>
+        </w:tabs>
+        <w:ind w:left="5040" w:hanging="360"/>
+      </w:pPr>
+      <w:rPr>
+        <w:rFonts w:ascii="Wingdings" w:hAnsi="Wingdings" w:hint="default"/>
+        <w:sz w:val="20"/>
+      </w:rPr>
+    </w:lvl>
+    <w:lvl w:ilvl="7">
+      <w:start w:val="1"/>
+      <w:numFmt w:val="bullet"/>
+      <w:lvlText w:val=""/>
+      <w:lvlJc w:val="left"/>
+      <w:pPr>
+        <w:tabs>
+          <w:tab w:val="num" w:pos="5760"/>
+        </w:tabs>
+        <w:ind w:left="5760" w:hanging="360"/>
+      </w:pPr>
+      <w:rPr>
+        <w:rFonts w:ascii="Wingdings" w:hAnsi="Wingdings" w:hint="default"/>
+        <w:sz w:val="20"/>
+      </w:rPr>
+    </w:lvl>
+    <w:lvl w:ilvl="8">
+      <w:start w:val="1"/>
+      <w:numFmt w:val="bullet"/>
+      <w:lvlText w:val=""/>
+      <w:lvlJc w:val="left"/>
+      <w:pPr>
+        <w:tabs>
+          <w:tab w:val="num" w:pos="6480"/>
+        </w:tabs>
+        <w:ind w:left="6480" w:hanging="360"/>
+      </w:pPr>
+      <w:rPr>
+        <w:rFonts w:ascii="Wingdings" w:hAnsi="Wingdings" w:hint="default"/>
+        <w:sz w:val="20"/>
+      </w:rPr>
+    </w:lvl>
+  </w:abstractNum>
+  <w:abstractNum w:abstractNumId="21" w15:restartNumberingAfterBreak="0">
     <w:nsid w:val="637847C7"/>
     <w:multiLevelType w:val="multilevel"/>
     <w:tmpl w:val="BC08F0E4"/>
@@ -17347,7 +18356,7 @@
       </w:rPr>
     </w:lvl>
   </w:abstractNum>
-  <w:abstractNum w:abstractNumId="14" w15:restartNumberingAfterBreak="0">
+  <w:abstractNum w:abstractNumId="22" w15:restartNumberingAfterBreak="0">
     <w:nsid w:val="725B6396"/>
     <w:multiLevelType w:val="hybridMultilevel"/>
     <w:tmpl w:val="43522924"/>
@@ -17460,7 +18469,7 @@
       </w:rPr>
     </w:lvl>
   </w:abstractNum>
-  <w:abstractNum w:abstractNumId="15" w15:restartNumberingAfterBreak="0">
+  <w:abstractNum w:abstractNumId="23" w15:restartNumberingAfterBreak="0">
     <w:nsid w:val="7F5004AF"/>
     <w:multiLevelType w:val="multilevel"/>
     <w:tmpl w:val="3E80037E"/>
@@ -17602,52 +18611,148 @@
     </w:lvl>
   </w:abstractNum>
   <w:num w:numId="1" w16cid:durableId="962879689">
+    <w:abstractNumId w:val="23"/>
+  </w:num>
+  <w:num w:numId="2" w16cid:durableId="692347092">
     <w:abstractNumId w:val="15"/>
   </w:num>
-  <w:num w:numId="2" w16cid:durableId="692347092">
-    <w:abstractNumId w:val="10"/>
-  </w:num>
   <w:num w:numId="3" w16cid:durableId="1266500967">
-    <w:abstractNumId w:val="8"/>
+    <w:abstractNumId w:val="13"/>
   </w:num>
   <w:num w:numId="4" w16cid:durableId="1286155394">
-    <w:abstractNumId w:val="5"/>
+    <w:abstractNumId w:val="8"/>
   </w:num>
   <w:num w:numId="5" w16cid:durableId="2135980305">
     <w:abstractNumId w:val="1"/>
   </w:num>
   <w:num w:numId="6" w16cid:durableId="1991905537">
+    <w:abstractNumId w:val="16"/>
+  </w:num>
+  <w:num w:numId="7" w16cid:durableId="1841700405">
+    <w:abstractNumId w:val="5"/>
+  </w:num>
+  <w:num w:numId="8" w16cid:durableId="474301765">
+    <w:abstractNumId w:val="12"/>
+  </w:num>
+  <w:num w:numId="9" w16cid:durableId="1695692352">
     <w:abstractNumId w:val="11"/>
   </w:num>
-  <w:num w:numId="7" w16cid:durableId="1841700405">
-    <w:abstractNumId w:val="3"/>
+  <w:num w:numId="10" w16cid:durableId="2079084089">
+    <w:abstractNumId w:val="22"/>
   </w:num>
-  <w:num w:numId="8" w16cid:durableId="474301765">
+  <w:num w:numId="11" w16cid:durableId="687491255">
+    <w:abstractNumId w:val="19"/>
+  </w:num>
+  <w:num w:numId="12" w16cid:durableId="1264610959">
     <w:abstractNumId w:val="7"/>
   </w:num>
-  <w:num w:numId="9" w16cid:durableId="1695692352">
-    <w:abstractNumId w:val="6"/>
-  </w:num>
-  <w:num w:numId="10" w16cid:durableId="2079084089">
+  <w:num w:numId="13" w16cid:durableId="654146265">
     <w:abstractNumId w:val="14"/>
   </w:num>
-  <w:num w:numId="11" w16cid:durableId="687491255">
-    <w:abstractNumId w:val="12"/>
-  </w:num>
-  <w:num w:numId="12" w16cid:durableId="1264610959">
-    <w:abstractNumId w:val="4"/>
-  </w:num>
-  <w:num w:numId="13" w16cid:durableId="654146265">
-    <w:abstractNumId w:val="9"/>
-  </w:num>
   <w:num w:numId="14" w16cid:durableId="1870139185">
-    <w:abstractNumId w:val="13"/>
+    <w:abstractNumId w:val="21"/>
   </w:num>
   <w:num w:numId="15" w16cid:durableId="1373530506">
     <w:abstractNumId w:val="0"/>
   </w:num>
   <w:num w:numId="16" w16cid:durableId="1969241238">
+    <w:abstractNumId w:val="4"/>
+  </w:num>
+  <w:num w:numId="17" w16cid:durableId="2066835919">
+    <w:abstractNumId w:val="9"/>
+    <w:lvlOverride w:ilvl="0"/>
+    <w:lvlOverride w:ilvl="1"/>
+    <w:lvlOverride w:ilvl="2"/>
+    <w:lvlOverride w:ilvl="3"/>
+    <w:lvlOverride w:ilvl="4"/>
+    <w:lvlOverride w:ilvl="5"/>
+    <w:lvlOverride w:ilvl="6"/>
+    <w:lvlOverride w:ilvl="7"/>
+    <w:lvlOverride w:ilvl="8"/>
+  </w:num>
+  <w:num w:numId="18" w16cid:durableId="1776093105">
     <w:abstractNumId w:val="2"/>
+    <w:lvlOverride w:ilvl="0"/>
+    <w:lvlOverride w:ilvl="1"/>
+    <w:lvlOverride w:ilvl="2"/>
+    <w:lvlOverride w:ilvl="3"/>
+    <w:lvlOverride w:ilvl="4"/>
+    <w:lvlOverride w:ilvl="5"/>
+    <w:lvlOverride w:ilvl="6"/>
+    <w:lvlOverride w:ilvl="7"/>
+    <w:lvlOverride w:ilvl="8"/>
+  </w:num>
+  <w:num w:numId="19" w16cid:durableId="524825993">
+    <w:abstractNumId w:val="10"/>
+    <w:lvlOverride w:ilvl="0"/>
+    <w:lvlOverride w:ilvl="1"/>
+    <w:lvlOverride w:ilvl="2"/>
+    <w:lvlOverride w:ilvl="3"/>
+    <w:lvlOverride w:ilvl="4"/>
+    <w:lvlOverride w:ilvl="5"/>
+    <w:lvlOverride w:ilvl="6"/>
+    <w:lvlOverride w:ilvl="7"/>
+    <w:lvlOverride w:ilvl="8"/>
+  </w:num>
+  <w:num w:numId="20" w16cid:durableId="944075575">
+    <w:abstractNumId w:val="3"/>
+    <w:lvlOverride w:ilvl="0"/>
+    <w:lvlOverride w:ilvl="1"/>
+    <w:lvlOverride w:ilvl="2"/>
+    <w:lvlOverride w:ilvl="3"/>
+    <w:lvlOverride w:ilvl="4"/>
+    <w:lvlOverride w:ilvl="5"/>
+    <w:lvlOverride w:ilvl="6"/>
+    <w:lvlOverride w:ilvl="7"/>
+    <w:lvlOverride w:ilvl="8"/>
+  </w:num>
+  <w:num w:numId="21" w16cid:durableId="1327905534">
+    <w:abstractNumId w:val="18"/>
+    <w:lvlOverride w:ilvl="0"/>
+    <w:lvlOverride w:ilvl="1"/>
+    <w:lvlOverride w:ilvl="2"/>
+    <w:lvlOverride w:ilvl="3"/>
+    <w:lvlOverride w:ilvl="4"/>
+    <w:lvlOverride w:ilvl="5"/>
+    <w:lvlOverride w:ilvl="6"/>
+    <w:lvlOverride w:ilvl="7"/>
+    <w:lvlOverride w:ilvl="8"/>
+  </w:num>
+  <w:num w:numId="22" w16cid:durableId="848328042">
+    <w:abstractNumId w:val="6"/>
+    <w:lvlOverride w:ilvl="0"/>
+    <w:lvlOverride w:ilvl="1"/>
+    <w:lvlOverride w:ilvl="2"/>
+    <w:lvlOverride w:ilvl="3"/>
+    <w:lvlOverride w:ilvl="4"/>
+    <w:lvlOverride w:ilvl="5"/>
+    <w:lvlOverride w:ilvl="6"/>
+    <w:lvlOverride w:ilvl="7"/>
+    <w:lvlOverride w:ilvl="8"/>
+  </w:num>
+  <w:num w:numId="23" w16cid:durableId="1619288635">
+    <w:abstractNumId w:val="20"/>
+    <w:lvlOverride w:ilvl="0"/>
+    <w:lvlOverride w:ilvl="1"/>
+    <w:lvlOverride w:ilvl="2"/>
+    <w:lvlOverride w:ilvl="3"/>
+    <w:lvlOverride w:ilvl="4"/>
+    <w:lvlOverride w:ilvl="5"/>
+    <w:lvlOverride w:ilvl="6"/>
+    <w:lvlOverride w:ilvl="7"/>
+    <w:lvlOverride w:ilvl="8"/>
+  </w:num>
+  <w:num w:numId="24" w16cid:durableId="2138451605">
+    <w:abstractNumId w:val="17"/>
+    <w:lvlOverride w:ilvl="0"/>
+    <w:lvlOverride w:ilvl="1"/>
+    <w:lvlOverride w:ilvl="2"/>
+    <w:lvlOverride w:ilvl="3"/>
+    <w:lvlOverride w:ilvl="4"/>
+    <w:lvlOverride w:ilvl="5"/>
+    <w:lvlOverride w:ilvl="6"/>
+    <w:lvlOverride w:ilvl="7"/>
+    <w:lvlOverride w:ilvl="8"/>
   </w:num>
 </w:numbering>
 </file>

--- a/Plan de proyecto Nyuron.docx
+++ b/Plan de proyecto Nyuron.docx
@@ -79,6 +79,7 @@
         </w:rPr>
         <w:t xml:space="preserve"> “</w:t>
       </w:r>
+      <w:proofErr w:type="spellStart"/>
       <w:r>
         <w:rPr>
           <w:b/>
@@ -87,6 +88,7 @@
         </w:rPr>
         <w:t>Nyuron</w:t>
       </w:r>
+      <w:proofErr w:type="spellEnd"/>
       <w:r>
         <w:rPr>
           <w:b/>
@@ -593,6 +595,7 @@
           <w:docPartUnique/>
         </w:docPartObj>
       </w:sdtPr>
+      <w:sdtEndPr/>
       <w:sdtContent>
         <w:p>
           <w:pPr>
@@ -1767,13 +1770,23 @@
                 <w:szCs w:val="24"/>
               </w:rPr>
             </w:pPr>
+            <w:proofErr w:type="spellStart"/>
             <w:r>
               <w:rPr>
                 <w:color w:val="000000"/>
                 <w:sz w:val="24"/>
                 <w:szCs w:val="24"/>
               </w:rPr>
-              <w:t>Creacion de documento</w:t>
+              <w:t>Creacion</w:t>
+            </w:r>
+            <w:proofErr w:type="spellEnd"/>
+            <w:r>
+              <w:rPr>
+                <w:color w:val="000000"/>
+                <w:sz w:val="24"/>
+                <w:szCs w:val="24"/>
+              </w:rPr>
+              <w:t xml:space="preserve"> de documento</w:t>
             </w:r>
           </w:p>
         </w:tc>
@@ -2065,9 +2078,11 @@
                 <w:color w:val="000000"/>
               </w:rPr>
             </w:pPr>
+            <w:proofErr w:type="spellStart"/>
             <w:r>
               <w:t>Nyuron</w:t>
             </w:r>
+            <w:proofErr w:type="spellEnd"/>
           </w:p>
         </w:tc>
       </w:tr>
@@ -2330,8 +2345,17 @@
                 <w:b/>
                 <w:color w:val="000000"/>
               </w:rPr>
-              <w:t>Mauricio Carrillo Benitez</w:t>
-            </w:r>
+              <w:t xml:space="preserve">Mauricio Carrillo </w:t>
+            </w:r>
+            <w:proofErr w:type="spellStart"/>
+            <w:r>
+              <w:rPr>
+                <w:b/>
+                <w:color w:val="000000"/>
+              </w:rPr>
+              <w:t>Benitez</w:t>
+            </w:r>
+            <w:proofErr w:type="spellEnd"/>
           </w:p>
         </w:tc>
         <w:tc>
@@ -2600,8 +2624,13 @@
       <w:r>
         <w:t>“</w:t>
       </w:r>
+      <w:proofErr w:type="spellStart"/>
       <w:r>
-        <w:t xml:space="preserve">Nyuron” es un videojuego educativo para dispositivos móviles que busca potenciar el desarrollo cognitivo </w:t>
+        <w:t>Nyuron</w:t>
+      </w:r>
+      <w:proofErr w:type="spellEnd"/>
+      <w:r>
+        <w:t xml:space="preserve">” es un videojuego educativo para dispositivos móviles que busca potenciar el desarrollo cognitivo </w:t>
       </w:r>
       <w:r>
         <w:t>de los niños</w:t>
@@ -2659,7 +2688,21 @@
         <w:rPr>
           <w:lang w:val="es-ES"/>
         </w:rPr>
-        <w:t>El propósito del plan de proyecto es guiar y controlar el desarrollo de “Nyuron” mediante un</w:t>
+        <w:t>El propósito del plan de proyecto es guiar y controlar el desarrollo de “</w:t>
+      </w:r>
+      <w:proofErr w:type="spellStart"/>
+      <w:r>
+        <w:rPr>
+          <w:lang w:val="es-ES"/>
+        </w:rPr>
+        <w:t>Nyuron</w:t>
+      </w:r>
+      <w:proofErr w:type="spellEnd"/>
+      <w:r>
+        <w:rPr>
+          <w:lang w:val="es-ES"/>
+        </w:rPr>
+        <w:t>” mediante un</w:t>
       </w:r>
       <w:r>
         <w:rPr>
@@ -2766,7 +2809,15 @@
     </w:p>
     <w:p>
       <w:r>
-        <w:t>La visión de “Nyuron” es consolidarse como un modelo de videojuego educativo que combine la diversión con</w:t>
+        <w:t>La visión de “</w:t>
+      </w:r>
+      <w:proofErr w:type="spellStart"/>
+      <w:r>
+        <w:t>Nyuron</w:t>
+      </w:r>
+      <w:proofErr w:type="spellEnd"/>
+      <w:r>
+        <w:t>” es consolidarse como un modelo de videojuego educativo que combine la diversión con</w:t>
       </w:r>
       <w:r>
         <w:t xml:space="preserve"> un desarrollo</w:t>
@@ -2967,7 +3018,21 @@
         <w:rPr>
           <w:lang w:val="es-ES"/>
         </w:rPr>
-        <w:t>Integración con plataformas externas o microtransacciones.</w:t>
+        <w:t xml:space="preserve">Integración con plataformas externas o </w:t>
+      </w:r>
+      <w:proofErr w:type="spellStart"/>
+      <w:r>
+        <w:rPr>
+          <w:lang w:val="es-ES"/>
+        </w:rPr>
+        <w:t>microtransacciones</w:t>
+      </w:r>
+      <w:proofErr w:type="spellEnd"/>
+      <w:r>
+        <w:rPr>
+          <w:lang w:val="es-ES"/>
+        </w:rPr>
+        <w:t>.</w:t>
       </w:r>
     </w:p>
     <w:p>
@@ -3012,7 +3077,15 @@
     </w:p>
     <w:p>
       <w:r>
-        <w:t>El proyecto se desarrolla con la metodología ágil Scrum, estructurado en sprints de dos semanas, con entregas incrementales del producto</w:t>
+        <w:t xml:space="preserve">El proyecto se desarrolla con la metodología ágil Scrum, estructurado en </w:t>
+      </w:r>
+      <w:proofErr w:type="spellStart"/>
+      <w:r>
+        <w:t>sprints</w:t>
+      </w:r>
+      <w:proofErr w:type="spellEnd"/>
+      <w:r>
+        <w:t xml:space="preserve"> de dos semanas, con entregas incrementales del producto</w:t>
       </w:r>
     </w:p>
     <w:p>
@@ -3038,13 +3111,23 @@
           <w:lang w:val="es-ES"/>
         </w:rPr>
       </w:pPr>
+      <w:proofErr w:type="spellStart"/>
       <w:r>
         <w:rPr>
           <w:b/>
           <w:bCs/>
           <w:lang w:val="es-ES"/>
         </w:rPr>
-        <w:t>Product Backlog:</w:t>
+        <w:t>Product</w:t>
+      </w:r>
+      <w:proofErr w:type="spellEnd"/>
+      <w:r>
+        <w:rPr>
+          <w:b/>
+          <w:bCs/>
+          <w:lang w:val="es-ES"/>
+        </w:rPr>
+        <w:t xml:space="preserve"> Backlog:</w:t>
       </w:r>
       <w:r>
         <w:rPr>
@@ -3069,7 +3152,25 @@
           <w:bCs/>
           <w:lang w:val="es-ES"/>
         </w:rPr>
-        <w:t>Sprint Planning:</w:t>
+        <w:t xml:space="preserve">Sprint </w:t>
+      </w:r>
+      <w:proofErr w:type="spellStart"/>
+      <w:r>
+        <w:rPr>
+          <w:b/>
+          <w:bCs/>
+          <w:lang w:val="es-ES"/>
+        </w:rPr>
+        <w:t>Planning</w:t>
+      </w:r>
+      <w:proofErr w:type="spellEnd"/>
+      <w:r>
+        <w:rPr>
+          <w:b/>
+          <w:bCs/>
+          <w:lang w:val="es-ES"/>
+        </w:rPr>
+        <w:t>:</w:t>
       </w:r>
       <w:r>
         <w:rPr>
@@ -3113,13 +3214,23 @@
           <w:lang w:val="es-ES"/>
         </w:rPr>
       </w:pPr>
+      <w:proofErr w:type="spellStart"/>
       <w:r>
         <w:rPr>
           <w:b/>
           <w:bCs/>
           <w:lang w:val="es-ES"/>
         </w:rPr>
-        <w:t>Daily Scrum:</w:t>
+        <w:t>Daily</w:t>
+      </w:r>
+      <w:proofErr w:type="spellEnd"/>
+      <w:r>
+        <w:rPr>
+          <w:b/>
+          <w:bCs/>
+          <w:lang w:val="es-ES"/>
+        </w:rPr>
+        <w:t xml:space="preserve"> Scrum:</w:t>
       </w:r>
       <w:r>
         <w:rPr>
@@ -3144,7 +3255,25 @@
           <w:bCs/>
           <w:lang w:val="es-ES"/>
         </w:rPr>
-        <w:t>Sprint Review:</w:t>
+        <w:t xml:space="preserve">Sprint </w:t>
+      </w:r>
+      <w:proofErr w:type="spellStart"/>
+      <w:r>
+        <w:rPr>
+          <w:b/>
+          <w:bCs/>
+          <w:lang w:val="es-ES"/>
+        </w:rPr>
+        <w:t>Review</w:t>
+      </w:r>
+      <w:proofErr w:type="spellEnd"/>
+      <w:r>
+        <w:rPr>
+          <w:b/>
+          <w:bCs/>
+          <w:lang w:val="es-ES"/>
+        </w:rPr>
+        <w:t>:</w:t>
       </w:r>
       <w:r>
         <w:rPr>
@@ -3318,11 +3447,33 @@
             <w:vAlign w:val="center"/>
           </w:tcPr>
           <w:p>
+            <w:proofErr w:type="spellStart"/>
             <w:r>
               <w:rPr>
                 <w:rStyle w:val="Textoennegrita"/>
               </w:rPr>
-              <w:t>Product Owner (PO)</w:t>
+              <w:t>Product</w:t>
+            </w:r>
+            <w:proofErr w:type="spellEnd"/>
+            <w:r>
+              <w:rPr>
+                <w:rStyle w:val="Textoennegrita"/>
+              </w:rPr>
+              <w:t xml:space="preserve"> </w:t>
+            </w:r>
+            <w:proofErr w:type="spellStart"/>
+            <w:r>
+              <w:rPr>
+                <w:rStyle w:val="Textoennegrita"/>
+              </w:rPr>
+              <w:t>Owner</w:t>
+            </w:r>
+            <w:proofErr w:type="spellEnd"/>
+            <w:r>
+              <w:rPr>
+                <w:rStyle w:val="Textoennegrita"/>
+              </w:rPr>
+              <w:t xml:space="preserve"> (PO)</w:t>
             </w:r>
           </w:p>
         </w:tc>
@@ -3363,7 +3514,21 @@
               <w:rPr>
                 <w:rStyle w:val="Textoennegrita"/>
               </w:rPr>
-              <w:t>Scrum Master (SM)</w:t>
+              <w:t xml:space="preserve">Scrum </w:t>
+            </w:r>
+            <w:proofErr w:type="gramStart"/>
+            <w:r>
+              <w:rPr>
+                <w:rStyle w:val="Textoennegrita"/>
+              </w:rPr>
+              <w:t>Master</w:t>
+            </w:r>
+            <w:proofErr w:type="gramEnd"/>
+            <w:r>
+              <w:rPr>
+                <w:rStyle w:val="Textoennegrita"/>
+              </w:rPr>
+              <w:t xml:space="preserve"> (SM)</w:t>
             </w:r>
           </w:p>
         </w:tc>
@@ -3404,7 +3569,21 @@
               <w:rPr>
                 <w:rStyle w:val="Textoennegrita"/>
               </w:rPr>
-              <w:t>Equipo de Desarrollo (Dev Team)</w:t>
+              <w:t xml:space="preserve">Equipo de Desarrollo (Dev </w:t>
+            </w:r>
+            <w:proofErr w:type="spellStart"/>
+            <w:r>
+              <w:rPr>
+                <w:rStyle w:val="Textoennegrita"/>
+              </w:rPr>
+              <w:t>Team</w:t>
+            </w:r>
+            <w:proofErr w:type="spellEnd"/>
+            <w:r>
+              <w:rPr>
+                <w:rStyle w:val="Textoennegrita"/>
+              </w:rPr>
+              <w:t>)</w:t>
             </w:r>
           </w:p>
         </w:tc>
@@ -3468,7 +3647,15 @@
           </w:tcPr>
           <w:p>
             <w:r>
-              <w:t>Implementar funcionalidades, programar minijuegos, integrar assets, realizar pruebas unitarias y mantener la documentación técnica.</w:t>
+              <w:t xml:space="preserve">Implementar funcionalidades, programar minijuegos, integrar </w:t>
+            </w:r>
+            <w:proofErr w:type="spellStart"/>
+            <w:r>
+              <w:t>assets</w:t>
+            </w:r>
+            <w:proofErr w:type="spellEnd"/>
+            <w:r>
+              <w:t>, realizar pruebas unitarias y mantener la documentación técnica.</w:t>
             </w:r>
           </w:p>
         </w:tc>
@@ -3548,7 +3735,15 @@
           </w:tcPr>
           <w:p>
             <w:r>
-              <w:t>Crear los recursos visuales pixel-art, definir la paleta de colores y diseñar la interfaz visual coherente con la estética submarina.</w:t>
+              <w:t xml:space="preserve">Crear los recursos visuales </w:t>
+            </w:r>
+            <w:proofErr w:type="gramStart"/>
+            <w:r>
+              <w:t>pixel</w:t>
+            </w:r>
+            <w:proofErr w:type="gramEnd"/>
+            <w:r>
+              <w:t>-art, definir la paleta de colores y diseñar la interfaz visual coherente con la estética submarina.</w:t>
             </w:r>
           </w:p>
         </w:tc>
@@ -3564,8 +3759,16 @@
               <w:rPr>
                 <w:rStyle w:val="Textoennegrita"/>
               </w:rPr>
-              <w:t>QA / Tester</w:t>
-            </w:r>
+              <w:t xml:space="preserve">QA / </w:t>
+            </w:r>
+            <w:proofErr w:type="spellStart"/>
+            <w:r>
+              <w:rPr>
+                <w:rStyle w:val="Textoennegrita"/>
+              </w:rPr>
+              <w:t>Tester</w:t>
+            </w:r>
+            <w:proofErr w:type="spellEnd"/>
           </w:p>
         </w:tc>
         <w:tc>
@@ -3776,13 +3979,23 @@
                 <w:lang w:val="es-ES"/>
               </w:rPr>
             </w:pPr>
+            <w:proofErr w:type="spellStart"/>
             <w:r>
               <w:rPr>
                 <w:b/>
                 <w:bCs/>
                 <w:lang w:val="es-ES"/>
               </w:rPr>
-              <w:t>N° integrantes</w:t>
+              <w:t>N°</w:t>
+            </w:r>
+            <w:proofErr w:type="spellEnd"/>
+            <w:r>
+              <w:rPr>
+                <w:b/>
+                <w:bCs/>
+                <w:lang w:val="es-ES"/>
+              </w:rPr>
+              <w:t xml:space="preserve"> integrantes</w:t>
             </w:r>
           </w:p>
         </w:tc>
@@ -3888,7 +4101,35 @@
               <w:rPr>
                 <w:lang w:val="es-ES"/>
               </w:rPr>
-              <w:t xml:space="preserve"> h/sem x 16 sem)</w:t>
+              <w:t xml:space="preserve"> h/</w:t>
+            </w:r>
+            <w:proofErr w:type="spellStart"/>
+            <w:r>
+              <w:rPr>
+                <w:lang w:val="es-ES"/>
+              </w:rPr>
+              <w:t>sem</w:t>
+            </w:r>
+            <w:proofErr w:type="spellEnd"/>
+            <w:r>
+              <w:rPr>
+                <w:lang w:val="es-ES"/>
+              </w:rPr>
+              <w:t xml:space="preserve"> x 16 </w:t>
+            </w:r>
+            <w:proofErr w:type="spellStart"/>
+            <w:r>
+              <w:rPr>
+                <w:lang w:val="es-ES"/>
+              </w:rPr>
+              <w:t>sem</w:t>
+            </w:r>
+            <w:proofErr w:type="spellEnd"/>
+            <w:r>
+              <w:rPr>
+                <w:lang w:val="es-ES"/>
+              </w:rPr>
+              <w:t>)</w:t>
             </w:r>
           </w:p>
         </w:tc>
@@ -4148,11 +4389,19 @@
                 <w:lang w:val="es-ES"/>
               </w:rPr>
             </w:pPr>
-            <w:r>
-              <w:rPr>
-                <w:lang w:val="es-ES"/>
-              </w:rPr>
-              <w:t>Aseprite (licencia única)</w:t>
+            <w:proofErr w:type="spellStart"/>
+            <w:r>
+              <w:rPr>
+                <w:lang w:val="es-ES"/>
+              </w:rPr>
+              <w:t>Aseprite</w:t>
+            </w:r>
+            <w:proofErr w:type="spellEnd"/>
+            <w:r>
+              <w:rPr>
+                <w:lang w:val="es-ES"/>
+              </w:rPr>
+              <w:t xml:space="preserve"> (licencia única)</w:t>
             </w:r>
           </w:p>
         </w:tc>
@@ -4172,7 +4421,35 @@
               <w:rPr>
                 <w:lang w:val="es-ES"/>
               </w:rPr>
-              <w:t>Creación de sprites y animaciones pixel art</w:t>
+              <w:t xml:space="preserve">Creación de </w:t>
+            </w:r>
+            <w:proofErr w:type="spellStart"/>
+            <w:r>
+              <w:rPr>
+                <w:lang w:val="es-ES"/>
+              </w:rPr>
+              <w:t>sprites</w:t>
+            </w:r>
+            <w:proofErr w:type="spellEnd"/>
+            <w:r>
+              <w:rPr>
+                <w:lang w:val="es-ES"/>
+              </w:rPr>
+              <w:t xml:space="preserve"> y animaciones </w:t>
+            </w:r>
+            <w:proofErr w:type="gramStart"/>
+            <w:r>
+              <w:rPr>
+                <w:lang w:val="es-ES"/>
+              </w:rPr>
+              <w:t>pixel</w:t>
+            </w:r>
+            <w:proofErr w:type="gramEnd"/>
+            <w:r>
+              <w:rPr>
+                <w:lang w:val="es-ES"/>
+              </w:rPr>
+              <w:t xml:space="preserve"> art</w:t>
             </w:r>
           </w:p>
         </w:tc>
@@ -4279,8 +4556,16 @@
               <w:rPr>
                 <w:lang w:val="es-ES"/>
               </w:rPr>
-              <w:t>Godot Engine</w:t>
-            </w:r>
+              <w:t xml:space="preserve">Godot </w:t>
+            </w:r>
+            <w:proofErr w:type="spellStart"/>
+            <w:r>
+              <w:rPr>
+                <w:lang w:val="es-ES"/>
+              </w:rPr>
+              <w:t>Engine</w:t>
+            </w:r>
+            <w:proofErr w:type="spellEnd"/>
           </w:p>
         </w:tc>
         <w:tc>
@@ -4789,13 +5074,23 @@
                 <w:lang w:val="es-ES"/>
               </w:rPr>
             </w:pPr>
+            <w:proofErr w:type="gramStart"/>
             <w:r>
               <w:rPr>
                 <w:b/>
                 <w:bCs/>
                 <w:lang w:val="es-ES"/>
               </w:rPr>
-              <w:t>Total estimado del proyecto</w:t>
+              <w:t>Total</w:t>
+            </w:r>
+            <w:proofErr w:type="gramEnd"/>
+            <w:r>
+              <w:rPr>
+                <w:b/>
+                <w:bCs/>
+                <w:lang w:val="es-ES"/>
+              </w:rPr>
+              <w:t xml:space="preserve"> estimado del proyecto</w:t>
             </w:r>
           </w:p>
         </w:tc>
@@ -5202,7 +5497,21 @@
               <w:rPr>
                 <w:lang w:val="es-ES"/>
               </w:rPr>
-              <w:t>Falta de habilidades avanzadas en pixel art y diseño visual</w:t>
+              <w:t xml:space="preserve">Falta de habilidades avanzadas en </w:t>
+            </w:r>
+            <w:proofErr w:type="gramStart"/>
+            <w:r>
+              <w:rPr>
+                <w:lang w:val="es-ES"/>
+              </w:rPr>
+              <w:t>pixel</w:t>
+            </w:r>
+            <w:proofErr w:type="gramEnd"/>
+            <w:r>
+              <w:rPr>
+                <w:lang w:val="es-ES"/>
+              </w:rPr>
+              <w:t xml:space="preserve"> art y diseño visual</w:t>
             </w:r>
           </w:p>
         </w:tc>
@@ -5921,7 +6230,35 @@
               <w:rPr>
                 <w:lang w:val="es-ES"/>
               </w:rPr>
-              <w:t>Mantener control de versiones en backlog, validar los cambios con el Product Owner antes de ejecutarlos.</w:t>
+              <w:t xml:space="preserve">Mantener control de versiones en backlog, validar los cambios con el </w:t>
+            </w:r>
+            <w:proofErr w:type="spellStart"/>
+            <w:r>
+              <w:rPr>
+                <w:lang w:val="es-ES"/>
+              </w:rPr>
+              <w:t>Product</w:t>
+            </w:r>
+            <w:proofErr w:type="spellEnd"/>
+            <w:r>
+              <w:rPr>
+                <w:lang w:val="es-ES"/>
+              </w:rPr>
+              <w:t xml:space="preserve"> </w:t>
+            </w:r>
+            <w:proofErr w:type="spellStart"/>
+            <w:r>
+              <w:rPr>
+                <w:lang w:val="es-ES"/>
+              </w:rPr>
+              <w:t>Owner</w:t>
+            </w:r>
+            <w:proofErr w:type="spellEnd"/>
+            <w:r>
+              <w:rPr>
+                <w:lang w:val="es-ES"/>
+              </w:rPr>
+              <w:t xml:space="preserve"> antes de ejecutarlos.</w:t>
             </w:r>
           </w:p>
         </w:tc>
@@ -6073,7 +6410,21 @@
               <w:rPr>
                 <w:lang w:val="es-ES"/>
               </w:rPr>
-              <w:t>Realizar pruebas internas y con familiares, documentar feedback y ajustar la jugabilidad antes del cierre del proyecto.</w:t>
+              <w:t xml:space="preserve">Realizar pruebas internas y con familiares, documentar </w:t>
+            </w:r>
+            <w:proofErr w:type="spellStart"/>
+            <w:r>
+              <w:rPr>
+                <w:lang w:val="es-ES"/>
+              </w:rPr>
+              <w:t>feedback</w:t>
+            </w:r>
+            <w:proofErr w:type="spellEnd"/>
+            <w:r>
+              <w:rPr>
+                <w:lang w:val="es-ES"/>
+              </w:rPr>
+              <w:t xml:space="preserve"> y ajustar la jugabilidad antes del cierre del proyecto.</w:t>
             </w:r>
           </w:p>
         </w:tc>
@@ -6392,7 +6743,15 @@
           </w:tcPr>
           <w:p>
             <w:r>
-              <w:t>Crear menús, HUDs, transiciones, y elementos de navegación amigables para los niños</w:t>
+              <w:t xml:space="preserve">Crear menús, </w:t>
+            </w:r>
+            <w:proofErr w:type="spellStart"/>
+            <w:r>
+              <w:t>HUDs</w:t>
+            </w:r>
+            <w:proofErr w:type="spellEnd"/>
+            <w:r>
+              <w:t>, transiciones, y elementos de navegación amigables para los niños</w:t>
             </w:r>
           </w:p>
         </w:tc>
@@ -7035,7 +7394,39 @@
                 <w:sz w:val="17"/>
                 <w:szCs w:val="17"/>
               </w:rPr>
-              <w:t>Tocar rápidamente los gusanos correctos antes de que se escondan (minijuego “Worm Bucket”)</w:t>
+              <w:t>Tocar rápidamente los gusanos correctos antes de que se escondan (minijuego “</w:t>
+            </w:r>
+            <w:proofErr w:type="spellStart"/>
+            <w:r>
+              <w:rPr>
+                <w:sz w:val="17"/>
+                <w:szCs w:val="17"/>
+              </w:rPr>
+              <w:t>Worm</w:t>
+            </w:r>
+            <w:proofErr w:type="spellEnd"/>
+            <w:r>
+              <w:rPr>
+                <w:sz w:val="17"/>
+                <w:szCs w:val="17"/>
+              </w:rPr>
+              <w:t xml:space="preserve"> </w:t>
+            </w:r>
+            <w:proofErr w:type="spellStart"/>
+            <w:r>
+              <w:rPr>
+                <w:sz w:val="17"/>
+                <w:szCs w:val="17"/>
+              </w:rPr>
+              <w:t>Bucket</w:t>
+            </w:r>
+            <w:proofErr w:type="spellEnd"/>
+            <w:r>
+              <w:rPr>
+                <w:sz w:val="17"/>
+                <w:szCs w:val="17"/>
+              </w:rPr>
+              <w:t>”)</w:t>
             </w:r>
           </w:p>
         </w:tc>
@@ -7093,7 +7484,23 @@
                 <w:sz w:val="17"/>
                 <w:szCs w:val="17"/>
               </w:rPr>
-              <w:t>Esquivar obstáculos moviendo la tortuga entre carriles (minijuego “Turtle Run”)</w:t>
+              <w:t>Esquivar obstáculos moviendo la tortuga entre carriles (minijuego “</w:t>
+            </w:r>
+            <w:proofErr w:type="spellStart"/>
+            <w:r>
+              <w:rPr>
+                <w:sz w:val="17"/>
+                <w:szCs w:val="17"/>
+              </w:rPr>
+              <w:t>Turtle</w:t>
+            </w:r>
+            <w:proofErr w:type="spellEnd"/>
+            <w:r>
+              <w:rPr>
+                <w:sz w:val="17"/>
+                <w:szCs w:val="17"/>
+              </w:rPr>
+              <w:t xml:space="preserve"> Run”)</w:t>
             </w:r>
           </w:p>
         </w:tc>
@@ -7325,7 +7732,23 @@
                 <w:sz w:val="17"/>
                 <w:szCs w:val="17"/>
               </w:rPr>
-              <w:t>Mover al cangrejo para atrapar comida y evitar basura (minijuego “Catch Game”)</w:t>
+              <w:t xml:space="preserve">Mover al cangrejo para atrapar comida y evitar basura (minijuego “Catch </w:t>
+            </w:r>
+            <w:proofErr w:type="spellStart"/>
+            <w:r>
+              <w:rPr>
+                <w:sz w:val="17"/>
+                <w:szCs w:val="17"/>
+              </w:rPr>
+              <w:t>Game</w:t>
+            </w:r>
+            <w:proofErr w:type="spellEnd"/>
+            <w:r>
+              <w:rPr>
+                <w:sz w:val="17"/>
+                <w:szCs w:val="17"/>
+              </w:rPr>
+              <w:t>”)</w:t>
             </w:r>
           </w:p>
         </w:tc>
@@ -7383,8 +7806,17 @@
                 <w:sz w:val="17"/>
                 <w:szCs w:val="17"/>
               </w:rPr>
-              <w:t>Ver movimiento natural en objetos y obstaculos</w:t>
-            </w:r>
+              <w:t xml:space="preserve">Ver movimiento natural en objetos y </w:t>
+            </w:r>
+            <w:proofErr w:type="spellStart"/>
+            <w:r>
+              <w:rPr>
+                <w:sz w:val="17"/>
+                <w:szCs w:val="17"/>
+              </w:rPr>
+              <w:t>obstaculos</w:t>
+            </w:r>
+            <w:proofErr w:type="spellEnd"/>
           </w:p>
         </w:tc>
       </w:tr>
@@ -7499,7 +7931,23 @@
                 <w:sz w:val="17"/>
                 <w:szCs w:val="17"/>
               </w:rPr>
-              <w:t>Decorar la casa del cangrejo con items comprados o desbloqueados</w:t>
+              <w:t xml:space="preserve">Decorar la casa del cangrejo con </w:t>
+            </w:r>
+            <w:proofErr w:type="spellStart"/>
+            <w:r>
+              <w:rPr>
+                <w:sz w:val="17"/>
+                <w:szCs w:val="17"/>
+              </w:rPr>
+              <w:t>items</w:t>
+            </w:r>
+            <w:proofErr w:type="spellEnd"/>
+            <w:r>
+              <w:rPr>
+                <w:sz w:val="17"/>
+                <w:szCs w:val="17"/>
+              </w:rPr>
+              <w:t xml:space="preserve"> comprados o desbloqueados</w:t>
             </w:r>
           </w:p>
         </w:tc>
@@ -7758,8 +8206,13 @@
       </w:pPr>
       <w:bookmarkStart w:id="15" w:name="_heading=h.44sinio" w:colFirst="0" w:colLast="0"/>
       <w:bookmarkEnd w:id="15"/>
+      <w:proofErr w:type="spellStart"/>
       <w:r>
-        <w:t xml:space="preserve">Product Backlog del Proyecto  </w:t>
+        <w:t>Product</w:t>
+      </w:r>
+      <w:proofErr w:type="spellEnd"/>
+      <w:r>
+        <w:t xml:space="preserve"> Backlog del Proyecto  </w:t>
       </w:r>
     </w:p>
     <w:p>
@@ -8105,12 +8558,28 @@
             <w:r>
               <w:t>Implementar minijuego donde el jugador atrapa gusanos antes de que se escondan (</w:t>
             </w:r>
+            <w:proofErr w:type="spellStart"/>
             <w:r>
               <w:rPr>
                 <w:rStyle w:val="nfasis"/>
               </w:rPr>
-              <w:t>Worm Bucket</w:t>
-            </w:r>
+              <w:t>Worm</w:t>
+            </w:r>
+            <w:proofErr w:type="spellEnd"/>
+            <w:r>
+              <w:rPr>
+                <w:rStyle w:val="nfasis"/>
+              </w:rPr>
+              <w:t xml:space="preserve"> </w:t>
+            </w:r>
+            <w:proofErr w:type="spellStart"/>
+            <w:r>
+              <w:rPr>
+                <w:rStyle w:val="nfasis"/>
+              </w:rPr>
+              <w:t>Bucket</w:t>
+            </w:r>
+            <w:proofErr w:type="spellEnd"/>
             <w:r>
               <w:t>)</w:t>
             </w:r>
@@ -8201,11 +8670,19 @@
             <w:r>
               <w:t>Esquivar obstáculos moviendo la tortuga entre carriles (</w:t>
             </w:r>
+            <w:proofErr w:type="spellStart"/>
             <w:r>
               <w:rPr>
                 <w:rStyle w:val="nfasis"/>
               </w:rPr>
-              <w:t>Turtle Run</w:t>
+              <w:t>Turtle</w:t>
+            </w:r>
+            <w:proofErr w:type="spellEnd"/>
+            <w:r>
+              <w:rPr>
+                <w:rStyle w:val="nfasis"/>
+              </w:rPr>
+              <w:t xml:space="preserve"> Run</w:t>
             </w:r>
             <w:r>
               <w:t>)</w:t>
@@ -8493,8 +8970,16 @@
               <w:rPr>
                 <w:rStyle w:val="nfasis"/>
               </w:rPr>
-              <w:t>Catch Game</w:t>
-            </w:r>
+              <w:t xml:space="preserve">Catch </w:t>
+            </w:r>
+            <w:proofErr w:type="spellStart"/>
+            <w:r>
+              <w:rPr>
+                <w:rStyle w:val="nfasis"/>
+              </w:rPr>
+              <w:t>Game</w:t>
+            </w:r>
+            <w:proofErr w:type="spellEnd"/>
             <w:r>
               <w:t>)</w:t>
             </w:r>
@@ -8585,11 +9070,19 @@
             <w:r>
               <w:t>Desarrollar segundo minijuego de coordinación visomotora con movimiento natural (</w:t>
             </w:r>
+            <w:proofErr w:type="spellStart"/>
             <w:r>
               <w:rPr>
                 <w:rStyle w:val="nfasis"/>
               </w:rPr>
-              <w:t>TurtleRun 2 / nuevo proyecto visomotor</w:t>
+              <w:t>TurtleRun</w:t>
+            </w:r>
+            <w:proofErr w:type="spellEnd"/>
+            <w:r>
+              <w:rPr>
+                <w:rStyle w:val="nfasis"/>
+              </w:rPr>
+              <w:t xml:space="preserve"> 2 / nuevo proyecto visomotor</w:t>
             </w:r>
             <w:r>
               <w:t>)</w:t>
@@ -9182,13 +9675,31 @@
             <w:r>
               <w:t xml:space="preserve">Para la estimación del esfuerzo de cada historia de usuario, se utilizó la técnica </w:t>
             </w:r>
+            <w:proofErr w:type="spellStart"/>
             <w:r>
               <w:rPr>
                 <w:b/>
                 <w:bCs/>
               </w:rPr>
-              <w:t>Planning Poker</w:t>
-            </w:r>
+              <w:t>Planning</w:t>
+            </w:r>
+            <w:proofErr w:type="spellEnd"/>
+            <w:r>
+              <w:rPr>
+                <w:b/>
+                <w:bCs/>
+              </w:rPr>
+              <w:t xml:space="preserve"> </w:t>
+            </w:r>
+            <w:proofErr w:type="spellStart"/>
+            <w:r>
+              <w:rPr>
+                <w:b/>
+                <w:bCs/>
+              </w:rPr>
+              <w:t>Poker</w:t>
+            </w:r>
+            <w:proofErr w:type="spellEnd"/>
             <w:r>
               <w:t>, una dinámica colaborativa en la que cada integrante del equipo propone un puntaje basándose en la complejidad, esfuerzo y riesgo percibido.</w:t>
             </w:r>
@@ -9222,13 +9733,23 @@
           <w:lang w:val="es-ES"/>
         </w:rPr>
       </w:pPr>
+      <w:proofErr w:type="gramStart"/>
       <w:r>
         <w:rPr>
           <w:b/>
           <w:bCs/>
           <w:lang w:val="es-ES"/>
         </w:rPr>
-        <w:t>Total de historias:</w:t>
+        <w:t>Total</w:t>
+      </w:r>
+      <w:proofErr w:type="gramEnd"/>
+      <w:r>
+        <w:rPr>
+          <w:b/>
+          <w:bCs/>
+          <w:lang w:val="es-ES"/>
+        </w:rPr>
+        <w:t xml:space="preserve"> de historias:</w:t>
       </w:r>
       <w:r>
         <w:rPr>
@@ -9248,13 +9769,23 @@
           <w:lang w:val="es-ES"/>
         </w:rPr>
       </w:pPr>
+      <w:proofErr w:type="gramStart"/>
       <w:r>
         <w:rPr>
           <w:b/>
           <w:bCs/>
           <w:lang w:val="es-ES"/>
         </w:rPr>
-        <w:t>Total de puntos estimados:</w:t>
+        <w:t>Total</w:t>
+      </w:r>
+      <w:proofErr w:type="gramEnd"/>
+      <w:r>
+        <w:rPr>
+          <w:b/>
+          <w:bCs/>
+          <w:lang w:val="es-ES"/>
+        </w:rPr>
+        <w:t xml:space="preserve"> de puntos estimados:</w:t>
       </w:r>
       <w:r>
         <w:rPr>
@@ -9361,8 +9892,13 @@
       <w:bookmarkStart w:id="18" w:name="_heading=h.3j2qqm3" w:colFirst="0" w:colLast="0"/>
       <w:bookmarkEnd w:id="18"/>
       <w:r>
-        <w:t>Sprint Planning</w:t>
+        <w:t xml:space="preserve">Sprint </w:t>
       </w:r>
+      <w:proofErr w:type="spellStart"/>
+      <w:r>
+        <w:t>Planning</w:t>
+      </w:r>
+      <w:proofErr w:type="spellEnd"/>
     </w:p>
     <w:p/>
     <w:tbl>
@@ -9662,8 +10198,16 @@
               <w:rPr>
                 <w:rStyle w:val="nfasis"/>
               </w:rPr>
-              <w:t>Catch Game</w:t>
-            </w:r>
+              <w:t xml:space="preserve">Catch </w:t>
+            </w:r>
+            <w:proofErr w:type="spellStart"/>
+            <w:r>
+              <w:rPr>
+                <w:rStyle w:val="nfasis"/>
+              </w:rPr>
+              <w:t>Game</w:t>
+            </w:r>
+            <w:proofErr w:type="spellEnd"/>
             <w:r>
               <w:t>)</w:t>
             </w:r>
@@ -9727,12 +10271,28 @@
             <w:r>
               <w:t>Implementar minijuego donde el jugador atrapa gusanos antes de que se escondan (</w:t>
             </w:r>
+            <w:proofErr w:type="spellStart"/>
             <w:r>
               <w:rPr>
                 <w:rStyle w:val="nfasis"/>
               </w:rPr>
-              <w:t>Worm Bucket</w:t>
-            </w:r>
+              <w:t>Worm</w:t>
+            </w:r>
+            <w:proofErr w:type="spellEnd"/>
+            <w:r>
+              <w:rPr>
+                <w:rStyle w:val="nfasis"/>
+              </w:rPr>
+              <w:t xml:space="preserve"> </w:t>
+            </w:r>
+            <w:proofErr w:type="spellStart"/>
+            <w:r>
+              <w:rPr>
+                <w:rStyle w:val="nfasis"/>
+              </w:rPr>
+              <w:t>Bucket</w:t>
+            </w:r>
+            <w:proofErr w:type="spellEnd"/>
             <w:r>
               <w:t>)</w:t>
             </w:r>
@@ -9796,11 +10356,19 @@
             <w:r>
               <w:t>Esquivar obstáculos moviendo la tortuga entre carriles (</w:t>
             </w:r>
+            <w:proofErr w:type="spellStart"/>
             <w:r>
               <w:rPr>
                 <w:rStyle w:val="nfasis"/>
               </w:rPr>
-              <w:t>Turtle Run</w:t>
+              <w:t>Turtle</w:t>
+            </w:r>
+            <w:proofErr w:type="spellEnd"/>
+            <w:r>
+              <w:rPr>
+                <w:rStyle w:val="nfasis"/>
+              </w:rPr>
+              <w:t xml:space="preserve"> Run</w:t>
             </w:r>
             <w:r>
               <w:t>)</w:t>
@@ -10550,7 +11118,23 @@
           </w:tcPr>
           <w:p>
             <w:r>
-              <w:t>Diseñar referencias visuales (moodboard) y definir estilo pixel-art</w:t>
+              <w:t>Diseñar referencias visuales (</w:t>
+            </w:r>
+            <w:proofErr w:type="spellStart"/>
+            <w:r>
+              <w:t>moodboard</w:t>
+            </w:r>
+            <w:proofErr w:type="spellEnd"/>
+            <w:r>
+              <w:t xml:space="preserve">) y definir estilo </w:t>
+            </w:r>
+            <w:proofErr w:type="gramStart"/>
+            <w:r>
+              <w:t>pixel</w:t>
+            </w:r>
+            <w:proofErr w:type="gramEnd"/>
+            <w:r>
+              <w:t>-art</w:t>
             </w:r>
           </w:p>
         </w:tc>
@@ -10609,7 +11193,15 @@
           </w:tcPr>
           <w:p>
             <w:r>
-              <w:t>Crear sprites iniciales del personaje principal (cangrejo)</w:t>
+              <w:t xml:space="preserve">Crear </w:t>
+            </w:r>
+            <w:proofErr w:type="spellStart"/>
+            <w:r>
+              <w:t>sprites</w:t>
+            </w:r>
+            <w:proofErr w:type="spellEnd"/>
+            <w:r>
+              <w:t xml:space="preserve"> iniciales del personaje principal (cangrejo)</w:t>
             </w:r>
           </w:p>
         </w:tc>
@@ -10669,7 +11261,31 @@
           </w:tcPr>
           <w:p>
             <w:r>
-              <w:t>Documentar las decisiones de arte y estilo en el GDD (Game Design Document)</w:t>
+              <w:t>Documentar las decisiones de arte y estilo en el GDD (</w:t>
+            </w:r>
+            <w:proofErr w:type="spellStart"/>
+            <w:r>
+              <w:t>Game</w:t>
+            </w:r>
+            <w:proofErr w:type="spellEnd"/>
+            <w:r>
+              <w:t xml:space="preserve"> </w:t>
+            </w:r>
+            <w:proofErr w:type="spellStart"/>
+            <w:r>
+              <w:t>Design</w:t>
+            </w:r>
+            <w:proofErr w:type="spellEnd"/>
+            <w:r>
+              <w:t xml:space="preserve"> </w:t>
+            </w:r>
+            <w:proofErr w:type="spellStart"/>
+            <w:r>
+              <w:t>Document</w:t>
+            </w:r>
+            <w:proofErr w:type="spellEnd"/>
+            <w:r>
+              <w:t>)</w:t>
             </w:r>
           </w:p>
         </w:tc>
@@ -11023,7 +11639,21 @@
                     <w:rPr>
                       <w:lang w:val="es-ES"/>
                     </w:rPr>
-                    <w:t>Refinar el Product Backlog</w:t>
+                    <w:t xml:space="preserve">Refinar el </w:t>
+                  </w:r>
+                  <w:proofErr w:type="spellStart"/>
+                  <w:r>
+                    <w:rPr>
+                      <w:lang w:val="es-ES"/>
+                    </w:rPr>
+                    <w:t>Product</w:t>
+                  </w:r>
+                  <w:proofErr w:type="spellEnd"/>
+                  <w:r>
+                    <w:rPr>
+                      <w:lang w:val="es-ES"/>
+                    </w:rPr>
+                    <w:t xml:space="preserve"> Backlog</w:t>
                   </w:r>
                   <w:r>
                     <w:rPr>
@@ -11296,7 +11926,21 @@
               <w:rPr>
                 <w:lang w:val="es-ES"/>
               </w:rPr>
-              <w:t>Diseñar la mecánica del minijuego de atrapar objetos (ciclo de spawn y movimiento)</w:t>
+              <w:t xml:space="preserve">Diseñar la mecánica del minijuego de atrapar objetos (ciclo de </w:t>
+            </w:r>
+            <w:proofErr w:type="spellStart"/>
+            <w:r>
+              <w:rPr>
+                <w:lang w:val="es-ES"/>
+              </w:rPr>
+              <w:t>spawn</w:t>
+            </w:r>
+            <w:proofErr w:type="spellEnd"/>
+            <w:r>
+              <w:rPr>
+                <w:lang w:val="es-ES"/>
+              </w:rPr>
+              <w:t xml:space="preserve"> y movimiento)</w:t>
             </w:r>
           </w:p>
         </w:tc>
@@ -11588,8 +12232,16 @@
               <w:rPr>
                 <w:lang w:val="es-ES"/>
               </w:rPr>
-              <w:t>Pruebas internas del minijuego y ajuste de velocidad y frecuencia de spawn</w:t>
-            </w:r>
+              <w:t xml:space="preserve">Pruebas internas del minijuego y ajuste de velocidad y frecuencia de </w:t>
+            </w:r>
+            <w:proofErr w:type="spellStart"/>
+            <w:r>
+              <w:rPr>
+                <w:lang w:val="es-ES"/>
+              </w:rPr>
+              <w:t>spawn</w:t>
+            </w:r>
+            <w:proofErr w:type="spellEnd"/>
           </w:p>
         </w:tc>
         <w:tc>
@@ -11939,8 +12591,16 @@
               <w:rPr>
                 <w:rStyle w:val="nfasis"/>
               </w:rPr>
-              <w:t>Catch Game</w:t>
-            </w:r>
+              <w:t xml:space="preserve">Catch </w:t>
+            </w:r>
+            <w:proofErr w:type="spellStart"/>
+            <w:r>
+              <w:rPr>
+                <w:rStyle w:val="nfasis"/>
+              </w:rPr>
+              <w:t>Game</w:t>
+            </w:r>
+            <w:proofErr w:type="spellEnd"/>
             <w:r>
               <w:t>)</w:t>
             </w:r>
@@ -12039,8 +12699,17 @@
                 <w:i/>
                 <w:iCs/>
               </w:rPr>
-              <w:t>Catch Game</w:t>
-            </w:r>
+              <w:t xml:space="preserve">Catch </w:t>
+            </w:r>
+            <w:proofErr w:type="spellStart"/>
+            <w:r>
+              <w:rPr>
+                <w:i/>
+                <w:iCs/>
+              </w:rPr>
+              <w:t>Game</w:t>
+            </w:r>
+            <w:proofErr w:type="spellEnd"/>
             <w:r>
               <w:t xml:space="preserve">) quedó funcional y estable. </w:t>
             </w:r>
@@ -12078,7 +12747,23 @@
           </w:tcPr>
           <w:p>
             <w:r>
-              <w:t xml:space="preserve">- Se invirtió más tiempo del previsto en la creación de sprites pixel-art por falta de experiencia. </w:t>
+              <w:t xml:space="preserve">- Se invirtió más tiempo del previsto en la creación de </w:t>
+            </w:r>
+            <w:proofErr w:type="spellStart"/>
+            <w:r>
+              <w:t>sprites</w:t>
+            </w:r>
+            <w:proofErr w:type="spellEnd"/>
+            <w:r>
+              <w:t xml:space="preserve"> </w:t>
+            </w:r>
+            <w:proofErr w:type="gramStart"/>
+            <w:r>
+              <w:t>pixel</w:t>
+            </w:r>
+            <w:proofErr w:type="gramEnd"/>
+            <w:r>
+              <w:t xml:space="preserve">-art por falta de experiencia. </w:t>
             </w:r>
             <w:r>
               <w:br/>
@@ -12103,11 +12788,27 @@
           </w:tcPr>
           <w:p>
             <w:r>
-              <w:t xml:space="preserve">- Crear una biblioteca interna de sprites reutilizables. </w:t>
+              <w:t xml:space="preserve">- Crear una biblioteca interna de </w:t>
+            </w:r>
+            <w:proofErr w:type="spellStart"/>
+            <w:r>
+              <w:t>sprites</w:t>
+            </w:r>
+            <w:proofErr w:type="spellEnd"/>
+            <w:r>
+              <w:t xml:space="preserve"> reutilizables. </w:t>
             </w:r>
             <w:r>
               <w:br/>
-              <w:t xml:space="preserve">- Planificar sesiones cortas de práctica de pixel-art. </w:t>
+              <w:t xml:space="preserve">- Planificar sesiones cortas de práctica de </w:t>
+            </w:r>
+            <w:proofErr w:type="gramStart"/>
+            <w:r>
+              <w:t>pixel</w:t>
+            </w:r>
+            <w:proofErr w:type="gramEnd"/>
+            <w:r>
+              <w:t xml:space="preserve">-art. </w:t>
             </w:r>
           </w:p>
         </w:tc>
@@ -12268,12 +12969,28 @@
             <w:r>
               <w:t>Implementar minijuego donde el jugador atrapa gusanos antes de que se escondan (</w:t>
             </w:r>
+            <w:proofErr w:type="spellStart"/>
             <w:r>
               <w:rPr>
                 <w:rStyle w:val="nfasis"/>
               </w:rPr>
-              <w:t>Worm Bucket</w:t>
-            </w:r>
+              <w:t>Worm</w:t>
+            </w:r>
+            <w:proofErr w:type="spellEnd"/>
+            <w:r>
+              <w:rPr>
+                <w:rStyle w:val="nfasis"/>
+              </w:rPr>
+              <w:t xml:space="preserve"> </w:t>
+            </w:r>
+            <w:proofErr w:type="spellStart"/>
+            <w:r>
+              <w:rPr>
+                <w:rStyle w:val="nfasis"/>
+              </w:rPr>
+              <w:t>Bucket</w:t>
+            </w:r>
+            <w:proofErr w:type="spellEnd"/>
             <w:r>
               <w:t>)</w:t>
             </w:r>
@@ -12332,11 +13049,19 @@
             <w:r>
               <w:t>Esquivar obstáculos moviendo la tortuga entre carriles (</w:t>
             </w:r>
+            <w:proofErr w:type="spellStart"/>
             <w:r>
               <w:rPr>
                 <w:rStyle w:val="nfasis"/>
               </w:rPr>
-              <w:t>Turtle Run</w:t>
+              <w:t>Turtle</w:t>
+            </w:r>
+            <w:proofErr w:type="spellEnd"/>
+            <w:r>
+              <w:rPr>
+                <w:rStyle w:val="nfasis"/>
+              </w:rPr>
+              <w:t xml:space="preserve"> Run</w:t>
             </w:r>
             <w:r>
               <w:t>)</w:t>
@@ -12657,7 +13382,15 @@
               <w:t>siguiendo</w:t>
             </w:r>
             <w:r>
-              <w:t xml:space="preserve"> los assets de sonido.</w:t>
+              <w:t xml:space="preserve"> los </w:t>
+            </w:r>
+            <w:proofErr w:type="spellStart"/>
+            <w:r>
+              <w:t>assets</w:t>
+            </w:r>
+            <w:proofErr w:type="spellEnd"/>
+            <w:r>
+              <w:t xml:space="preserve"> de sonido.</w:t>
             </w:r>
           </w:p>
         </w:tc>
@@ -13109,7 +13842,33 @@
           <w:tcPr>
             <w:tcW w:w="4414" w:type="dxa"/>
           </w:tcPr>
-          <w:p/>
+          <w:p>
+            <w:r>
+              <w:t xml:space="preserve">- </w:t>
+            </w:r>
+            <w:r>
+              <w:t>Se completó el segundo minijuego visomotor con físicas y colisiones más naturales.</w:t>
+            </w:r>
+          </w:p>
+          <w:p>
+            <w:r>
+              <w:t>-</w:t>
+            </w:r>
+            <w:r>
+              <w:t xml:space="preserve"> </w:t>
+            </w:r>
+            <w:r>
+              <w:t>Las primeras pruebas internas demostraron que las mecánicas principales de todos los minijuegos ya estaban operativas.</w:t>
+            </w:r>
+          </w:p>
+          <w:p>
+            <w:r>
+              <w:t xml:space="preserve">- </w:t>
+            </w:r>
+            <w:r>
+              <w:t>Se iniciaron las primeras integraciones de minijuegos en el menú principal.</w:t>
+            </w:r>
+          </w:p>
         </w:tc>
       </w:tr>
       <w:tr>
@@ -13128,7 +13887,33 @@
           <w:tcPr>
             <w:tcW w:w="4414" w:type="dxa"/>
           </w:tcPr>
-          <w:p/>
+          <w:p>
+            <w:r>
+              <w:t xml:space="preserve">- </w:t>
+            </w:r>
+            <w:r>
+              <w:t xml:space="preserve">La tienda presentó conflictos de </w:t>
+            </w:r>
+            <w:proofErr w:type="spellStart"/>
+            <w:r>
+              <w:t>hitboxes</w:t>
+            </w:r>
+            <w:proofErr w:type="spellEnd"/>
+            <w:r>
+              <w:t>, provocando clics no deseados en objetos detrás de los botones.</w:t>
+            </w:r>
+          </w:p>
+          <w:p>
+            <w:r>
+              <w:t>-</w:t>
+            </w:r>
+            <w:r>
+              <w:t xml:space="preserve"> </w:t>
+            </w:r>
+            <w:r>
+              <w:t>En las primeras pruebas en Android, varias interfaces se vieron desajustadas por problemas de resolución y escalado.</w:t>
+            </w:r>
+          </w:p>
         </w:tc>
       </w:tr>
       <w:tr>
@@ -13146,7 +13931,50 @@
           <w:tcPr>
             <w:tcW w:w="4414" w:type="dxa"/>
           </w:tcPr>
-          <w:p/>
+          <w:p>
+            <w:r>
+              <w:t>-</w:t>
+            </w:r>
+            <w:r>
+              <w:t xml:space="preserve"> </w:t>
+            </w:r>
+            <w:r>
+              <w:t>Estandarizar la estructura de todos los minijuegos mediante una plantilla común de nodos, HUD, señales y scripts.</w:t>
+            </w:r>
+          </w:p>
+          <w:p>
+            <w:r>
+              <w:t>-</w:t>
+            </w:r>
+            <w:r>
+              <w:t xml:space="preserve"> </w:t>
+            </w:r>
+            <w:r>
+              <w:t>Reorganizar la tienda usando capas (Z-</w:t>
+            </w:r>
+            <w:proofErr w:type="spellStart"/>
+            <w:r>
+              <w:t>index</w:t>
+            </w:r>
+            <w:proofErr w:type="spellEnd"/>
+            <w:r>
+              <w:t xml:space="preserve">) y configuraciones de </w:t>
+            </w:r>
+            <w:r>
+              <w:t>“</w:t>
+            </w:r>
+            <w:proofErr w:type="spellStart"/>
+            <w:r>
+              <w:t>mouse_filter</w:t>
+            </w:r>
+            <w:proofErr w:type="spellEnd"/>
+            <w:r>
+              <w:t>”</w:t>
+            </w:r>
+            <w:r>
+              <w:t xml:space="preserve"> para evitar interferencias táctiles.</w:t>
+            </w:r>
+          </w:p>
         </w:tc>
       </w:tr>
     </w:tbl>
@@ -13276,13 +14104,21 @@
           <w:tcPr>
             <w:tcW w:w="749" w:type="dxa"/>
           </w:tcPr>
-          <w:p/>
+          <w:p>
+            <w:r>
+              <w:t>E7_H1</w:t>
+            </w:r>
+          </w:p>
         </w:tc>
         <w:tc>
           <w:tcPr>
             <w:tcW w:w="5007" w:type="dxa"/>
           </w:tcPr>
-          <w:p/>
+          <w:p>
+            <w:r>
+              <w:t>Integrar todos los minijuegos en un entorno común y menú general</w:t>
+            </w:r>
+          </w:p>
         </w:tc>
         <w:tc>
           <w:tcPr>
@@ -13292,6 +14128,9 @@
             <w:pPr>
               <w:jc w:val="center"/>
             </w:pPr>
+            <w:r>
+              <w:t>8</w:t>
+            </w:r>
           </w:p>
         </w:tc>
         <w:tc>
@@ -13302,6 +14141,9 @@
             <w:pPr>
               <w:jc w:val="center"/>
             </w:pPr>
+            <w:r>
+              <w:t>Alta</w:t>
+            </w:r>
           </w:p>
         </w:tc>
       </w:tr>
@@ -13310,22 +14152,105 @@
           <w:tcPr>
             <w:tcW w:w="749" w:type="dxa"/>
           </w:tcPr>
+          <w:p>
+            <w:r>
+              <w:t>E7_H2</w:t>
+            </w:r>
+          </w:p>
+        </w:tc>
+        <w:tc>
+          <w:tcPr>
+            <w:tcW w:w="5007" w:type="dxa"/>
+          </w:tcPr>
+          <w:tbl>
+            <w:tblPr>
+              <w:tblW w:w="0" w:type="auto"/>
+              <w:tblCellSpacing w:w="15" w:type="dxa"/>
+              <w:tblCellMar>
+                <w:top w:w="15" w:type="dxa"/>
+                <w:left w:w="15" w:type="dxa"/>
+                <w:bottom w:w="15" w:type="dxa"/>
+                <w:right w:w="15" w:type="dxa"/>
+              </w:tblCellMar>
+              <w:tblLook w:val="04A0" w:firstRow="1" w:lastRow="0" w:firstColumn="1" w:lastColumn="0" w:noHBand="0" w:noVBand="1"/>
+            </w:tblPr>
+            <w:tblGrid>
+              <w:gridCol w:w="110"/>
+            </w:tblGrid>
+            <w:tr>
+              <w:trPr>
+                <w:tblCellSpacing w:w="15" w:type="dxa"/>
+              </w:trPr>
+              <w:tc>
+                <w:tcPr>
+                  <w:tcW w:w="36" w:type="dxa"/>
+                  <w:vAlign w:val="center"/>
+                  <w:hideMark/>
+                </w:tcPr>
+                <w:p>
+                  <w:pPr>
+                    <w:spacing w:after="0" w:line="240" w:lineRule="auto"/>
+                  </w:pPr>
+                </w:p>
+              </w:tc>
+            </w:tr>
+          </w:tbl>
+          <w:p>
+            <w:pPr>
+              <w:rPr>
+                <w:vanish/>
+              </w:rPr>
+            </w:pPr>
+          </w:p>
+          <w:tbl>
+            <w:tblPr>
+              <w:tblW w:w="0" w:type="auto"/>
+              <w:tblCellSpacing w:w="15" w:type="dxa"/>
+              <w:tblCellMar>
+                <w:top w:w="15" w:type="dxa"/>
+                <w:left w:w="15" w:type="dxa"/>
+                <w:bottom w:w="15" w:type="dxa"/>
+                <w:right w:w="15" w:type="dxa"/>
+              </w:tblCellMar>
+              <w:tblLook w:val="04A0" w:firstRow="1" w:lastRow="0" w:firstColumn="1" w:lastColumn="0" w:noHBand="0" w:noVBand="1"/>
+            </w:tblPr>
+            <w:tblGrid>
+              <w:gridCol w:w="6782"/>
+            </w:tblGrid>
+            <w:tr>
+              <w:trPr>
+                <w:tblCellSpacing w:w="15" w:type="dxa"/>
+              </w:trPr>
+              <w:tc>
+                <w:tcPr>
+                  <w:tcW w:w="6722" w:type="dxa"/>
+                  <w:vAlign w:val="center"/>
+                  <w:hideMark/>
+                </w:tcPr>
+                <w:p>
+                  <w:pPr>
+                    <w:spacing w:after="0" w:line="240" w:lineRule="auto"/>
+                  </w:pPr>
+                  <w:r>
+                    <w:t>Elaborar y ejecutar plan de pruebas funcional de todos los minijuegos</w:t>
+                  </w:r>
+                </w:p>
+              </w:tc>
+            </w:tr>
+          </w:tbl>
           <w:p/>
         </w:tc>
         <w:tc>
           <w:tcPr>
-            <w:tcW w:w="5007" w:type="dxa"/>
-          </w:tcPr>
-          <w:p/>
-        </w:tc>
-        <w:tc>
-          <w:tcPr>
             <w:tcW w:w="1442" w:type="dxa"/>
           </w:tcPr>
           <w:p>
             <w:pPr>
               <w:jc w:val="center"/>
             </w:pPr>
+            <w:r>
+              <w:t>3</w:t>
+            </w:r>
           </w:p>
         </w:tc>
         <w:tc>
@@ -13336,74 +14261,9 @@
             <w:pPr>
               <w:jc w:val="center"/>
             </w:pPr>
-          </w:p>
-        </w:tc>
-      </w:tr>
-      <w:tr>
-        <w:tc>
-          <w:tcPr>
-            <w:tcW w:w="749" w:type="dxa"/>
-          </w:tcPr>
-          <w:p/>
-        </w:tc>
-        <w:tc>
-          <w:tcPr>
-            <w:tcW w:w="5007" w:type="dxa"/>
-          </w:tcPr>
-          <w:p/>
-        </w:tc>
-        <w:tc>
-          <w:tcPr>
-            <w:tcW w:w="1442" w:type="dxa"/>
-          </w:tcPr>
-          <w:p>
-            <w:pPr>
-              <w:jc w:val="center"/>
-            </w:pPr>
-          </w:p>
-        </w:tc>
-        <w:tc>
-          <w:tcPr>
-            <w:tcW w:w="1630" w:type="dxa"/>
-          </w:tcPr>
-          <w:p>
-            <w:pPr>
-              <w:jc w:val="center"/>
-            </w:pPr>
-          </w:p>
-        </w:tc>
-      </w:tr>
-      <w:tr>
-        <w:tc>
-          <w:tcPr>
-            <w:tcW w:w="749" w:type="dxa"/>
-          </w:tcPr>
-          <w:p/>
-        </w:tc>
-        <w:tc>
-          <w:tcPr>
-            <w:tcW w:w="5007" w:type="dxa"/>
-          </w:tcPr>
-          <w:p/>
-        </w:tc>
-        <w:tc>
-          <w:tcPr>
-            <w:tcW w:w="1442" w:type="dxa"/>
-          </w:tcPr>
-          <w:p>
-            <w:pPr>
-              <w:jc w:val="center"/>
-            </w:pPr>
-          </w:p>
-        </w:tc>
-        <w:tc>
-          <w:tcPr>
-            <w:tcW w:w="1630" w:type="dxa"/>
-          </w:tcPr>
-          <w:p>
-            <w:pPr>
-              <w:jc w:val="center"/>
-            </w:pPr>
+            <w:r>
+              <w:t>Alta</w:t>
+            </w:r>
           </w:p>
         </w:tc>
       </w:tr>
@@ -13454,7 +14314,25 @@
           <w:tcPr>
             <w:tcW w:w="4414" w:type="dxa"/>
           </w:tcPr>
-          <w:p/>
+          <w:p>
+            <w:r>
+              <w:t xml:space="preserve">- </w:t>
+            </w:r>
+            <w:r>
+              <w:t>El APK final se generó exitosamente tras configurar todo el entorno móvil.</w:t>
+            </w:r>
+          </w:p>
+          <w:p>
+            <w:r>
+              <w:t xml:space="preserve">- </w:t>
+            </w:r>
+            <w:r>
+              <w:t>Se ajustaron correctamente las resoluciones, el HUD y la orientación del dispositivo para Android.</w:t>
+            </w:r>
+            <w:r>
+              <w:t xml:space="preserve"> </w:t>
+            </w:r>
+          </w:p>
         </w:tc>
       </w:tr>
       <w:tr>
@@ -13464,6 +14342,7 @@
           </w:tcPr>
           <w:p>
             <w:r>
+              <w:lastRenderedPageBreak/>
               <w:t>¿Qué no salió bien en la iteración? (errores)</w:t>
             </w:r>
           </w:p>
@@ -13473,7 +14352,22 @@
           <w:tcPr>
             <w:tcW w:w="4414" w:type="dxa"/>
           </w:tcPr>
-          <w:p/>
+          <w:p>
+            <w:r>
+              <w:t xml:space="preserve">- </w:t>
+            </w:r>
+            <w:r>
+              <w:t>La exportación a APK requirió reinstalar SDK, plantillas y permisos, retrasando pruebas finales.</w:t>
+            </w:r>
+          </w:p>
+          <w:p>
+            <w:r>
+              <w:t xml:space="preserve">- </w:t>
+            </w:r>
+            <w:r>
+              <w:t>Los juegos horizontales presentaban fallas de rotación y sensores en algunos dispositivos.</w:t>
+            </w:r>
+          </w:p>
         </w:tc>
       </w:tr>
       <w:tr>
@@ -13491,7 +14385,20 @@
           <w:tcPr>
             <w:tcW w:w="4414" w:type="dxa"/>
           </w:tcPr>
-          <w:p/>
+          <w:p>
+            <w:r>
+              <w:t>-</w:t>
+            </w:r>
+            <w:r>
+              <w:t xml:space="preserve"> </w:t>
+            </w:r>
+            <w:r>
+              <w:t>Probar en Android desde etapas tempranas para evitar sorpresas al final del ciclo.</w:t>
+            </w:r>
+            <w:r>
+              <w:t xml:space="preserve"> </w:t>
+            </w:r>
+          </w:p>
         </w:tc>
       </w:tr>
     </w:tbl>
@@ -13507,7 +14414,15 @@
     </w:p>
     <w:p>
       <w:r>
-        <w:t>Indique los principales problemas detectados en los sprints y la solución adoptada</w:t>
+        <w:t xml:space="preserve">Indique los principales problemas detectados en los </w:t>
+      </w:r>
+      <w:proofErr w:type="spellStart"/>
+      <w:r>
+        <w:t>sprints</w:t>
+      </w:r>
+      <w:proofErr w:type="spellEnd"/>
+      <w:r>
+        <w:t xml:space="preserve"> y la solución adoptada</w:t>
       </w:r>
     </w:p>
     <w:tbl>
@@ -13563,7 +14478,6 @@
                 <w:b/>
                 <w:bCs/>
               </w:rPr>
-              <w:lastRenderedPageBreak/>
               <w:t>Problemas detectados:</w:t>
             </w:r>
           </w:p>
@@ -13579,10 +14493,34 @@
                 <w:b/>
                 <w:bCs/>
               </w:rPr>
-              <w:t>Sobrecarga en el trabajo de arte pixel-art:</w:t>
-            </w:r>
-            <w:r>
-              <w:t xml:space="preserve"> el equipo no tenía experiencia avanzada en creación de sprites, lo que extendió los tiempos estimados.</w:t>
+              <w:t xml:space="preserve">Sobrecarga en el trabajo de arte </w:t>
+            </w:r>
+            <w:proofErr w:type="gramStart"/>
+            <w:r>
+              <w:rPr>
+                <w:b/>
+                <w:bCs/>
+              </w:rPr>
+              <w:t>pixel</w:t>
+            </w:r>
+            <w:proofErr w:type="gramEnd"/>
+            <w:r>
+              <w:rPr>
+                <w:b/>
+                <w:bCs/>
+              </w:rPr>
+              <w:t>-art:</w:t>
+            </w:r>
+            <w:r>
+              <w:t xml:space="preserve"> el equipo no tenía experiencia avanzada en creación de </w:t>
+            </w:r>
+            <w:proofErr w:type="spellStart"/>
+            <w:r>
+              <w:t>sprites</w:t>
+            </w:r>
+            <w:proofErr w:type="spellEnd"/>
+            <w:r>
+              <w:t>, lo que extendió los tiempos estimados.</w:t>
             </w:r>
           </w:p>
           <w:p>
@@ -13654,7 +14592,15 @@
               <w:t>paleta de colores final</w:t>
             </w:r>
             <w:r>
-              <w:t xml:space="preserve"> y un estilo pixel-art simple, cálido y coherente.</w:t>
+              <w:t xml:space="preserve"> y un estilo </w:t>
+            </w:r>
+            <w:proofErr w:type="gramStart"/>
+            <w:r>
+              <w:t>pixel</w:t>
+            </w:r>
+            <w:proofErr w:type="gramEnd"/>
+            <w:r>
+              <w:t>-art simple, cálido y coherente.</w:t>
             </w:r>
           </w:p>
           <w:p>
@@ -13672,7 +14618,23 @@
                 <w:b/>
                 <w:bCs/>
               </w:rPr>
-              <w:t>biblioteca interna de sprites reutilizables</w:t>
+              <w:t xml:space="preserve">biblioteca interna de </w:t>
+            </w:r>
+            <w:proofErr w:type="spellStart"/>
+            <w:r>
+              <w:rPr>
+                <w:b/>
+                <w:bCs/>
+              </w:rPr>
+              <w:t>sprites</w:t>
+            </w:r>
+            <w:proofErr w:type="spellEnd"/>
+            <w:r>
+              <w:rPr>
+                <w:b/>
+                <w:bCs/>
+              </w:rPr>
+              <w:t xml:space="preserve"> reutilizables</w:t>
             </w:r>
             <w:r>
               <w:t>, reduciendo el tiempo de creación en tareas futuras.</w:t>
@@ -13767,7 +14729,23 @@
                 <w:b/>
                 <w:bCs/>
               </w:rPr>
-              <w:t>Inicio de problemas de organización de recursos, debido al mayor volumen de sprites, escenas y audios.</w:t>
+              <w:t xml:space="preserve">Inicio de problemas de organización de recursos, debido al mayor volumen de </w:t>
+            </w:r>
+            <w:proofErr w:type="spellStart"/>
+            <w:r>
+              <w:rPr>
+                <w:b/>
+                <w:bCs/>
+              </w:rPr>
+              <w:t>sprites</w:t>
+            </w:r>
+            <w:proofErr w:type="spellEnd"/>
+            <w:r>
+              <w:rPr>
+                <w:b/>
+                <w:bCs/>
+              </w:rPr>
+              <w:t>, escenas y audios.</w:t>
             </w:r>
           </w:p>
           <w:p>
@@ -13898,6 +14876,7 @@
                 <w:b/>
                 <w:bCs/>
               </w:rPr>
+              <w:lastRenderedPageBreak/>
               <w:t>Complejidad en el segundo minijuego visomotor, especialmente en físicas, colisiones y movimiento natural.</w:t>
             </w:r>
           </w:p>
@@ -13936,7 +14915,23 @@
                 <w:b/>
                 <w:bCs/>
               </w:rPr>
-              <w:t>Primeros problemas de integración entre minijuegos, como diferencias entre nodos, HUDs y scripts.</w:t>
+              <w:t xml:space="preserve">Primeros problemas de integración entre minijuegos, como diferencias entre nodos, </w:t>
+            </w:r>
+            <w:proofErr w:type="spellStart"/>
+            <w:r>
+              <w:rPr>
+                <w:b/>
+                <w:bCs/>
+              </w:rPr>
+              <w:t>HUDs</w:t>
+            </w:r>
+            <w:proofErr w:type="spellEnd"/>
+            <w:r>
+              <w:rPr>
+                <w:b/>
+                <w:bCs/>
+              </w:rPr>
+              <w:t xml:space="preserve"> y scripts.</w:t>
             </w:r>
           </w:p>
           <w:p>
@@ -14106,7 +15101,6 @@
                 <w:b/>
                 <w:bCs/>
               </w:rPr>
-              <w:lastRenderedPageBreak/>
               <w:t>Problemas de orientación y rotación en Android, especialmente con juegos horizontales.</w:t>
             </w:r>
           </w:p>
@@ -14145,7 +15139,23 @@
                 <w:b/>
                 <w:bCs/>
               </w:rPr>
-              <w:t>Superposición de hitboxes en la tienda, que provocaba clics en objetos ocultos.</w:t>
+              <w:t xml:space="preserve">Superposición de </w:t>
+            </w:r>
+            <w:proofErr w:type="spellStart"/>
+            <w:r>
+              <w:rPr>
+                <w:b/>
+                <w:bCs/>
+              </w:rPr>
+              <w:t>hitboxes</w:t>
+            </w:r>
+            <w:proofErr w:type="spellEnd"/>
+            <w:r>
+              <w:rPr>
+                <w:b/>
+                <w:bCs/>
+              </w:rPr>
+              <w:t xml:space="preserve"> en la tienda, que provocaba clics en objetos ocultos.</w:t>
             </w:r>
           </w:p>
           <w:p>
@@ -14198,7 +15208,23 @@
                 <w:b/>
                 <w:bCs/>
               </w:rPr>
-              <w:t>Se configuró correctamente la orientación por sensores y se adaptaron los Viewports.</w:t>
+              <w:t xml:space="preserve">Se configuró correctamente la orientación por sensores y se adaptaron los </w:t>
+            </w:r>
+            <w:proofErr w:type="spellStart"/>
+            <w:r>
+              <w:rPr>
+                <w:b/>
+                <w:bCs/>
+              </w:rPr>
+              <w:t>Viewports</w:t>
+            </w:r>
+            <w:proofErr w:type="spellEnd"/>
+            <w:r>
+              <w:rPr>
+                <w:b/>
+                <w:bCs/>
+              </w:rPr>
+              <w:t>.</w:t>
             </w:r>
           </w:p>
           <w:p>
@@ -14217,7 +15243,39 @@
                 <w:b/>
                 <w:bCs/>
               </w:rPr>
-              <w:t>Se reinstaló y configuró completamente el entorno Android (SDK, JDK, Templates, Keystore).</w:t>
+              <w:t xml:space="preserve">Se reinstaló y configuró completamente el entorno Android (SDK, JDK, </w:t>
+            </w:r>
+            <w:proofErr w:type="spellStart"/>
+            <w:r>
+              <w:rPr>
+                <w:b/>
+                <w:bCs/>
+              </w:rPr>
+              <w:t>Templates</w:t>
+            </w:r>
+            <w:proofErr w:type="spellEnd"/>
+            <w:r>
+              <w:rPr>
+                <w:b/>
+                <w:bCs/>
+              </w:rPr>
+              <w:t xml:space="preserve">, </w:t>
+            </w:r>
+            <w:proofErr w:type="spellStart"/>
+            <w:r>
+              <w:rPr>
+                <w:b/>
+                <w:bCs/>
+              </w:rPr>
+              <w:t>Keystore</w:t>
+            </w:r>
+            <w:proofErr w:type="spellEnd"/>
+            <w:r>
+              <w:rPr>
+                <w:b/>
+                <w:bCs/>
+              </w:rPr>
+              <w:t>).</w:t>
             </w:r>
           </w:p>
           <w:p>
@@ -14236,7 +15294,39 @@
                 <w:b/>
                 <w:bCs/>
               </w:rPr>
-              <w:t>Se reorganizó el Z-index y mouse_filter de la tienda para evitar interferencias.</w:t>
+              <w:t>Se reorganizó el Z-</w:t>
+            </w:r>
+            <w:proofErr w:type="spellStart"/>
+            <w:r>
+              <w:rPr>
+                <w:b/>
+                <w:bCs/>
+              </w:rPr>
+              <w:t>index</w:t>
+            </w:r>
+            <w:proofErr w:type="spellEnd"/>
+            <w:r>
+              <w:rPr>
+                <w:b/>
+                <w:bCs/>
+              </w:rPr>
+              <w:t xml:space="preserve"> y </w:t>
+            </w:r>
+            <w:proofErr w:type="spellStart"/>
+            <w:r>
+              <w:rPr>
+                <w:b/>
+                <w:bCs/>
+              </w:rPr>
+              <w:t>mouse_filter</w:t>
+            </w:r>
+            <w:proofErr w:type="spellEnd"/>
+            <w:r>
+              <w:rPr>
+                <w:b/>
+                <w:bCs/>
+              </w:rPr>
+              <w:t xml:space="preserve"> de la tienda para evitar interferencias.</w:t>
             </w:r>
           </w:p>
           <w:p>
@@ -14339,7 +15429,23 @@
               <w:t>N</w:t>
             </w:r>
             <w:r>
-              <w:t>odos nulos (null instance)</w:t>
+              <w:t>odos nulos (</w:t>
+            </w:r>
+            <w:proofErr w:type="spellStart"/>
+            <w:r>
+              <w:t>null</w:t>
+            </w:r>
+            <w:proofErr w:type="spellEnd"/>
+            <w:r>
+              <w:t xml:space="preserve"> </w:t>
+            </w:r>
+            <w:proofErr w:type="spellStart"/>
+            <w:r>
+              <w:t>instance</w:t>
+            </w:r>
+            <w:proofErr w:type="spellEnd"/>
+            <w:r>
+              <w:t>)</w:t>
             </w:r>
           </w:p>
           <w:p>
@@ -14380,7 +15486,15 @@
               <w:t>Mejora:</w:t>
             </w:r>
             <w:r>
-              <w:t xml:space="preserve"> Definir desde el inicio un “template base” para minijuegos (nodos, capas, HUD, señales, convenciones de nombres).</w:t>
+              <w:t xml:space="preserve"> Definir desde el inicio un “</w:t>
+            </w:r>
+            <w:proofErr w:type="spellStart"/>
+            <w:r>
+              <w:t>template</w:t>
+            </w:r>
+            <w:proofErr w:type="spellEnd"/>
+            <w:r>
+              <w:t xml:space="preserve"> base” para minijuegos (nodos, capas, HUD, señales, convenciones de nombres).</w:t>
             </w:r>
           </w:p>
           <w:p/>
@@ -14408,6 +15522,7 @@
           </w:p>
           <w:p>
             <w:r>
+              <w:lastRenderedPageBreak/>
               <w:t>Al comienzo no existía:</w:t>
             </w:r>
           </w:p>
@@ -14526,11 +15641,16 @@
                 <w:numId w:val="12"/>
               </w:numPr>
             </w:pPr>
+            <w:proofErr w:type="spellStart"/>
             <w:r>
               <w:t>H</w:t>
             </w:r>
             <w:r>
-              <w:t xml:space="preserve">itboxes superpuestas </w:t>
+              <w:t>itboxes</w:t>
+            </w:r>
+            <w:proofErr w:type="spellEnd"/>
+            <w:r>
+              <w:t xml:space="preserve"> superpuestas </w:t>
             </w:r>
           </w:p>
           <w:p>
@@ -14564,7 +15684,23 @@
               <w:t>:</w:t>
             </w:r>
             <w:r>
-              <w:t xml:space="preserve"> Crear una guía clara de capas de colisión, máscaras y Z-index por tipo de elemento (UI / gameplay / decorativo).</w:t>
+              <w:t xml:space="preserve"> Crear una guía clara de capas de colisión, máscaras y Z-</w:t>
+            </w:r>
+            <w:proofErr w:type="spellStart"/>
+            <w:r>
+              <w:t>index</w:t>
+            </w:r>
+            <w:proofErr w:type="spellEnd"/>
+            <w:r>
+              <w:t xml:space="preserve"> por tipo de elemento (UI / </w:t>
+            </w:r>
+            <w:proofErr w:type="spellStart"/>
+            <w:r>
+              <w:t>gameplay</w:t>
+            </w:r>
+            <w:proofErr w:type="spellEnd"/>
+            <w:r>
+              <w:t xml:space="preserve"> / decorativo).</w:t>
             </w:r>
           </w:p>
           <w:p/>
@@ -14592,8 +15728,15 @@
           </w:p>
           <w:p>
             <w:r>
-              <w:lastRenderedPageBreak/>
-              <w:t>Durante el proceso de exportación del proyecto Nyuron a dispositivos Android se presentaron varias dificultades que afectaron el despliegue correcto de la aplicación y su funcionamiento</w:t>
+              <w:t xml:space="preserve">Durante el proceso de exportación del proyecto </w:t>
+            </w:r>
+            <w:proofErr w:type="spellStart"/>
+            <w:r>
+              <w:t>Nyuron</w:t>
+            </w:r>
+            <w:proofErr w:type="spellEnd"/>
+            <w:r>
+              <w:t xml:space="preserve"> a dispositivos Android se presentaron varias dificultades que afectaron el despliegue correcto de la aplicación y su funcionamiento</w:t>
             </w:r>
             <w:r>
               <w:t>.</w:t>
@@ -14732,7 +15875,25 @@
                 <w:sz w:val="22"/>
                 <w:szCs w:val="22"/>
               </w:rPr>
-              <w:t>a configuración de “sensor landscape” no se encontraba habilitada o no coincidía con la rotación manual usada en el código.</w:t>
+              <w:t xml:space="preserve">a configuración de “sensor </w:t>
+            </w:r>
+            <w:proofErr w:type="spellStart"/>
+            <w:r>
+              <w:rPr>
+                <w:rFonts w:asciiTheme="minorHAnsi" w:hAnsiTheme="minorHAnsi" w:cstheme="minorHAnsi"/>
+                <w:sz w:val="22"/>
+                <w:szCs w:val="22"/>
+              </w:rPr>
+              <w:t>landscape</w:t>
+            </w:r>
+            <w:proofErr w:type="spellEnd"/>
+            <w:r>
+              <w:rPr>
+                <w:rFonts w:asciiTheme="minorHAnsi" w:hAnsiTheme="minorHAnsi" w:cstheme="minorHAnsi"/>
+                <w:sz w:val="22"/>
+                <w:szCs w:val="22"/>
+              </w:rPr>
+              <w:t>” no se encontraba habilitada o no coincidía con la rotación manual usada en el código.</w:t>
             </w:r>
           </w:p>
           <w:p>
@@ -14804,7 +15965,43 @@
                 <w:sz w:val="22"/>
                 <w:szCs w:val="22"/>
               </w:rPr>
-              <w:t>alta de plantillas (“export templates”);</w:t>
+              <w:t>alta de plantillas (“</w:t>
+            </w:r>
+            <w:proofErr w:type="spellStart"/>
+            <w:r>
+              <w:rPr>
+                <w:rFonts w:asciiTheme="minorHAnsi" w:hAnsiTheme="minorHAnsi" w:cstheme="minorHAnsi"/>
+                <w:sz w:val="22"/>
+                <w:szCs w:val="22"/>
+              </w:rPr>
+              <w:t>export</w:t>
+            </w:r>
+            <w:proofErr w:type="spellEnd"/>
+            <w:r>
+              <w:rPr>
+                <w:rFonts w:asciiTheme="minorHAnsi" w:hAnsiTheme="minorHAnsi" w:cstheme="minorHAnsi"/>
+                <w:sz w:val="22"/>
+                <w:szCs w:val="22"/>
+              </w:rPr>
+              <w:t xml:space="preserve"> </w:t>
+            </w:r>
+            <w:proofErr w:type="spellStart"/>
+            <w:r>
+              <w:rPr>
+                <w:rFonts w:asciiTheme="minorHAnsi" w:hAnsiTheme="minorHAnsi" w:cstheme="minorHAnsi"/>
+                <w:sz w:val="22"/>
+                <w:szCs w:val="22"/>
+              </w:rPr>
+              <w:t>templates</w:t>
+            </w:r>
+            <w:proofErr w:type="spellEnd"/>
+            <w:r>
+              <w:rPr>
+                <w:rFonts w:asciiTheme="minorHAnsi" w:hAnsiTheme="minorHAnsi" w:cstheme="minorHAnsi"/>
+                <w:sz w:val="22"/>
+                <w:szCs w:val="22"/>
+              </w:rPr>
+              <w:t>”);</w:t>
             </w:r>
           </w:p>
           <w:p>
@@ -14888,7 +16085,25 @@
                 <w:sz w:val="22"/>
                 <w:szCs w:val="22"/>
               </w:rPr>
-              <w:t>: Configurar correctamente todo el entorno de exportación desde etapas tempranas del proyecto (SDK, JDK, plantillas de exportación, keystore) y verificar que las versiones sean compatibles. Además, documentar el proceso para evitar retrabajo futuro.</w:t>
+              <w:t xml:space="preserve">: Configurar correctamente todo el entorno de exportación desde etapas tempranas del proyecto (SDK, JDK, plantillas de exportación, </w:t>
+            </w:r>
+            <w:proofErr w:type="spellStart"/>
+            <w:r>
+              <w:rPr>
+                <w:rFonts w:asciiTheme="minorHAnsi" w:hAnsiTheme="minorHAnsi" w:cstheme="minorHAnsi"/>
+                <w:sz w:val="22"/>
+                <w:szCs w:val="22"/>
+              </w:rPr>
+              <w:t>keystore</w:t>
+            </w:r>
+            <w:proofErr w:type="spellEnd"/>
+            <w:r>
+              <w:rPr>
+                <w:rFonts w:asciiTheme="minorHAnsi" w:hAnsiTheme="minorHAnsi" w:cstheme="minorHAnsi"/>
+                <w:sz w:val="22"/>
+                <w:szCs w:val="22"/>
+              </w:rPr>
+              <w:t>) y verificar que las versiones sean compatibles. Además, documentar el proceso para evitar retrabajo futuro.</w:t>
             </w:r>
           </w:p>
         </w:tc>
@@ -14901,6 +16116,7 @@
       <w:bookmarkStart w:id="36" w:name="_heading=h.3o7alnk" w:colFirst="0" w:colLast="0"/>
       <w:bookmarkEnd w:id="36"/>
       <w:r>
+        <w:lastRenderedPageBreak/>
         <w:t>Lecciones aprendidas.</w:t>
       </w:r>
     </w:p>
@@ -14955,6 +16171,7 @@
           </w:p>
           <w:p>
             <w:r>
+              <w:lastRenderedPageBreak/>
               <w:t>En los variados minijuegos se observó</w:t>
             </w:r>
             <w:r>
@@ -14965,6 +16182,7 @@
             <w:r>
               <w:t xml:space="preserve">Durante el desarrollo de los distintos minijuegos se evidenció una falta de estandarización en el uso de nombres y formatos. Algunas variables estaban escritas en </w:t>
             </w:r>
+            <w:proofErr w:type="spellStart"/>
             <w:r>
               <w:rPr>
                 <w:i/>
@@ -14972,9 +16190,11 @@
               </w:rPr>
               <w:t>camelCase</w:t>
             </w:r>
+            <w:proofErr w:type="spellEnd"/>
             <w:r>
               <w:t xml:space="preserve"> y otras en </w:t>
             </w:r>
+            <w:proofErr w:type="spellStart"/>
             <w:r>
               <w:rPr>
                 <w:i/>
@@ -14982,8 +16202,17 @@
               </w:rPr>
               <w:t>snake_case</w:t>
             </w:r>
-            <w:r>
-              <w:t>. Del mismo modo, varios recursos —como sprites, escenas y scripts— tenían nombres en inglés, mientras que otros estaban en español.</w:t>
+            <w:proofErr w:type="spellEnd"/>
+            <w:r>
+              <w:t xml:space="preserve">. Del mismo modo, varios recursos —como </w:t>
+            </w:r>
+            <w:proofErr w:type="spellStart"/>
+            <w:r>
+              <w:t>sprites</w:t>
+            </w:r>
+            <w:proofErr w:type="spellEnd"/>
+            <w:r>
+              <w:t>, escenas y scripts— tenían nombres en inglés, mientras que otros estaban en español.</w:t>
             </w:r>
             <w:r>
               <w:t xml:space="preserve"> </w:t>
@@ -15078,7 +16307,15 @@
           </w:p>
           <w:p>
             <w:r>
-              <w:t>Muchos cambios en nodos, rutas, señales y scripts no quedaron documentados, lo que generó confusión semanas después al retomar funcionalidades viejas o corregir bugs en escenas antiguas. Esto provocó retrabajo, sobre todo al integrar HUDs, botones y lógica de menú.</w:t>
+              <w:t xml:space="preserve">Muchos cambios en nodos, rutas, señales y scripts no quedaron documentados, lo que generó confusión semanas después al retomar funcionalidades viejas o corregir bugs en escenas antiguas. Esto provocó retrabajo, sobre todo al integrar </w:t>
+            </w:r>
+            <w:proofErr w:type="spellStart"/>
+            <w:r>
+              <w:t>HUDs</w:t>
+            </w:r>
+            <w:proofErr w:type="spellEnd"/>
+            <w:r>
+              <w:t>, botones y lógica de menú.</w:t>
             </w:r>
           </w:p>
           <w:p/>
@@ -15125,7 +16362,23 @@
           </w:p>
           <w:p>
             <w:r>
-              <w:t>Se comprobó que varios elementos funcionaban perfectamente en PC pero fallaban en Android, como botones que no detectaban touch, escalado incorrecto, inputs no registrados, UI movida y problemas de rendimiento en móviles de menor gama.</w:t>
+              <w:t xml:space="preserve">Se comprobó que varios elementos funcionaban perfectamente en </w:t>
+            </w:r>
+            <w:proofErr w:type="gramStart"/>
+            <w:r>
+              <w:t>PC</w:t>
+            </w:r>
+            <w:proofErr w:type="gramEnd"/>
+            <w:r>
+              <w:t xml:space="preserve"> pero fallaban en Android, como botones que no detectaban </w:t>
+            </w:r>
+            <w:proofErr w:type="spellStart"/>
+            <w:r>
+              <w:t>touch</w:t>
+            </w:r>
+            <w:proofErr w:type="spellEnd"/>
+            <w:r>
+              <w:t>, escalado incorrecto, inputs no registrados, UI movida y problemas de rendimiento en móviles de menor gama.</w:t>
             </w:r>
           </w:p>
           <w:p/>
@@ -15167,13 +16420,19 @@
       <w:bookmarkStart w:id="37" w:name="_heading=h.23ckvvd" w:colFirst="0" w:colLast="0"/>
       <w:bookmarkEnd w:id="37"/>
       <w:r>
+        <w:lastRenderedPageBreak/>
         <w:t>Mockups</w:t>
       </w:r>
     </w:p>
     <w:p>
       <w:r>
-        <w:t>Inserte las imágenes del producto de software desarrollado en los diferentes sprints</w:t>
+        <w:t xml:space="preserve">Inserte las imágenes del producto de software desarrollado en los diferentes </w:t>
       </w:r>
+      <w:proofErr w:type="spellStart"/>
+      <w:r>
+        <w:t>sprints</w:t>
+      </w:r>
+      <w:proofErr w:type="spellEnd"/>
     </w:p>
     <w:p/>
     <w:p>
@@ -15183,6 +16442,7 @@
       <w:bookmarkStart w:id="38" w:name="_heading=h.ihv636" w:colFirst="0" w:colLast="0"/>
       <w:bookmarkEnd w:id="38"/>
       <w:r>
+        <w:lastRenderedPageBreak/>
         <w:t>Condiciones de aceptación para cierre del proyecto</w:t>
       </w:r>
     </w:p>
@@ -15285,8 +16545,36 @@
         <w:sz w:val="20"/>
         <w:szCs w:val="20"/>
       </w:rPr>
-      <w:t>Plan de Proyecto, Capstone – DuocUC</w:t>
+      <w:t xml:space="preserve">Plan de Proyecto, </w:t>
     </w:r>
+    <w:proofErr w:type="spellStart"/>
+    <w:r>
+      <w:rPr>
+        <w:color w:val="000000"/>
+        <w:sz w:val="20"/>
+        <w:szCs w:val="20"/>
+      </w:rPr>
+      <w:t>Capstone</w:t>
+    </w:r>
+    <w:proofErr w:type="spellEnd"/>
+    <w:r>
+      <w:rPr>
+        <w:color w:val="000000"/>
+        <w:sz w:val="20"/>
+        <w:szCs w:val="20"/>
+      </w:rPr>
+      <w:t xml:space="preserve"> – </w:t>
+    </w:r>
+    <w:proofErr w:type="spellStart"/>
+    <w:r>
+      <w:rPr>
+        <w:color w:val="000000"/>
+        <w:sz w:val="20"/>
+        <w:szCs w:val="20"/>
+      </w:rPr>
+      <w:t>DuocUC</w:t>
+    </w:r>
+    <w:proofErr w:type="spellEnd"/>
   </w:p>
   <w:p>
     <w:pPr>
@@ -18472,7 +19760,7 @@
   <w:abstractNum w:abstractNumId="23" w15:restartNumberingAfterBreak="0">
     <w:nsid w:val="7F5004AF"/>
     <w:multiLevelType w:val="multilevel"/>
-    <w:tmpl w:val="3E80037E"/>
+    <w:tmpl w:val="EDC68714"/>
     <w:lvl w:ilvl="0">
       <w:start w:val="1"/>
       <w:numFmt w:val="bullet"/>
@@ -18513,20 +19801,15 @@
         <w:rFonts w:hint="default"/>
       </w:rPr>
     </w:lvl>
-    <w:lvl w:ilvl="3" w:tentative="1">
-      <w:start w:val="1"/>
+    <w:lvl w:ilvl="3">
       <w:numFmt w:val="bullet"/>
-      <w:lvlText w:val=""/>
+      <w:lvlText w:val="-"/>
       <w:lvlJc w:val="left"/>
       <w:pPr>
-        <w:tabs>
-          <w:tab w:val="num" w:pos="2880"/>
-        </w:tabs>
         <w:ind w:left="2880" w:hanging="360"/>
       </w:pPr>
       <w:rPr>
-        <w:rFonts w:ascii="Wingdings" w:hAnsi="Wingdings" w:hint="default"/>
-        <w:sz w:val="20"/>
+        <w:rFonts w:ascii="Calibri" w:eastAsia="Calibri" w:hAnsi="Calibri" w:cs="Calibri" w:hint="default"/>
       </w:rPr>
     </w:lvl>
     <w:lvl w:ilvl="4" w:tentative="1">
@@ -18660,99 +19943,27 @@
   </w:num>
   <w:num w:numId="17" w16cid:durableId="2066835919">
     <w:abstractNumId w:val="9"/>
-    <w:lvlOverride w:ilvl="0"/>
-    <w:lvlOverride w:ilvl="1"/>
-    <w:lvlOverride w:ilvl="2"/>
-    <w:lvlOverride w:ilvl="3"/>
-    <w:lvlOverride w:ilvl="4"/>
-    <w:lvlOverride w:ilvl="5"/>
-    <w:lvlOverride w:ilvl="6"/>
-    <w:lvlOverride w:ilvl="7"/>
-    <w:lvlOverride w:ilvl="8"/>
   </w:num>
   <w:num w:numId="18" w16cid:durableId="1776093105">
     <w:abstractNumId w:val="2"/>
-    <w:lvlOverride w:ilvl="0"/>
-    <w:lvlOverride w:ilvl="1"/>
-    <w:lvlOverride w:ilvl="2"/>
-    <w:lvlOverride w:ilvl="3"/>
-    <w:lvlOverride w:ilvl="4"/>
-    <w:lvlOverride w:ilvl="5"/>
-    <w:lvlOverride w:ilvl="6"/>
-    <w:lvlOverride w:ilvl="7"/>
-    <w:lvlOverride w:ilvl="8"/>
   </w:num>
   <w:num w:numId="19" w16cid:durableId="524825993">
     <w:abstractNumId w:val="10"/>
-    <w:lvlOverride w:ilvl="0"/>
-    <w:lvlOverride w:ilvl="1"/>
-    <w:lvlOverride w:ilvl="2"/>
-    <w:lvlOverride w:ilvl="3"/>
-    <w:lvlOverride w:ilvl="4"/>
-    <w:lvlOverride w:ilvl="5"/>
-    <w:lvlOverride w:ilvl="6"/>
-    <w:lvlOverride w:ilvl="7"/>
-    <w:lvlOverride w:ilvl="8"/>
   </w:num>
   <w:num w:numId="20" w16cid:durableId="944075575">
     <w:abstractNumId w:val="3"/>
-    <w:lvlOverride w:ilvl="0"/>
-    <w:lvlOverride w:ilvl="1"/>
-    <w:lvlOverride w:ilvl="2"/>
-    <w:lvlOverride w:ilvl="3"/>
-    <w:lvlOverride w:ilvl="4"/>
-    <w:lvlOverride w:ilvl="5"/>
-    <w:lvlOverride w:ilvl="6"/>
-    <w:lvlOverride w:ilvl="7"/>
-    <w:lvlOverride w:ilvl="8"/>
   </w:num>
   <w:num w:numId="21" w16cid:durableId="1327905534">
     <w:abstractNumId w:val="18"/>
-    <w:lvlOverride w:ilvl="0"/>
-    <w:lvlOverride w:ilvl="1"/>
-    <w:lvlOverride w:ilvl="2"/>
-    <w:lvlOverride w:ilvl="3"/>
-    <w:lvlOverride w:ilvl="4"/>
-    <w:lvlOverride w:ilvl="5"/>
-    <w:lvlOverride w:ilvl="6"/>
-    <w:lvlOverride w:ilvl="7"/>
-    <w:lvlOverride w:ilvl="8"/>
   </w:num>
   <w:num w:numId="22" w16cid:durableId="848328042">
     <w:abstractNumId w:val="6"/>
-    <w:lvlOverride w:ilvl="0"/>
-    <w:lvlOverride w:ilvl="1"/>
-    <w:lvlOverride w:ilvl="2"/>
-    <w:lvlOverride w:ilvl="3"/>
-    <w:lvlOverride w:ilvl="4"/>
-    <w:lvlOverride w:ilvl="5"/>
-    <w:lvlOverride w:ilvl="6"/>
-    <w:lvlOverride w:ilvl="7"/>
-    <w:lvlOverride w:ilvl="8"/>
   </w:num>
   <w:num w:numId="23" w16cid:durableId="1619288635">
     <w:abstractNumId w:val="20"/>
-    <w:lvlOverride w:ilvl="0"/>
-    <w:lvlOverride w:ilvl="1"/>
-    <w:lvlOverride w:ilvl="2"/>
-    <w:lvlOverride w:ilvl="3"/>
-    <w:lvlOverride w:ilvl="4"/>
-    <w:lvlOverride w:ilvl="5"/>
-    <w:lvlOverride w:ilvl="6"/>
-    <w:lvlOverride w:ilvl="7"/>
-    <w:lvlOverride w:ilvl="8"/>
   </w:num>
   <w:num w:numId="24" w16cid:durableId="2138451605">
     <w:abstractNumId w:val="17"/>
-    <w:lvlOverride w:ilvl="0"/>
-    <w:lvlOverride w:ilvl="1"/>
-    <w:lvlOverride w:ilvl="2"/>
-    <w:lvlOverride w:ilvl="3"/>
-    <w:lvlOverride w:ilvl="4"/>
-    <w:lvlOverride w:ilvl="5"/>
-    <w:lvlOverride w:ilvl="6"/>
-    <w:lvlOverride w:ilvl="7"/>
-    <w:lvlOverride w:ilvl="8"/>
   </w:num>
 </w:numbering>
 </file>

--- a/Plan de proyecto Nyuron.docx
+++ b/Plan de proyecto Nyuron.docx
@@ -595,7 +595,6 @@
           <w:docPartUnique/>
         </w:docPartObj>
       </w:sdtPr>
-      <w:sdtEndPr/>
       <w:sdtContent>
         <w:p>
           <w:pPr>
@@ -13908,10 +13907,7 @@
               <w:t>-</w:t>
             </w:r>
             <w:r>
-              <w:t xml:space="preserve"> </w:t>
-            </w:r>
-            <w:r>
-              <w:t>En las primeras pruebas en Android, varias interfaces se vieron desajustadas por problemas de resolución y escalado.</w:t>
+              <w:t xml:space="preserve"> En las primeras pruebas en Android, varias interfaces se vieron desajustadas por problemas de resolución y escalado.</w:t>
             </w:r>
           </w:p>
         </w:tc>
@@ -13936,10 +13932,7 @@
               <w:t>-</w:t>
             </w:r>
             <w:r>
-              <w:t xml:space="preserve"> </w:t>
-            </w:r>
-            <w:r>
-              <w:t>Estandarizar la estructura de todos los minijuegos mediante una plantilla común de nodos, HUD, señales y scripts.</w:t>
+              <w:t xml:space="preserve"> Estandarizar la estructura de todos los minijuegos mediante una plantilla común de nodos, HUD, señales y scripts.</w:t>
             </w:r>
           </w:p>
           <w:p>
@@ -13947,10 +13940,7 @@
               <w:t>-</w:t>
             </w:r>
             <w:r>
-              <w:t xml:space="preserve"> </w:t>
-            </w:r>
-            <w:r>
-              <w:t>Reorganizar la tienda usando capas (Z-</w:t>
+              <w:t xml:space="preserve"> Reorganizar la tienda usando capas (Z-</w:t>
             </w:r>
             <w:proofErr w:type="spellStart"/>
             <w:r>
@@ -14390,10 +14380,7 @@
               <w:t>-</w:t>
             </w:r>
             <w:r>
-              <w:t xml:space="preserve"> </w:t>
-            </w:r>
-            <w:r>
-              <w:t>Probar en Android desde etapas tempranas para evitar sorpresas al final del ciclo.</w:t>
+              <w:t xml:space="preserve"> Probar en Android desde etapas tempranas para evitar sorpresas al final del ciclo.</w:t>
             </w:r>
             <w:r>
               <w:t xml:space="preserve"> </w:t>
@@ -16446,7 +16433,114 @@
         <w:t>Condiciones de aceptación para cierre del proyecto</w:t>
       </w:r>
     </w:p>
-    <w:p/>
+    <w:p>
+      <w:pPr>
+        <w:pStyle w:val="Prrafodelista"/>
+        <w:numPr>
+          <w:ilvl w:val="0"/>
+          <w:numId w:val="25"/>
+        </w:numPr>
+      </w:pPr>
+      <w:r>
+        <w:t>Funcionamiento completo del videojuego</w:t>
+      </w:r>
+    </w:p>
+    <w:p>
+      <w:pPr>
+        <w:pStyle w:val="Prrafodelista"/>
+        <w:numPr>
+          <w:ilvl w:val="0"/>
+          <w:numId w:val="25"/>
+        </w:numPr>
+      </w:pPr>
+      <w:r>
+        <w:t>Funcionamiento estable en Android</w:t>
+      </w:r>
+    </w:p>
+    <w:p>
+      <w:pPr>
+        <w:pStyle w:val="Prrafodelista"/>
+        <w:numPr>
+          <w:ilvl w:val="0"/>
+          <w:numId w:val="25"/>
+        </w:numPr>
+      </w:pPr>
+      <w:r>
+        <w:t>Interfaz y usabilidad aprobadas</w:t>
+      </w:r>
+    </w:p>
+    <w:p>
+      <w:pPr>
+        <w:pStyle w:val="Prrafodelista"/>
+        <w:numPr>
+          <w:ilvl w:val="0"/>
+          <w:numId w:val="25"/>
+        </w:numPr>
+      </w:pPr>
+      <w:r>
+        <w:t>Tienda y personalización funcionando</w:t>
+      </w:r>
+    </w:p>
+    <w:p>
+      <w:pPr>
+        <w:pStyle w:val="Prrafodelista"/>
+        <w:numPr>
+          <w:ilvl w:val="0"/>
+          <w:numId w:val="25"/>
+        </w:numPr>
+      </w:pPr>
+      <w:r>
+        <w:t>Sistema de persistencia operativo</w:t>
+      </w:r>
+    </w:p>
+    <w:p>
+      <w:pPr>
+        <w:pStyle w:val="Prrafodelista"/>
+        <w:numPr>
+          <w:ilvl w:val="0"/>
+          <w:numId w:val="25"/>
+        </w:numPr>
+      </w:pPr>
+      <w:r>
+        <w:t>Corrección de errores críticos</w:t>
+      </w:r>
+    </w:p>
+    <w:p>
+      <w:pPr>
+        <w:pStyle w:val="Prrafodelista"/>
+        <w:numPr>
+          <w:ilvl w:val="0"/>
+          <w:numId w:val="25"/>
+        </w:numPr>
+      </w:pPr>
+      <w:r>
+        <w:t>Revisión del Backlog y épicas completadas</w:t>
+      </w:r>
+    </w:p>
+    <w:p>
+      <w:pPr>
+        <w:pStyle w:val="Prrafodelista"/>
+        <w:numPr>
+          <w:ilvl w:val="0"/>
+          <w:numId w:val="25"/>
+        </w:numPr>
+      </w:pPr>
+      <w:r>
+        <w:t>Documentación final entregada</w:t>
+      </w:r>
+    </w:p>
+    <w:p>
+      <w:pPr>
+        <w:pStyle w:val="Prrafodelista"/>
+        <w:numPr>
+          <w:ilvl w:val="0"/>
+          <w:numId w:val="25"/>
+        </w:numPr>
+      </w:pPr>
+      <w:r>
+        <w:t>Presentación del proyecto</w:t>
+      </w:r>
+    </w:p>
     <w:p>
       <w:pPr>
         <w:rPr>
@@ -16468,11 +16562,136 @@
         <w:t>Anexos</w:t>
       </w:r>
     </w:p>
-    <w:p/>
-    <w:p/>
-    <w:p/>
-    <w:p/>
-    <w:p/>
+    <w:p>
+      <w:pPr>
+        <w:rPr>
+          <w:b/>
+          <w:bCs/>
+        </w:rPr>
+      </w:pPr>
+      <w:r>
+        <w:rPr>
+          <w:b/>
+          <w:bCs/>
+        </w:rPr>
+        <w:t>Anexo 1 – Documento de Épicas e Historias de Usuario</w:t>
+      </w:r>
+    </w:p>
+    <w:p>
+      <w:r>
+        <w:t>Incluye la definición de épicas, historias priorizadas y criterios de aceptación utilizados durante el desarrollo bajo metodología Scrum.</w:t>
+      </w:r>
+    </w:p>
+    <w:p>
+      <w:pPr>
+        <w:rPr>
+          <w:b/>
+          <w:bCs/>
+        </w:rPr>
+      </w:pPr>
+      <w:r>
+        <w:rPr>
+          <w:b/>
+          <w:bCs/>
+        </w:rPr>
+        <w:t>Anexo 2 – Backlog del Proyecto</w:t>
+      </w:r>
+    </w:p>
+    <w:p>
+      <w:r>
+        <w:t>Registro completo de tareas por sprint, prioridades, estimaciones y estados finales.</w:t>
+      </w:r>
+    </w:p>
+    <w:p>
+      <w:pPr>
+        <w:rPr>
+          <w:b/>
+          <w:bCs/>
+        </w:rPr>
+      </w:pPr>
+      <w:r>
+        <w:rPr>
+          <w:b/>
+          <w:bCs/>
+        </w:rPr>
+        <w:t>Anexo 3 – Arte y Recursos Visuales</w:t>
+      </w:r>
+    </w:p>
+    <w:p>
+      <w:pPr>
+        <w:rPr>
+          <w:b/>
+          <w:bCs/>
+        </w:rPr>
+      </w:pPr>
+      <w:r>
+        <w:rPr>
+          <w:b/>
+          <w:bCs/>
+        </w:rPr>
+        <w:t>Anexo 4 – Evidencias del Desarrollo de Minijuegos</w:t>
+      </w:r>
+    </w:p>
+    <w:p>
+      <w:pPr>
+        <w:rPr>
+          <w:b/>
+          <w:bCs/>
+        </w:rPr>
+      </w:pPr>
+      <w:r>
+        <w:rPr>
+          <w:b/>
+          <w:bCs/>
+        </w:rPr>
+        <w:t>Anexo 5 – Pruebas Funcionales y Resultados</w:t>
+      </w:r>
+    </w:p>
+    <w:p>
+      <w:pPr>
+        <w:rPr>
+          <w:b/>
+          <w:bCs/>
+        </w:rPr>
+      </w:pPr>
+      <w:r>
+        <w:rPr>
+          <w:b/>
+          <w:bCs/>
+        </w:rPr>
+        <w:t>Anexo 6 – Integración y Flujo de Navegación</w:t>
+      </w:r>
+    </w:p>
+    <w:p>
+      <w:pPr>
+        <w:rPr>
+          <w:b/>
+          <w:bCs/>
+        </w:rPr>
+      </w:pPr>
+      <w:r>
+        <w:rPr>
+          <w:b/>
+          <w:bCs/>
+        </w:rPr>
+        <w:t>Anexo 7 – Exportación a Android</w:t>
+      </w:r>
+    </w:p>
+    <w:p>
+      <w:pPr>
+        <w:rPr>
+          <w:b/>
+          <w:bCs/>
+        </w:rPr>
+      </w:pPr>
+      <w:r>
+        <w:rPr>
+          <w:b/>
+          <w:bCs/>
+        </w:rPr>
+        <w:t>Anexo 8 – Presentación Final (PPT)</w:t>
+      </w:r>
+    </w:p>
     <w:p>
       <w:pPr>
         <w:pStyle w:val="Ttulo2"/>
@@ -19758,6 +19977,95 @@
     </w:lvl>
   </w:abstractNum>
   <w:abstractNum w:abstractNumId="23" w15:restartNumberingAfterBreak="0">
+    <w:nsid w:val="7EB406B3"/>
+    <w:multiLevelType w:val="hybridMultilevel"/>
+    <w:tmpl w:val="214A84FA"/>
+    <w:lvl w:ilvl="0" w:tplc="340A000F">
+      <w:start w:val="1"/>
+      <w:numFmt w:val="decimal"/>
+      <w:lvlText w:val="%1."/>
+      <w:lvlJc w:val="left"/>
+      <w:pPr>
+        <w:ind w:left="720" w:hanging="360"/>
+      </w:pPr>
+      <w:rPr>
+        <w:rFonts w:hint="default"/>
+      </w:rPr>
+    </w:lvl>
+    <w:lvl w:ilvl="1" w:tplc="340A0019" w:tentative="1">
+      <w:start w:val="1"/>
+      <w:numFmt w:val="lowerLetter"/>
+      <w:lvlText w:val="%2."/>
+      <w:lvlJc w:val="left"/>
+      <w:pPr>
+        <w:ind w:left="1440" w:hanging="360"/>
+      </w:pPr>
+    </w:lvl>
+    <w:lvl w:ilvl="2" w:tplc="340A001B" w:tentative="1">
+      <w:start w:val="1"/>
+      <w:numFmt w:val="lowerRoman"/>
+      <w:lvlText w:val="%3."/>
+      <w:lvlJc w:val="right"/>
+      <w:pPr>
+        <w:ind w:left="2160" w:hanging="180"/>
+      </w:pPr>
+    </w:lvl>
+    <w:lvl w:ilvl="3" w:tplc="340A000F" w:tentative="1">
+      <w:start w:val="1"/>
+      <w:numFmt w:val="decimal"/>
+      <w:lvlText w:val="%4."/>
+      <w:lvlJc w:val="left"/>
+      <w:pPr>
+        <w:ind w:left="2880" w:hanging="360"/>
+      </w:pPr>
+    </w:lvl>
+    <w:lvl w:ilvl="4" w:tplc="340A0019" w:tentative="1">
+      <w:start w:val="1"/>
+      <w:numFmt w:val="lowerLetter"/>
+      <w:lvlText w:val="%5."/>
+      <w:lvlJc w:val="left"/>
+      <w:pPr>
+        <w:ind w:left="3600" w:hanging="360"/>
+      </w:pPr>
+    </w:lvl>
+    <w:lvl w:ilvl="5" w:tplc="340A001B" w:tentative="1">
+      <w:start w:val="1"/>
+      <w:numFmt w:val="lowerRoman"/>
+      <w:lvlText w:val="%6."/>
+      <w:lvlJc w:val="right"/>
+      <w:pPr>
+        <w:ind w:left="4320" w:hanging="180"/>
+      </w:pPr>
+    </w:lvl>
+    <w:lvl w:ilvl="6" w:tplc="340A000F" w:tentative="1">
+      <w:start w:val="1"/>
+      <w:numFmt w:val="decimal"/>
+      <w:lvlText w:val="%7."/>
+      <w:lvlJc w:val="left"/>
+      <w:pPr>
+        <w:ind w:left="5040" w:hanging="360"/>
+      </w:pPr>
+    </w:lvl>
+    <w:lvl w:ilvl="7" w:tplc="340A0019" w:tentative="1">
+      <w:start w:val="1"/>
+      <w:numFmt w:val="lowerLetter"/>
+      <w:lvlText w:val="%8."/>
+      <w:lvlJc w:val="left"/>
+      <w:pPr>
+        <w:ind w:left="5760" w:hanging="360"/>
+      </w:pPr>
+    </w:lvl>
+    <w:lvl w:ilvl="8" w:tplc="340A001B" w:tentative="1">
+      <w:start w:val="1"/>
+      <w:numFmt w:val="lowerRoman"/>
+      <w:lvlText w:val="%9."/>
+      <w:lvlJc w:val="right"/>
+      <w:pPr>
+        <w:ind w:left="6480" w:hanging="180"/>
+      </w:pPr>
+    </w:lvl>
+  </w:abstractNum>
+  <w:abstractNum w:abstractNumId="24" w15:restartNumberingAfterBreak="0">
     <w:nsid w:val="7F5004AF"/>
     <w:multiLevelType w:val="multilevel"/>
     <w:tmpl w:val="EDC68714"/>
@@ -19894,7 +20202,7 @@
     </w:lvl>
   </w:abstractNum>
   <w:num w:numId="1" w16cid:durableId="962879689">
-    <w:abstractNumId w:val="23"/>
+    <w:abstractNumId w:val="24"/>
   </w:num>
   <w:num w:numId="2" w16cid:durableId="692347092">
     <w:abstractNumId w:val="15"/>
@@ -19964,6 +20272,9 @@
   </w:num>
   <w:num w:numId="24" w16cid:durableId="2138451605">
     <w:abstractNumId w:val="17"/>
+  </w:num>
+  <w:num w:numId="25" w16cid:durableId="187791755">
+    <w:abstractNumId w:val="23"/>
   </w:num>
 </w:numbering>
 </file>
